--- a/docs/assets/tempales/LR4.docx
+++ b/docs/assets/tempales/LR4.docx
@@ -4,227 +4,2081 @@
   <w:body>
     <w:p>
       <w:pPr>
-        <w:jc w:val="center"/>
+        <w:ind w:right="-850" w:hanging="1701"/>
       </w:pPr>
       <w:r>
-        <w:t>Создание диаграммы вариантов использования</w:t>
+        <w:rPr>
+          <w:noProof/>
+        </w:rPr>
+        <w:drawing>
+          <wp:inline distT="0" distB="0" distL="0" distR="0" wp14:anchorId="5DED153B" wp14:editId="6B546095">
+            <wp:extent cx="7574280" cy="914400"/>
+            <wp:effectExtent l="0" t="0" r="7620" b="0"/>
+            <wp:docPr id="1" name="Рисунок 1"/>
+            <wp:cNvGraphicFramePr>
+              <a:graphicFrameLocks xmlns:a="http://schemas.openxmlformats.org/drawingml/2006/main" noChangeAspect="1"/>
+            </wp:cNvGraphicFramePr>
+            <a:graphic xmlns:a="http://schemas.openxmlformats.org/drawingml/2006/main">
+              <a:graphicData uri="http://schemas.openxmlformats.org/drawingml/2006/picture">
+                <pic:pic xmlns:pic="http://schemas.openxmlformats.org/drawingml/2006/picture">
+                  <pic:nvPicPr>
+                    <pic:cNvPr id="0" name="Рисунок 1"/>
+                    <pic:cNvPicPr>
+                      <a:picLocks noChangeAspect="1"/>
+                    </pic:cNvPicPr>
+                  </pic:nvPicPr>
+                  <pic:blipFill>
+                    <a:blip r:embed="rId7"/>
+                    <a:stretch/>
+                  </pic:blipFill>
+                  <pic:spPr bwMode="auto">
+                    <a:xfrm>
+                      <a:off x="0" y="0"/>
+                      <a:ext cx="7574280" cy="914400"/>
+                    </a:xfrm>
+                    <a:prstGeom prst="rect">
+                      <a:avLst/>
+                    </a:prstGeom>
+                    <a:noFill/>
+                    <a:ln>
+                      <a:noFill/>
+                    </a:ln>
+                  </pic:spPr>
+                </pic:pic>
+              </a:graphicData>
+            </a:graphic>
+          </wp:inline>
+        </w:drawing>
       </w:r>
     </w:p>
     <w:p>
       <w:pPr>
-        <w:tabs>
-          <w:tab w:val="left" w:pos="567"/>
-          <w:tab w:val="left" w:pos="709"/>
-        </w:tabs>
-        <w:ind w:firstLine="0"/>
+        <w:spacing w:line="240" w:lineRule="auto"/>
+        <w:ind w:right="-1"/>
+        <w:jc w:val="center"/>
+        <w:rPr>
+          <w:rFonts w:ascii="TimesNewRomanPS-BoldMT" w:hAnsi="TimesNewRomanPS-BoldMT"/>
+          <w:b/>
+          <w:bCs/>
+          <w:color w:val="000000"/>
+          <w:sz w:val="26"/>
+          <w:szCs w:val="26"/>
+        </w:rPr>
       </w:pPr>
       <w:r>
-        <w:t xml:space="preserve">1. Задание </w:t>
+        <w:rPr>
+          <w:rFonts w:ascii="TimesNewRomanPS-BoldMT" w:hAnsi="TimesNewRomanPS-BoldMT"/>
+          <w:b/>
+          <w:bCs/>
+          <w:color w:val="000000"/>
+          <w:sz w:val="26"/>
+          <w:szCs w:val="26"/>
+        </w:rPr>
+        <w:t>АВТОНОМНАЯ НЕКОММЕРЧЕСКАЯ ОРГАНИЗАЦИЯ</w:t>
       </w:r>
     </w:p>
     <w:p>
       <w:pPr>
-        <w:pStyle w:val="afc"/>
-        <w:numPr>
-          <w:ilvl w:val="1"/>
-          <w:numId w:val="4"/>
-        </w:numPr>
-        <w:tabs>
-          <w:tab w:val="left" w:pos="567"/>
-          <w:tab w:val="left" w:pos="709"/>
-          <w:tab w:val="left" w:pos="1134"/>
-        </w:tabs>
-        <w:ind w:left="0" w:firstLine="0"/>
+        <w:spacing w:line="240" w:lineRule="auto"/>
+        <w:ind w:right="-1"/>
+        <w:jc w:val="center"/>
+        <w:rPr>
+          <w:rFonts w:ascii="TimesNewRomanPS-BoldMT" w:hAnsi="TimesNewRomanPS-BoldMT"/>
+          <w:color w:val="000000"/>
+          <w:sz w:val="26"/>
+          <w:szCs w:val="26"/>
+        </w:rPr>
       </w:pPr>
       <w:r>
-        <w:t xml:space="preserve">Название предметной области </w:t>
+        <w:rPr>
+          <w:rFonts w:ascii="TimesNewRomanPS-BoldMT" w:hAnsi="TimesNewRomanPS-BoldMT"/>
+          <w:b/>
+          <w:bCs/>
+          <w:color w:val="000000"/>
+          <w:sz w:val="26"/>
+          <w:szCs w:val="26"/>
+        </w:rPr>
+        <w:t>ВЫСШЕГО ОБРАЗОВАНИЯ</w:t>
+      </w:r>
+      <w:r>
+        <w:rPr>
+          <w:rFonts w:ascii="TimesNewRomanPS-BoldMT" w:hAnsi="TimesNewRomanPS-BoldMT"/>
+          <w:color w:val="000000"/>
+          <w:sz w:val="26"/>
+          <w:szCs w:val="26"/>
+        </w:rPr>
+        <w:t xml:space="preserve"> </w:t>
       </w:r>
     </w:p>
     <w:p>
       <w:pPr>
-        <w:pStyle w:val="afc"/>
-        <w:numPr>
-          <w:ilvl w:val="1"/>
-          <w:numId w:val="4"/>
-        </w:numPr>
-        <w:tabs>
-          <w:tab w:val="left" w:pos="567"/>
-          <w:tab w:val="left" w:pos="709"/>
-          <w:tab w:val="left" w:pos="1134"/>
-        </w:tabs>
-        <w:ind w:left="0" w:firstLine="0"/>
+        <w:spacing w:line="240" w:lineRule="auto"/>
+        <w:ind w:right="-1"/>
+        <w:jc w:val="center"/>
+        <w:rPr>
+          <w:rFonts w:ascii="TimesNewRomanPS-BoldMT" w:hAnsi="TimesNewRomanPS-BoldMT"/>
+          <w:b/>
+          <w:bCs/>
+          <w:color w:val="000000"/>
+          <w:sz w:val="26"/>
+          <w:szCs w:val="26"/>
+        </w:rPr>
       </w:pPr>
       <w:r>
-        <w:t>Выделить основные варианты использования системы (не менее 5)</w:t>
+        <w:rPr>
+          <w:rFonts w:ascii="TimesNewRomanPS-BoldMT" w:hAnsi="TimesNewRomanPS-BoldMT"/>
+          <w:b/>
+          <w:bCs/>
+          <w:color w:val="000000"/>
+          <w:sz w:val="26"/>
+          <w:szCs w:val="26"/>
+        </w:rPr>
+        <w:t>«МОСКОВСКИЙ УНИВЕРСИТЕТ</w:t>
+      </w:r>
+      <w:r>
+        <w:rPr>
+          <w:rFonts w:ascii="TimesNewRomanPS-BoldMT" w:hAnsi="TimesNewRomanPS-BoldMT"/>
+          <w:color w:val="000000"/>
+          <w:sz w:val="26"/>
+          <w:szCs w:val="26"/>
+        </w:rPr>
+        <w:t xml:space="preserve"> </w:t>
+      </w:r>
+      <w:r>
+        <w:rPr>
+          <w:rFonts w:ascii="TimesNewRomanPS-BoldMT" w:hAnsi="TimesNewRomanPS-BoldMT"/>
+          <w:b/>
+          <w:bCs/>
+          <w:color w:val="000000"/>
+          <w:sz w:val="26"/>
+          <w:szCs w:val="26"/>
+        </w:rPr>
+        <w:t>«СИНЕРГИЯ»</w:t>
+      </w:r>
+    </w:p>
+    <w:tbl>
+      <w:tblPr>
+        <w:tblW w:w="0" w:type="auto"/>
+        <w:tblLook w:val="04A0" w:firstRow="1" w:lastRow="0" w:firstColumn="1" w:lastColumn="0" w:noHBand="0" w:noVBand="1"/>
+      </w:tblPr>
+      <w:tblGrid>
+        <w:gridCol w:w="3355"/>
+        <w:gridCol w:w="273"/>
+        <w:gridCol w:w="5443"/>
+      </w:tblGrid>
+      <w:tr>
+        <w:tc>
+          <w:tcPr>
+            <w:tcW w:w="3115" w:type="dxa"/>
+            <w:shd w:val="clear" w:color="auto" w:fill="auto"/>
+          </w:tcPr>
+          <w:p>
+            <w:pPr>
+              <w:spacing w:line="240" w:lineRule="auto"/>
+              <w:ind w:right="-1" w:firstLine="0"/>
+              <w:rPr>
+                <w:rFonts w:ascii="TimesNewRomanPS-BoldMT" w:hAnsi="TimesNewRomanPS-BoldMT"/>
+                <w:color w:val="000000"/>
+                <w:sz w:val="24"/>
+              </w:rPr>
+            </w:pPr>
+            <w:r>
+              <w:rPr>
+                <w:rFonts w:ascii="TimesNewRomanPS-BoldMT" w:hAnsi="TimesNewRomanPS-BoldMT"/>
+                <w:b/>
+                <w:bCs/>
+                <w:color w:val="000000"/>
+                <w:sz w:val="24"/>
+              </w:rPr>
+              <w:t>Факультет/Институт</w:t>
+            </w:r>
+          </w:p>
+        </w:tc>
+        <w:tc>
+          <w:tcPr>
+            <w:tcW w:w="282" w:type="dxa"/>
+            <w:shd w:val="clear" w:color="auto" w:fill="auto"/>
+          </w:tcPr>
+          <w:p>
+            <w:pPr>
+              <w:spacing w:line="240" w:lineRule="auto"/>
+              <w:ind w:right="-1"/>
+              <w:jc w:val="center"/>
+              <w:rPr>
+                <w:rFonts w:ascii="TimesNewRomanPS-BoldMT" w:hAnsi="TimesNewRomanPS-BoldMT"/>
+                <w:color w:val="000000"/>
+                <w:sz w:val="24"/>
+              </w:rPr>
+            </w:pPr>
+          </w:p>
+        </w:tc>
+        <w:tc>
+          <w:tcPr>
+            <w:tcW w:w="5948" w:type="dxa"/>
+            <w:tcBorders>
+              <w:bottom w:val="single" w:sz="4" w:space="0" w:color="000000"/>
+            </w:tcBorders>
+            <w:shd w:val="clear" w:color="auto" w:fill="auto"/>
+          </w:tcPr>
+          <w:p>
+            <w:pPr>
+              <w:spacing w:line="240" w:lineRule="auto"/>
+              <w:ind w:right="-1"/>
+              <w:jc w:val="center"/>
+              <w:rPr>
+                <w:color w:val="000000"/>
+                <w:sz w:val="24"/>
+              </w:rPr>
+            </w:pPr>
+            <w:r>
+              <w:rPr>
+                <w:color w:val="000000"/>
+                <w:sz w:val="24"/>
+              </w:rPr>
+              <w:t>информационных технологий</w:t>
+            </w:r>
+          </w:p>
+        </w:tc>
+      </w:tr>
+      <w:tr>
+        <w:tc>
+          <w:tcPr>
+            <w:tcW w:w="3115" w:type="dxa"/>
+            <w:shd w:val="clear" w:color="auto" w:fill="auto"/>
+          </w:tcPr>
+          <w:p>
+            <w:pPr>
+              <w:spacing w:line="240" w:lineRule="auto"/>
+              <w:ind w:right="-1"/>
+              <w:rPr>
+                <w:rFonts w:ascii="TimesNewRomanPS-BoldMT" w:hAnsi="TimesNewRomanPS-BoldMT"/>
+                <w:b/>
+                <w:bCs/>
+                <w:color w:val="000000"/>
+                <w:sz w:val="24"/>
+              </w:rPr>
+            </w:pPr>
+          </w:p>
+        </w:tc>
+        <w:tc>
+          <w:tcPr>
+            <w:tcW w:w="282" w:type="dxa"/>
+            <w:shd w:val="clear" w:color="auto" w:fill="auto"/>
+          </w:tcPr>
+          <w:p>
+            <w:pPr>
+              <w:spacing w:line="240" w:lineRule="auto"/>
+              <w:ind w:right="-1"/>
+              <w:jc w:val="center"/>
+              <w:rPr>
+                <w:rFonts w:ascii="TimesNewRomanPS-BoldMT" w:hAnsi="TimesNewRomanPS-BoldMT"/>
+                <w:color w:val="000000"/>
+                <w:sz w:val="24"/>
+              </w:rPr>
+            </w:pPr>
+          </w:p>
+        </w:tc>
+        <w:tc>
+          <w:tcPr>
+            <w:tcW w:w="5948" w:type="dxa"/>
+            <w:tcBorders>
+              <w:top w:val="single" w:sz="4" w:space="0" w:color="000000"/>
+            </w:tcBorders>
+            <w:shd w:val="clear" w:color="auto" w:fill="auto"/>
+          </w:tcPr>
+          <w:p>
+            <w:pPr>
+              <w:spacing w:line="240" w:lineRule="auto"/>
+              <w:ind w:right="-1"/>
+              <w:jc w:val="center"/>
+              <w:rPr>
+                <w:rFonts w:ascii="TimesNewRomanPS-BoldMT" w:hAnsi="TimesNewRomanPS-BoldMT"/>
+                <w:color w:val="000000"/>
+                <w:sz w:val="24"/>
+              </w:rPr>
+            </w:pPr>
+            <w:r>
+              <w:rPr>
+                <w:rFonts w:ascii="TimesNewRomanPSMT" w:hAnsi="TimesNewRomanPSMT"/>
+                <w:color w:val="000000"/>
+                <w:sz w:val="24"/>
+              </w:rPr>
+              <w:t>(наименование факультета/ Института)</w:t>
+            </w:r>
+          </w:p>
+        </w:tc>
+      </w:tr>
+      <w:tr>
+        <w:tc>
+          <w:tcPr>
+            <w:tcW w:w="3115" w:type="dxa"/>
+            <w:shd w:val="clear" w:color="auto" w:fill="auto"/>
+          </w:tcPr>
+          <w:p>
+            <w:pPr>
+              <w:spacing w:line="240" w:lineRule="auto"/>
+              <w:ind w:firstLine="0"/>
+              <w:rPr>
+                <w:rFonts w:ascii="TimesNewRomanPS-BoldMT" w:hAnsi="TimesNewRomanPS-BoldMT"/>
+                <w:b/>
+                <w:bCs/>
+                <w:color w:val="000000"/>
+                <w:sz w:val="24"/>
+              </w:rPr>
+            </w:pPr>
+            <w:r>
+              <w:rPr>
+                <w:rFonts w:ascii="TimesNewRomanPS-BoldMT" w:hAnsi="TimesNewRomanPS-BoldMT"/>
+                <w:b/>
+                <w:bCs/>
+                <w:color w:val="000000"/>
+                <w:sz w:val="24"/>
+              </w:rPr>
+              <w:t xml:space="preserve">Направление/специальность </w:t>
+            </w:r>
+          </w:p>
+        </w:tc>
+        <w:tc>
+          <w:tcPr>
+            <w:tcW w:w="282" w:type="dxa"/>
+            <w:shd w:val="clear" w:color="auto" w:fill="auto"/>
+          </w:tcPr>
+          <w:p>
+            <w:pPr>
+              <w:spacing w:line="240" w:lineRule="auto"/>
+              <w:jc w:val="center"/>
+              <w:rPr>
+                <w:rFonts w:ascii="TimesNewRomanPS-BoldMT" w:hAnsi="TimesNewRomanPS-BoldMT"/>
+                <w:color w:val="000000"/>
+                <w:sz w:val="24"/>
+              </w:rPr>
+            </w:pPr>
+          </w:p>
+        </w:tc>
+        <w:tc>
+          <w:tcPr>
+            <w:tcW w:w="5948" w:type="dxa"/>
+            <w:tcBorders>
+              <w:bottom w:val="single" w:sz="4" w:space="0" w:color="000000"/>
+            </w:tcBorders>
+            <w:shd w:val="clear" w:color="auto" w:fill="auto"/>
+          </w:tcPr>
+          <w:p>
+            <w:pPr>
+              <w:pStyle w:val="aff4"/>
+              <w:spacing w:after="0"/>
+              <w:jc w:val="both"/>
+              <w:rPr>
+                <w:spacing w:val="-16"/>
+                <w:szCs w:val="22"/>
+              </w:rPr>
+            </w:pPr>
+            <w:r>
+              <w:rPr>
+                <w:color w:val="000000"/>
+                <w:spacing w:val="-16"/>
+                <w:szCs w:val="22"/>
+              </w:rPr>
+              <w:t xml:space="preserve">09.02.07 </w:t>
+            </w:r>
+            <w:r>
+              <w:rPr>
+                <w:spacing w:val="-16"/>
+                <w:szCs w:val="22"/>
+              </w:rPr>
+              <w:t>Информационные системы и программирование</w:t>
+            </w:r>
+          </w:p>
+        </w:tc>
+      </w:tr>
+      <w:tr>
+        <w:tc>
+          <w:tcPr>
+            <w:tcW w:w="3115" w:type="dxa"/>
+            <w:shd w:val="clear" w:color="auto" w:fill="auto"/>
+          </w:tcPr>
+          <w:p>
+            <w:pPr>
+              <w:spacing w:line="240" w:lineRule="auto"/>
+              <w:ind w:right="-1"/>
+              <w:rPr>
+                <w:rFonts w:ascii="TimesNewRomanPS-BoldMT" w:hAnsi="TimesNewRomanPS-BoldMT"/>
+                <w:b/>
+                <w:bCs/>
+                <w:color w:val="000000"/>
+                <w:sz w:val="24"/>
+              </w:rPr>
+            </w:pPr>
+            <w:r>
+              <w:rPr>
+                <w:rFonts w:ascii="TimesNewRomanPS-BoldMT" w:hAnsi="TimesNewRomanPS-BoldMT"/>
+                <w:b/>
+                <w:bCs/>
+                <w:color w:val="000000"/>
+                <w:sz w:val="24"/>
+              </w:rPr>
+              <w:t>подготовки:</w:t>
+            </w:r>
+          </w:p>
+        </w:tc>
+        <w:tc>
+          <w:tcPr>
+            <w:tcW w:w="282" w:type="dxa"/>
+            <w:shd w:val="clear" w:color="auto" w:fill="auto"/>
+          </w:tcPr>
+          <w:p>
+            <w:pPr>
+              <w:spacing w:line="240" w:lineRule="auto"/>
+              <w:ind w:right="-1"/>
+              <w:jc w:val="center"/>
+              <w:rPr>
+                <w:rFonts w:ascii="TimesNewRomanPS-BoldMT" w:hAnsi="TimesNewRomanPS-BoldMT"/>
+                <w:color w:val="000000"/>
+                <w:sz w:val="24"/>
+              </w:rPr>
+            </w:pPr>
+          </w:p>
+        </w:tc>
+        <w:tc>
+          <w:tcPr>
+            <w:tcW w:w="5948" w:type="dxa"/>
+            <w:shd w:val="clear" w:color="auto" w:fill="auto"/>
+          </w:tcPr>
+          <w:p>
+            <w:pPr>
+              <w:spacing w:line="240" w:lineRule="auto"/>
+              <w:ind w:right="-1"/>
+              <w:jc w:val="center"/>
+              <w:rPr>
+                <w:rFonts w:ascii="TimesNewRomanPSMT" w:hAnsi="TimesNewRomanPSMT"/>
+                <w:color w:val="000000"/>
+                <w:sz w:val="24"/>
+              </w:rPr>
+            </w:pPr>
+            <w:r>
+              <w:rPr>
+                <w:rFonts w:ascii="TimesNewRomanPSMT" w:hAnsi="TimesNewRomanPSMT"/>
+                <w:color w:val="000000"/>
+                <w:sz w:val="24"/>
+              </w:rPr>
+              <w:t>(код и наименование направления /специальности подготовки)</w:t>
+            </w:r>
+          </w:p>
+        </w:tc>
+      </w:tr>
+      <w:tr>
+        <w:tc>
+          <w:tcPr>
+            <w:tcW w:w="3115" w:type="dxa"/>
+            <w:shd w:val="clear" w:color="auto" w:fill="auto"/>
+          </w:tcPr>
+          <w:p>
+            <w:pPr>
+              <w:spacing w:line="240" w:lineRule="auto"/>
+              <w:ind w:firstLine="0"/>
+              <w:rPr>
+                <w:rFonts w:ascii="TimesNewRomanPS-BoldMT" w:hAnsi="TimesNewRomanPS-BoldMT"/>
+                <w:b/>
+                <w:bCs/>
+                <w:color w:val="000000"/>
+                <w:sz w:val="24"/>
+              </w:rPr>
+            </w:pPr>
+            <w:r>
+              <w:rPr>
+                <w:rFonts w:ascii="TimesNewRomanPS-BoldMT" w:hAnsi="TimesNewRomanPS-BoldMT"/>
+                <w:b/>
+                <w:bCs/>
+                <w:color w:val="000000"/>
+                <w:sz w:val="24"/>
+              </w:rPr>
+              <w:t>Форма обучения:</w:t>
+            </w:r>
+          </w:p>
+        </w:tc>
+        <w:tc>
+          <w:tcPr>
+            <w:tcW w:w="282" w:type="dxa"/>
+            <w:shd w:val="clear" w:color="auto" w:fill="auto"/>
+          </w:tcPr>
+          <w:p>
+            <w:pPr>
+              <w:spacing w:line="240" w:lineRule="auto"/>
+              <w:jc w:val="center"/>
+              <w:rPr>
+                <w:rFonts w:ascii="TimesNewRomanPS-BoldMT" w:hAnsi="TimesNewRomanPS-BoldMT"/>
+                <w:color w:val="000000"/>
+                <w:sz w:val="24"/>
+              </w:rPr>
+            </w:pPr>
+          </w:p>
+        </w:tc>
+        <w:tc>
+          <w:tcPr>
+            <w:tcW w:w="5948" w:type="dxa"/>
+            <w:tcBorders>
+              <w:bottom w:val="single" w:sz="4" w:space="0" w:color="000000"/>
+            </w:tcBorders>
+            <w:shd w:val="clear" w:color="auto" w:fill="auto"/>
+          </w:tcPr>
+          <w:p>
+            <w:pPr>
+              <w:spacing w:line="240" w:lineRule="auto"/>
+              <w:jc w:val="center"/>
+              <w:rPr>
+                <w:rFonts w:ascii="TimesNewRomanPSMT" w:hAnsi="TimesNewRomanPSMT"/>
+                <w:color w:val="000000"/>
+                <w:sz w:val="24"/>
+              </w:rPr>
+            </w:pPr>
+            <w:r>
+              <w:rPr>
+                <w:rFonts w:ascii="TimesNewRomanPSMT" w:hAnsi="TimesNewRomanPSMT"/>
+                <w:color w:val="000000"/>
+                <w:sz w:val="24"/>
+              </w:rPr>
+              <w:t>очная</w:t>
+            </w:r>
+          </w:p>
+        </w:tc>
+      </w:tr>
+      <w:tr>
+        <w:tc>
+          <w:tcPr>
+            <w:tcW w:w="3115" w:type="dxa"/>
+            <w:shd w:val="clear" w:color="auto" w:fill="auto"/>
+          </w:tcPr>
+          <w:p>
+            <w:pPr>
+              <w:spacing w:line="240" w:lineRule="auto"/>
+              <w:ind w:right="-1"/>
+              <w:rPr>
+                <w:rFonts w:ascii="TimesNewRomanPS-BoldMT" w:hAnsi="TimesNewRomanPS-BoldMT"/>
+                <w:b/>
+                <w:bCs/>
+                <w:color w:val="000000"/>
+                <w:sz w:val="24"/>
+              </w:rPr>
+            </w:pPr>
+          </w:p>
+        </w:tc>
+        <w:tc>
+          <w:tcPr>
+            <w:tcW w:w="282" w:type="dxa"/>
+            <w:shd w:val="clear" w:color="auto" w:fill="auto"/>
+          </w:tcPr>
+          <w:p>
+            <w:pPr>
+              <w:spacing w:line="240" w:lineRule="auto"/>
+              <w:ind w:right="-1"/>
+              <w:jc w:val="center"/>
+              <w:rPr>
+                <w:rFonts w:ascii="TimesNewRomanPS-BoldMT" w:hAnsi="TimesNewRomanPS-BoldMT"/>
+                <w:color w:val="000000"/>
+                <w:sz w:val="24"/>
+              </w:rPr>
+            </w:pPr>
+          </w:p>
+        </w:tc>
+        <w:tc>
+          <w:tcPr>
+            <w:tcW w:w="5948" w:type="dxa"/>
+            <w:shd w:val="clear" w:color="auto" w:fill="auto"/>
+          </w:tcPr>
+          <w:p>
+            <w:pPr>
+              <w:spacing w:line="240" w:lineRule="auto"/>
+              <w:ind w:right="-1"/>
+              <w:jc w:val="center"/>
+              <w:rPr>
+                <w:rFonts w:ascii="TimesNewRomanPSMT" w:hAnsi="TimesNewRomanPSMT"/>
+                <w:color w:val="000000"/>
+                <w:sz w:val="24"/>
+              </w:rPr>
+            </w:pPr>
+            <w:r>
+              <w:rPr>
+                <w:rFonts w:ascii="TimesNewRomanPSMT" w:hAnsi="TimesNewRomanPSMT"/>
+                <w:color w:val="000000"/>
+                <w:sz w:val="24"/>
+              </w:rPr>
+              <w:t>(очная, очно-заочная, заочная)</w:t>
+            </w:r>
+          </w:p>
+        </w:tc>
+      </w:tr>
+      <w:tr>
+        <w:trPr>
+          <w:trHeight w:val="68"/>
+        </w:trPr>
+        <w:tc>
+          <w:tcPr>
+            <w:tcW w:w="3115" w:type="dxa"/>
+            <w:shd w:val="clear" w:color="auto" w:fill="auto"/>
+          </w:tcPr>
+          <w:p>
+            <w:pPr>
+              <w:spacing w:line="240" w:lineRule="auto"/>
+              <w:ind w:right="-1"/>
+              <w:jc w:val="center"/>
+              <w:rPr>
+                <w:rFonts w:ascii="TimesNewRomanPS-BoldMT" w:hAnsi="TimesNewRomanPS-BoldMT"/>
+                <w:b/>
+                <w:bCs/>
+                <w:color w:val="000000"/>
+                <w:szCs w:val="28"/>
+              </w:rPr>
+            </w:pPr>
+          </w:p>
+        </w:tc>
+        <w:tc>
+          <w:tcPr>
+            <w:tcW w:w="282" w:type="dxa"/>
+            <w:shd w:val="clear" w:color="auto" w:fill="auto"/>
+          </w:tcPr>
+          <w:p>
+            <w:pPr>
+              <w:spacing w:line="240" w:lineRule="auto"/>
+              <w:ind w:right="-1"/>
+              <w:jc w:val="center"/>
+              <w:rPr>
+                <w:rFonts w:ascii="TimesNewRomanPS-BoldMT" w:hAnsi="TimesNewRomanPS-BoldMT"/>
+                <w:color w:val="000000"/>
+                <w:szCs w:val="28"/>
+              </w:rPr>
+            </w:pPr>
+          </w:p>
+        </w:tc>
+        <w:tc>
+          <w:tcPr>
+            <w:tcW w:w="5948" w:type="dxa"/>
+            <w:shd w:val="clear" w:color="auto" w:fill="auto"/>
+          </w:tcPr>
+          <w:p>
+            <w:pPr>
+              <w:spacing w:line="240" w:lineRule="auto"/>
+              <w:ind w:right="-1"/>
+              <w:jc w:val="center"/>
+              <w:rPr>
+                <w:rFonts w:ascii="TimesNewRomanPSMT" w:hAnsi="TimesNewRomanPSMT"/>
+                <w:color w:val="000000"/>
+                <w:szCs w:val="28"/>
+              </w:rPr>
+            </w:pPr>
+          </w:p>
+        </w:tc>
+      </w:tr>
+    </w:tbl>
+    <w:p>
+      <w:pPr>
+        <w:spacing w:line="240" w:lineRule="auto"/>
+        <w:ind w:right="-1"/>
+        <w:jc w:val="center"/>
+        <w:rPr>
+          <w:rFonts w:ascii="TimesNewRomanPSMT" w:hAnsi="TimesNewRomanPSMT"/>
+          <w:color w:val="000000"/>
+          <w:szCs w:val="28"/>
+        </w:rPr>
+      </w:pPr>
+    </w:p>
+    <w:p>
+      <w:pPr>
+        <w:spacing w:line="240" w:lineRule="auto"/>
+        <w:ind w:right="-1"/>
+        <w:jc w:val="center"/>
+        <w:rPr>
+          <w:rFonts w:ascii="TimesNewRomanPS-BoldMT" w:hAnsi="TimesNewRomanPS-BoldMT"/>
+          <w:b/>
+          <w:bCs/>
+          <w:color w:val="000000"/>
+          <w:szCs w:val="28"/>
+        </w:rPr>
+      </w:pPr>
+      <w:r>
+        <w:rPr>
+          <w:rFonts w:ascii="TimesNewRomanPS-BoldMT" w:hAnsi="TimesNewRomanPS-BoldMT"/>
+          <w:b/>
+          <w:bCs/>
+          <w:color w:val="000000"/>
+          <w:szCs w:val="28"/>
+        </w:rPr>
+        <w:t>Отчет по лабораторной работе №</w:t>
+      </w:r>
+      <w:r>
+        <w:rPr>
+          <w:rFonts w:ascii="TimesNewRomanPS-BoldMT" w:hAnsi="TimesNewRomanPS-BoldMT"/>
+          <w:b/>
+          <w:bCs/>
+          <w:szCs w:val="28"/>
+        </w:rPr>
+        <w:t xml:space="preserve"> </w:t>
+      </w:r>
+      <w:r>
+        <w:rPr>
+          <w:rFonts w:ascii="TimesNewRomanPS-BoldMT" w:hAnsi="TimesNewRomanPS-BoldMT"/>
+          <w:b/>
+          <w:bCs/>
+          <w:szCs w:val="28"/>
+        </w:rPr>
+        <w:t>4</w:t>
+      </w:r>
+    </w:p>
+    <w:tbl>
+      <w:tblPr>
+        <w:tblW w:w="9639" w:type="dxa"/>
+        <w:tblLook w:val="04A0" w:firstRow="1" w:lastRow="0" w:firstColumn="1" w:lastColumn="0" w:noHBand="0" w:noVBand="1"/>
+      </w:tblPr>
+      <w:tblGrid>
+        <w:gridCol w:w="1134"/>
+        <w:gridCol w:w="142"/>
+        <w:gridCol w:w="284"/>
+        <w:gridCol w:w="425"/>
+        <w:gridCol w:w="567"/>
+        <w:gridCol w:w="7087"/>
+      </w:tblGrid>
+      <w:tr>
+        <w:tc>
+          <w:tcPr>
+            <w:tcW w:w="1276" w:type="dxa"/>
+            <w:gridSpan w:val="2"/>
+            <w:shd w:val="clear" w:color="auto" w:fill="auto"/>
+          </w:tcPr>
+          <w:p>
+            <w:pPr>
+              <w:spacing w:line="240" w:lineRule="auto"/>
+              <w:ind w:firstLine="0"/>
+              <w:rPr>
+                <w:rFonts w:ascii="TimesNewRomanPS-BoldMT" w:hAnsi="TimesNewRomanPS-BoldMT"/>
+                <w:b/>
+                <w:bCs/>
+                <w:color w:val="000000"/>
+                <w:sz w:val="24"/>
+              </w:rPr>
+            </w:pPr>
+            <w:r>
+              <w:rPr>
+                <w:rFonts w:ascii="TimesNewRomanPS-BoldMT" w:hAnsi="TimesNewRomanPS-BoldMT"/>
+                <w:b/>
+                <w:bCs/>
+                <w:color w:val="000000"/>
+                <w:sz w:val="24"/>
+              </w:rPr>
+              <w:t>на тему</w:t>
+            </w:r>
+          </w:p>
+        </w:tc>
+        <w:tc>
+          <w:tcPr>
+            <w:tcW w:w="284" w:type="dxa"/>
+            <w:shd w:val="clear" w:color="auto" w:fill="auto"/>
+          </w:tcPr>
+          <w:p>
+            <w:pPr>
+              <w:spacing w:line="240" w:lineRule="auto"/>
+              <w:jc w:val="center"/>
+              <w:rPr>
+                <w:rFonts w:ascii="TimesNewRomanPS-BoldMT" w:hAnsi="TimesNewRomanPS-BoldMT"/>
+                <w:color w:val="000000"/>
+                <w:sz w:val="24"/>
+              </w:rPr>
+            </w:pPr>
+          </w:p>
+        </w:tc>
+        <w:tc>
+          <w:tcPr>
+            <w:tcW w:w="8079" w:type="dxa"/>
+            <w:gridSpan w:val="3"/>
+            <w:tcBorders>
+              <w:bottom w:val="single" w:sz="4" w:space="0" w:color="000000"/>
+            </w:tcBorders>
+            <w:shd w:val="clear" w:color="auto" w:fill="auto"/>
+          </w:tcPr>
+          <w:p>
+            <w:pPr>
+              <w:spacing w:line="240" w:lineRule="auto"/>
+              <w:jc w:val="center"/>
+              <w:rPr>
+                <w:rFonts w:ascii="TimesNewRomanPSMT" w:hAnsi="TimesNewRomanPSMT"/>
+                <w:sz w:val="24"/>
+              </w:rPr>
+            </w:pPr>
+            <w:r>
+              <w:rPr>
+                <w:rFonts w:ascii="TimesNewRomanPSMT" w:hAnsi="TimesNewRomanPSMT"/>
+                <w:sz w:val="24"/>
+              </w:rPr>
+              <w:t>Создание диаграммы вариантов использования и кооперации</w:t>
+            </w:r>
+          </w:p>
+        </w:tc>
+      </w:tr>
+      <w:tr>
+        <w:tc>
+          <w:tcPr>
+            <w:tcW w:w="9639" w:type="dxa"/>
+            <w:gridSpan w:val="6"/>
+            <w:shd w:val="clear" w:color="auto" w:fill="auto"/>
+          </w:tcPr>
+          <w:p>
+            <w:pPr>
+              <w:spacing w:line="240" w:lineRule="auto"/>
+              <w:ind w:right="-1"/>
+              <w:jc w:val="center"/>
+              <w:rPr>
+                <w:rFonts w:ascii="TimesNewRomanPSMT" w:hAnsi="TimesNewRomanPSMT"/>
+                <w:color w:val="000000"/>
+                <w:sz w:val="24"/>
+              </w:rPr>
+            </w:pPr>
+            <w:r>
+              <w:rPr>
+                <w:rFonts w:ascii="TimesNewRomanPS-BoldMT" w:hAnsi="TimesNewRomanPS-BoldMT"/>
+                <w:color w:val="000000"/>
+                <w:sz w:val="24"/>
+              </w:rPr>
+              <w:t>(</w:t>
+            </w:r>
+            <w:r>
+              <w:rPr>
+                <w:rFonts w:ascii="TimesNewRomanPSMT" w:hAnsi="TimesNewRomanPSMT"/>
+                <w:color w:val="000000"/>
+                <w:sz w:val="24"/>
+              </w:rPr>
+              <w:t>наименование темы)</w:t>
+            </w:r>
+          </w:p>
+        </w:tc>
+      </w:tr>
+      <w:tr>
+        <w:tc>
+          <w:tcPr>
+            <w:tcW w:w="1134" w:type="dxa"/>
+            <w:tcBorders>
+              <w:bottom w:val="single" w:sz="4" w:space="0" w:color="000000"/>
+            </w:tcBorders>
+            <w:shd w:val="clear" w:color="auto" w:fill="auto"/>
+          </w:tcPr>
+          <w:p>
+            <w:pPr>
+              <w:spacing w:line="240" w:lineRule="auto"/>
+              <w:ind w:right="-1"/>
+              <w:jc w:val="center"/>
+              <w:rPr>
+                <w:rFonts w:ascii="TimesNewRomanPS-BoldMT" w:hAnsi="TimesNewRomanPS-BoldMT"/>
+                <w:b/>
+                <w:bCs/>
+                <w:color w:val="000000"/>
+                <w:sz w:val="24"/>
+              </w:rPr>
+            </w:pPr>
+          </w:p>
+        </w:tc>
+        <w:tc>
+          <w:tcPr>
+            <w:tcW w:w="426" w:type="dxa"/>
+            <w:gridSpan w:val="2"/>
+            <w:tcBorders>
+              <w:bottom w:val="single" w:sz="4" w:space="0" w:color="000000"/>
+            </w:tcBorders>
+            <w:shd w:val="clear" w:color="auto" w:fill="auto"/>
+          </w:tcPr>
+          <w:p>
+            <w:pPr>
+              <w:spacing w:line="240" w:lineRule="auto"/>
+              <w:ind w:right="-1"/>
+              <w:jc w:val="center"/>
+              <w:rPr>
+                <w:rFonts w:ascii="TimesNewRomanPS-BoldMT" w:hAnsi="TimesNewRomanPS-BoldMT"/>
+                <w:color w:val="000000"/>
+                <w:sz w:val="24"/>
+              </w:rPr>
+            </w:pPr>
+          </w:p>
+        </w:tc>
+        <w:tc>
+          <w:tcPr>
+            <w:tcW w:w="8079" w:type="dxa"/>
+            <w:gridSpan w:val="3"/>
+            <w:tcBorders>
+              <w:bottom w:val="single" w:sz="4" w:space="0" w:color="000000"/>
+            </w:tcBorders>
+            <w:shd w:val="clear" w:color="auto" w:fill="auto"/>
+          </w:tcPr>
+          <w:p>
+            <w:pPr>
+              <w:spacing w:line="240" w:lineRule="auto"/>
+              <w:ind w:right="-1"/>
+              <w:jc w:val="center"/>
+              <w:rPr>
+                <w:rFonts w:ascii="TimesNewRomanPS-BoldMT" w:hAnsi="TimesNewRomanPS-BoldMT"/>
+                <w:color w:val="FF0000"/>
+                <w:sz w:val="24"/>
+              </w:rPr>
+            </w:pPr>
+          </w:p>
+        </w:tc>
+      </w:tr>
+      <w:tr>
+        <w:tblPrEx>
+          <w:tblBorders>
+            <w:top w:val="single" w:sz="4" w:space="0" w:color="auto"/>
+            <w:left w:val="single" w:sz="4" w:space="0" w:color="auto"/>
+            <w:bottom w:val="single" w:sz="4" w:space="0" w:color="auto"/>
+            <w:right w:val="single" w:sz="4" w:space="0" w:color="auto"/>
+            <w:insideH w:val="single" w:sz="4" w:space="0" w:color="auto"/>
+            <w:insideV w:val="single" w:sz="4" w:space="0" w:color="auto"/>
+          </w:tblBorders>
+        </w:tblPrEx>
+        <w:tc>
+          <w:tcPr>
+            <w:tcW w:w="1985" w:type="dxa"/>
+            <w:gridSpan w:val="4"/>
+            <w:tcBorders>
+              <w:top w:val="single" w:sz="4" w:space="0" w:color="000000"/>
+              <w:left w:val="none" w:sz="4" w:space="0" w:color="000000"/>
+              <w:bottom w:val="none" w:sz="4" w:space="0" w:color="000000"/>
+              <w:right w:val="none" w:sz="4" w:space="0" w:color="000000"/>
+            </w:tcBorders>
+            <w:shd w:val="clear" w:color="auto" w:fill="auto"/>
+          </w:tcPr>
+          <w:p>
+            <w:pPr>
+              <w:spacing w:line="240" w:lineRule="auto"/>
+              <w:ind w:right="-113"/>
+              <w:rPr>
+                <w:rFonts w:ascii="TimesNewRomanPS-BoldMT" w:hAnsi="TimesNewRomanPS-BoldMT"/>
+                <w:b/>
+                <w:bCs/>
+                <w:color w:val="000000"/>
+                <w:sz w:val="24"/>
+              </w:rPr>
+            </w:pPr>
+          </w:p>
+          <w:p>
+            <w:pPr>
+              <w:spacing w:line="240" w:lineRule="auto"/>
+              <w:ind w:right="-113" w:firstLine="0"/>
+              <w:rPr>
+                <w:rFonts w:ascii="TimesNewRomanPS-BoldMT" w:hAnsi="TimesNewRomanPS-BoldMT"/>
+                <w:b/>
+                <w:bCs/>
+                <w:color w:val="000000"/>
+                <w:sz w:val="24"/>
+              </w:rPr>
+            </w:pPr>
+            <w:r>
+              <w:rPr>
+                <w:rFonts w:ascii="TimesNewRomanPS-BoldMT" w:hAnsi="TimesNewRomanPS-BoldMT"/>
+                <w:b/>
+                <w:bCs/>
+                <w:color w:val="000000"/>
+                <w:sz w:val="24"/>
+              </w:rPr>
+              <w:t>по дисциплине</w:t>
+            </w:r>
+          </w:p>
+        </w:tc>
+        <w:tc>
+          <w:tcPr>
+            <w:tcW w:w="567" w:type="dxa"/>
+            <w:tcBorders>
+              <w:top w:val="single" w:sz="4" w:space="0" w:color="000000"/>
+              <w:left w:val="none" w:sz="4" w:space="0" w:color="000000"/>
+              <w:bottom w:val="none" w:sz="4" w:space="0" w:color="000000"/>
+              <w:right w:val="none" w:sz="4" w:space="0" w:color="000000"/>
+            </w:tcBorders>
+            <w:shd w:val="clear" w:color="auto" w:fill="auto"/>
+          </w:tcPr>
+          <w:p>
+            <w:pPr>
+              <w:spacing w:line="240" w:lineRule="auto"/>
+              <w:jc w:val="center"/>
+              <w:rPr>
+                <w:rFonts w:ascii="TimesNewRomanPS-BoldMT" w:hAnsi="TimesNewRomanPS-BoldMT"/>
+                <w:color w:val="000000"/>
+                <w:sz w:val="24"/>
+              </w:rPr>
+            </w:pPr>
+          </w:p>
+        </w:tc>
+        <w:tc>
+          <w:tcPr>
+            <w:tcW w:w="7087" w:type="dxa"/>
+            <w:tcBorders>
+              <w:top w:val="single" w:sz="4" w:space="0" w:color="000000"/>
+              <w:left w:val="none" w:sz="4" w:space="0" w:color="000000"/>
+              <w:bottom w:val="single" w:sz="4" w:space="0" w:color="000000"/>
+              <w:right w:val="none" w:sz="4" w:space="0" w:color="000000"/>
+            </w:tcBorders>
+            <w:shd w:val="clear" w:color="auto" w:fill="auto"/>
+          </w:tcPr>
+          <w:p>
+            <w:pPr>
+              <w:spacing w:line="240" w:lineRule="auto"/>
+              <w:ind w:right="2719"/>
+              <w:jc w:val="center"/>
+              <w:rPr>
+                <w:rFonts w:ascii="TimesNewRomanPSMT" w:hAnsi="TimesNewRomanPSMT"/>
+                <w:color w:val="000000"/>
+                <w:sz w:val="24"/>
+              </w:rPr>
+            </w:pPr>
+          </w:p>
+          <w:p>
+            <w:pPr>
+              <w:spacing w:line="240" w:lineRule="auto"/>
+              <w:ind w:right="1165"/>
+              <w:jc w:val="center"/>
+              <w:rPr>
+                <w:rFonts w:ascii="TimesNewRomanPSMT" w:hAnsi="TimesNewRomanPSMT"/>
+                <w:color w:val="000000"/>
+                <w:sz w:val="24"/>
+              </w:rPr>
+            </w:pPr>
+            <w:r>
+              <w:rPr>
+                <w:rFonts w:ascii="TimesNewRomanPSMT" w:hAnsi="TimesNewRomanPSMT"/>
+                <w:color w:val="000000"/>
+                <w:sz w:val="24"/>
+              </w:rPr>
+              <w:t>Технология разработки программного обеспечения</w:t>
+            </w:r>
+          </w:p>
+        </w:tc>
+      </w:tr>
+      <w:tr>
+        <w:tblPrEx>
+          <w:tblBorders>
+            <w:top w:val="single" w:sz="4" w:space="0" w:color="auto"/>
+            <w:left w:val="single" w:sz="4" w:space="0" w:color="auto"/>
+            <w:bottom w:val="single" w:sz="4" w:space="0" w:color="auto"/>
+            <w:right w:val="single" w:sz="4" w:space="0" w:color="auto"/>
+            <w:insideH w:val="single" w:sz="4" w:space="0" w:color="auto"/>
+            <w:insideV w:val="single" w:sz="4" w:space="0" w:color="auto"/>
+          </w:tblBorders>
+        </w:tblPrEx>
+        <w:tc>
+          <w:tcPr>
+            <w:tcW w:w="9639" w:type="dxa"/>
+            <w:gridSpan w:val="6"/>
+            <w:tcBorders>
+              <w:top w:val="none" w:sz="4" w:space="0" w:color="000000"/>
+              <w:left w:val="none" w:sz="4" w:space="0" w:color="000000"/>
+              <w:bottom w:val="none" w:sz="4" w:space="0" w:color="000000"/>
+              <w:right w:val="none" w:sz="4" w:space="0" w:color="000000"/>
+            </w:tcBorders>
+            <w:shd w:val="clear" w:color="auto" w:fill="auto"/>
+          </w:tcPr>
+          <w:p>
+            <w:pPr>
+              <w:spacing w:line="240" w:lineRule="auto"/>
+              <w:ind w:right="-1"/>
+              <w:jc w:val="center"/>
+              <w:rPr>
+                <w:rFonts w:ascii="TimesNewRomanPSMT" w:hAnsi="TimesNewRomanPSMT"/>
+                <w:color w:val="000000"/>
+                <w:sz w:val="24"/>
+              </w:rPr>
+            </w:pPr>
+            <w:r>
+              <w:rPr>
+                <w:rFonts w:ascii="TimesNewRomanPS-BoldMT" w:hAnsi="TimesNewRomanPS-BoldMT"/>
+                <w:color w:val="000000"/>
+                <w:sz w:val="24"/>
+              </w:rPr>
+              <w:t>(</w:t>
+            </w:r>
+            <w:r>
+              <w:rPr>
+                <w:rFonts w:ascii="TimesNewRomanPSMT" w:hAnsi="TimesNewRomanPSMT"/>
+                <w:color w:val="000000"/>
+                <w:sz w:val="24"/>
+              </w:rPr>
+              <w:t>наименование дисциплины)</w:t>
+            </w:r>
+          </w:p>
+        </w:tc>
+      </w:tr>
+    </w:tbl>
+    <w:p>
+      <w:pPr>
+        <w:spacing w:line="240" w:lineRule="auto"/>
+        <w:ind w:right="-1"/>
+        <w:rPr>
+          <w:rFonts w:ascii="TimesNewRomanPSMT" w:hAnsi="TimesNewRomanPSMT"/>
+          <w:color w:val="000000"/>
+          <w:sz w:val="24"/>
+        </w:rPr>
+      </w:pPr>
+    </w:p>
+    <w:tbl>
+      <w:tblPr>
+        <w:tblW w:w="9927" w:type="dxa"/>
+        <w:tblLayout w:type="fixed"/>
+        <w:tblLook w:val="04A0" w:firstRow="1" w:lastRow="0" w:firstColumn="1" w:lastColumn="0" w:noHBand="0" w:noVBand="1"/>
+      </w:tblPr>
+      <w:tblGrid>
+        <w:gridCol w:w="2061"/>
+        <w:gridCol w:w="491"/>
+        <w:gridCol w:w="7087"/>
+        <w:gridCol w:w="288"/>
+      </w:tblGrid>
+      <w:tr>
+        <w:trPr>
+          <w:gridAfter w:val="1"/>
+          <w:wAfter w:w="288" w:type="dxa"/>
+        </w:trPr>
+        <w:tc>
+          <w:tcPr>
+            <w:tcW w:w="2061" w:type="dxa"/>
+            <w:shd w:val="clear" w:color="auto" w:fill="auto"/>
+          </w:tcPr>
+          <w:p>
+            <w:pPr>
+              <w:spacing w:line="240" w:lineRule="auto"/>
+              <w:ind w:firstLine="0"/>
+              <w:rPr>
+                <w:rFonts w:ascii="TimesNewRomanPS-BoldMT" w:hAnsi="TimesNewRomanPS-BoldMT"/>
+                <w:b/>
+                <w:bCs/>
+                <w:color w:val="000000"/>
+                <w:sz w:val="24"/>
+              </w:rPr>
+            </w:pPr>
+            <w:bookmarkStart w:id="0" w:name="_Hlk81468603"/>
+            <w:r>
+              <w:rPr>
+                <w:rFonts w:ascii="TimesNewRomanPS-BoldMT" w:hAnsi="TimesNewRomanPS-BoldMT"/>
+                <w:b/>
+                <w:bCs/>
+                <w:color w:val="000000"/>
+                <w:sz w:val="24"/>
+              </w:rPr>
+              <w:t>о</w:t>
+            </w:r>
+            <w:r>
+              <w:rPr>
+                <w:rFonts w:ascii="TimesNewRomanPS-BoldMT" w:hAnsi="TimesNewRomanPS-BoldMT"/>
+                <w:b/>
+                <w:bCs/>
+                <w:color w:val="000000"/>
+                <w:sz w:val="24"/>
+              </w:rPr>
+              <w:t>бучающийся</w:t>
+            </w:r>
+          </w:p>
+        </w:tc>
+        <w:tc>
+          <w:tcPr>
+            <w:tcW w:w="491" w:type="dxa"/>
+            <w:shd w:val="clear" w:color="auto" w:fill="auto"/>
+          </w:tcPr>
+          <w:p>
+            <w:pPr>
+              <w:spacing w:line="240" w:lineRule="auto"/>
+              <w:jc w:val="center"/>
+              <w:rPr>
+                <w:rFonts w:ascii="TimesNewRomanPS-BoldMT" w:hAnsi="TimesNewRomanPS-BoldMT"/>
+                <w:color w:val="000000"/>
+                <w:sz w:val="24"/>
+              </w:rPr>
+            </w:pPr>
+          </w:p>
+        </w:tc>
+        <w:tc>
+          <w:tcPr>
+            <w:tcW w:w="7087" w:type="dxa"/>
+            <w:tcBorders>
+              <w:bottom w:val="single" w:sz="4" w:space="0" w:color="000000"/>
+            </w:tcBorders>
+            <w:shd w:val="clear" w:color="auto" w:fill="auto"/>
+          </w:tcPr>
+          <w:p>
+            <w:pPr>
+              <w:spacing w:line="240" w:lineRule="auto"/>
+              <w:jc w:val="center"/>
+              <w:rPr>
+                <w:rFonts w:ascii="TimesNewRomanPS-BoldMT" w:hAnsi="TimesNewRomanPS-BoldMT"/>
+                <w:color w:val="000000"/>
+                <w:sz w:val="24"/>
+              </w:rPr>
+            </w:pPr>
+          </w:p>
+        </w:tc>
+      </w:tr>
+      <w:tr>
+        <w:tc>
+          <w:tcPr>
+            <w:tcW w:w="2061" w:type="dxa"/>
+            <w:shd w:val="clear" w:color="auto" w:fill="auto"/>
+          </w:tcPr>
+          <w:p>
+            <w:pPr>
+              <w:spacing w:line="240" w:lineRule="auto"/>
+              <w:rPr>
+                <w:rFonts w:ascii="TimesNewRomanPS-BoldMT" w:hAnsi="TimesNewRomanPS-BoldMT"/>
+                <w:b/>
+                <w:bCs/>
+                <w:color w:val="000000"/>
+                <w:sz w:val="24"/>
+              </w:rPr>
+            </w:pPr>
+          </w:p>
+        </w:tc>
+        <w:tc>
+          <w:tcPr>
+            <w:tcW w:w="491" w:type="dxa"/>
+            <w:shd w:val="clear" w:color="auto" w:fill="auto"/>
+          </w:tcPr>
+          <w:p>
+            <w:pPr>
+              <w:spacing w:line="240" w:lineRule="auto"/>
+              <w:jc w:val="center"/>
+              <w:rPr>
+                <w:rFonts w:ascii="TimesNewRomanPS-BoldMT" w:hAnsi="TimesNewRomanPS-BoldMT"/>
+                <w:color w:val="000000"/>
+                <w:sz w:val="24"/>
+              </w:rPr>
+            </w:pPr>
+          </w:p>
+        </w:tc>
+        <w:tc>
+          <w:tcPr>
+            <w:tcW w:w="7087" w:type="dxa"/>
+            <w:tcBorders>
+              <w:top w:val="single" w:sz="4" w:space="0" w:color="000000"/>
+            </w:tcBorders>
+            <w:shd w:val="clear" w:color="auto" w:fill="auto"/>
+          </w:tcPr>
+          <w:p>
+            <w:pPr>
+              <w:spacing w:line="240" w:lineRule="auto"/>
+              <w:jc w:val="center"/>
+              <w:rPr>
+                <w:rFonts w:ascii="TimesNewRomanPS-BoldMT" w:hAnsi="TimesNewRomanPS-BoldMT"/>
+                <w:color w:val="000000"/>
+                <w:sz w:val="20"/>
+                <w:szCs w:val="20"/>
+              </w:rPr>
+            </w:pPr>
+            <w:r>
+              <w:rPr>
+                <w:rFonts w:ascii="TimesNewRomanPS-BoldMT" w:hAnsi="TimesNewRomanPS-BoldMT"/>
+                <w:color w:val="000000"/>
+                <w:sz w:val="20"/>
+                <w:szCs w:val="20"/>
+              </w:rPr>
+              <w:t>(</w:t>
+            </w:r>
+            <w:proofErr w:type="gramStart"/>
+            <w:r>
+              <w:rPr>
+                <w:rFonts w:ascii="TimesNewRomanPSMT" w:hAnsi="TimesNewRomanPSMT"/>
+                <w:color w:val="000000"/>
+                <w:sz w:val="20"/>
+                <w:szCs w:val="20"/>
+              </w:rPr>
+              <w:t xml:space="preserve">ФИО)   </w:t>
+            </w:r>
+            <w:proofErr w:type="gramEnd"/>
+            <w:r>
+              <w:rPr>
+                <w:rFonts w:ascii="TimesNewRomanPSMT" w:hAnsi="TimesNewRomanPSMT"/>
+                <w:color w:val="000000"/>
+                <w:sz w:val="20"/>
+                <w:szCs w:val="20"/>
+              </w:rPr>
+              <w:t xml:space="preserve">                                                                              </w:t>
+            </w:r>
+          </w:p>
+        </w:tc>
+        <w:tc>
+          <w:tcPr>
+            <w:tcW w:w="288" w:type="dxa"/>
+            <w:shd w:val="clear" w:color="auto" w:fill="auto"/>
+          </w:tcPr>
+          <w:p>
+            <w:pPr>
+              <w:spacing w:line="240" w:lineRule="auto"/>
+              <w:jc w:val="center"/>
+              <w:rPr>
+                <w:rFonts w:ascii="TimesNewRomanPS-BoldMT" w:hAnsi="TimesNewRomanPS-BoldMT"/>
+                <w:color w:val="000000"/>
+                <w:sz w:val="24"/>
+              </w:rPr>
+            </w:pPr>
+          </w:p>
+        </w:tc>
+        <w:bookmarkEnd w:id="0"/>
+      </w:tr>
+      <w:tr>
+        <w:tc>
+          <w:tcPr>
+            <w:tcW w:w="2061" w:type="dxa"/>
+            <w:shd w:val="clear" w:color="auto" w:fill="auto"/>
+          </w:tcPr>
+          <w:p>
+            <w:pPr>
+              <w:spacing w:line="240" w:lineRule="auto"/>
+              <w:ind w:firstLine="0"/>
+              <w:rPr>
+                <w:rFonts w:ascii="TimesNewRomanPS-BoldMT" w:hAnsi="TimesNewRomanPS-BoldMT"/>
+                <w:b/>
+                <w:bCs/>
+                <w:color w:val="000000"/>
+                <w:sz w:val="24"/>
+              </w:rPr>
+            </w:pPr>
+            <w:r>
+              <w:rPr>
+                <w:rFonts w:ascii="TimesNewRomanPS-BoldMT" w:hAnsi="TimesNewRomanPS-BoldMT"/>
+                <w:b/>
+                <w:bCs/>
+                <w:color w:val="000000"/>
+                <w:sz w:val="24"/>
+              </w:rPr>
+              <w:t>г</w:t>
+            </w:r>
+            <w:r>
+              <w:rPr>
+                <w:rFonts w:ascii="TimesNewRomanPS-BoldMT" w:hAnsi="TimesNewRomanPS-BoldMT"/>
+                <w:b/>
+                <w:bCs/>
+                <w:color w:val="000000"/>
+                <w:sz w:val="24"/>
+              </w:rPr>
+              <w:t>руппа</w:t>
+            </w:r>
+          </w:p>
+        </w:tc>
+        <w:tc>
+          <w:tcPr>
+            <w:tcW w:w="491" w:type="dxa"/>
+            <w:shd w:val="clear" w:color="auto" w:fill="auto"/>
+          </w:tcPr>
+          <w:p>
+            <w:pPr>
+              <w:spacing w:line="240" w:lineRule="auto"/>
+              <w:jc w:val="center"/>
+              <w:rPr>
+                <w:rFonts w:ascii="TimesNewRomanPS-BoldMT" w:hAnsi="TimesNewRomanPS-BoldMT"/>
+                <w:color w:val="000000"/>
+                <w:sz w:val="24"/>
+              </w:rPr>
+            </w:pPr>
+          </w:p>
+        </w:tc>
+        <w:tc>
+          <w:tcPr>
+            <w:tcW w:w="7087" w:type="dxa"/>
+            <w:vMerge w:val="restart"/>
+            <w:tcBorders>
+              <w:bottom w:val="single" w:sz="4" w:space="0" w:color="auto"/>
+            </w:tcBorders>
+            <w:shd w:val="clear" w:color="auto" w:fill="auto"/>
+          </w:tcPr>
+          <w:p>
+            <w:pPr>
+              <w:spacing w:line="240" w:lineRule="auto"/>
+              <w:ind w:left="290" w:hanging="290"/>
+              <w:jc w:val="center"/>
+              <w:rPr>
+                <w:rFonts w:ascii="TimesNewRomanPS-BoldMT" w:hAnsi="TimesNewRomanPS-BoldMT"/>
+                <w:color w:val="000000"/>
+                <w:sz w:val="24"/>
+              </w:rPr>
+            </w:pPr>
+          </w:p>
+        </w:tc>
+        <w:tc>
+          <w:tcPr>
+            <w:tcW w:w="288" w:type="dxa"/>
+            <w:shd w:val="clear" w:color="auto" w:fill="auto"/>
+          </w:tcPr>
+          <w:p>
+            <w:pPr>
+              <w:spacing w:line="240" w:lineRule="auto"/>
+              <w:jc w:val="center"/>
+              <w:rPr>
+                <w:rFonts w:ascii="TimesNewRomanPS-BoldMT" w:hAnsi="TimesNewRomanPS-BoldMT"/>
+                <w:color w:val="000000"/>
+                <w:sz w:val="24"/>
+              </w:rPr>
+            </w:pPr>
+          </w:p>
+        </w:tc>
+      </w:tr>
+      <w:tr>
+        <w:tc>
+          <w:tcPr>
+            <w:tcW w:w="2061" w:type="dxa"/>
+            <w:shd w:val="clear" w:color="auto" w:fill="auto"/>
+          </w:tcPr>
+          <w:p>
+            <w:pPr>
+              <w:spacing w:line="240" w:lineRule="auto"/>
+              <w:rPr>
+                <w:rFonts w:ascii="TimesNewRomanPS-BoldMT" w:hAnsi="TimesNewRomanPS-BoldMT"/>
+                <w:b/>
+                <w:bCs/>
+                <w:color w:val="000000"/>
+                <w:sz w:val="24"/>
+              </w:rPr>
+            </w:pPr>
+          </w:p>
+        </w:tc>
+        <w:tc>
+          <w:tcPr>
+            <w:tcW w:w="491" w:type="dxa"/>
+            <w:shd w:val="clear" w:color="auto" w:fill="auto"/>
+          </w:tcPr>
+          <w:p>
+            <w:pPr>
+              <w:spacing w:line="240" w:lineRule="auto"/>
+              <w:jc w:val="center"/>
+              <w:rPr>
+                <w:rFonts w:ascii="TimesNewRomanPS-BoldMT" w:hAnsi="TimesNewRomanPS-BoldMT"/>
+                <w:color w:val="000000"/>
+                <w:sz w:val="24"/>
+              </w:rPr>
+            </w:pPr>
+          </w:p>
+        </w:tc>
+        <w:tc>
+          <w:tcPr>
+            <w:tcW w:w="7087" w:type="dxa"/>
+            <w:vMerge/>
+            <w:tcBorders>
+              <w:bottom w:val="single" w:sz="4" w:space="0" w:color="auto"/>
+            </w:tcBorders>
+            <w:shd w:val="clear" w:color="auto" w:fill="auto"/>
+          </w:tcPr>
+          <w:p>
+            <w:pPr>
+              <w:spacing w:line="240" w:lineRule="auto"/>
+              <w:jc w:val="center"/>
+              <w:rPr>
+                <w:rFonts w:ascii="TimesNewRomanPS-BoldMT" w:hAnsi="TimesNewRomanPS-BoldMT"/>
+                <w:color w:val="000000"/>
+                <w:sz w:val="24"/>
+              </w:rPr>
+            </w:pPr>
+          </w:p>
+        </w:tc>
+        <w:tc>
+          <w:tcPr>
+            <w:tcW w:w="288" w:type="dxa"/>
+            <w:shd w:val="clear" w:color="auto" w:fill="auto"/>
+          </w:tcPr>
+          <w:p>
+            <w:pPr>
+              <w:spacing w:line="240" w:lineRule="auto"/>
+              <w:jc w:val="center"/>
+              <w:rPr>
+                <w:rFonts w:ascii="TimesNewRomanPS-BoldMT" w:hAnsi="TimesNewRomanPS-BoldMT"/>
+                <w:color w:val="000000"/>
+                <w:sz w:val="24"/>
+              </w:rPr>
+            </w:pPr>
+          </w:p>
+        </w:tc>
+      </w:tr>
+    </w:tbl>
+    <w:p>
+      <w:pPr>
+        <w:spacing w:line="240" w:lineRule="auto"/>
+        <w:ind w:right="-1"/>
+        <w:jc w:val="center"/>
+        <w:rPr>
+          <w:rFonts w:ascii="TimesNewRomanPSMT" w:hAnsi="TimesNewRomanPSMT"/>
+          <w:color w:val="000000"/>
+          <w:sz w:val="24"/>
+        </w:rPr>
+      </w:pPr>
+    </w:p>
+    <w:p>
+      <w:pPr>
+        <w:spacing w:line="240" w:lineRule="auto"/>
+        <w:ind w:right="-1"/>
+        <w:jc w:val="center"/>
+        <w:rPr>
+          <w:rFonts w:ascii="TimesNewRomanPSMT" w:hAnsi="TimesNewRomanPSMT"/>
+          <w:color w:val="000000"/>
+          <w:sz w:val="24"/>
+        </w:rPr>
+      </w:pPr>
+    </w:p>
+    <w:tbl>
+      <w:tblPr>
+        <w:tblW w:w="9875" w:type="dxa"/>
+        <w:tblLayout w:type="fixed"/>
+        <w:tblLook w:val="04A0" w:firstRow="1" w:lastRow="0" w:firstColumn="1" w:lastColumn="0" w:noHBand="0" w:noVBand="1"/>
+      </w:tblPr>
+      <w:tblGrid>
+        <w:gridCol w:w="2268"/>
+        <w:gridCol w:w="284"/>
+        <w:gridCol w:w="7087"/>
+        <w:gridCol w:w="236"/>
+      </w:tblGrid>
+      <w:tr>
+        <w:trPr>
+          <w:gridAfter w:val="1"/>
+          <w:wAfter w:w="236" w:type="dxa"/>
+        </w:trPr>
+        <w:tc>
+          <w:tcPr>
+            <w:tcW w:w="2268" w:type="dxa"/>
+            <w:shd w:val="clear" w:color="auto" w:fill="auto"/>
+          </w:tcPr>
+          <w:p>
+            <w:pPr>
+              <w:spacing w:line="240" w:lineRule="auto"/>
+              <w:ind w:firstLine="0"/>
+              <w:rPr>
+                <w:rFonts w:ascii="TimesNewRomanPS-BoldMT" w:hAnsi="TimesNewRomanPS-BoldMT"/>
+                <w:b/>
+                <w:bCs/>
+                <w:color w:val="000000"/>
+                <w:sz w:val="24"/>
+              </w:rPr>
+            </w:pPr>
+            <w:r>
+              <w:rPr>
+                <w:rFonts w:ascii="TimesNewRomanPS-BoldMT" w:hAnsi="TimesNewRomanPS-BoldMT"/>
+                <w:b/>
+                <w:bCs/>
+                <w:color w:val="000000"/>
+                <w:sz w:val="24"/>
+              </w:rPr>
+              <w:t>п</w:t>
+            </w:r>
+            <w:r>
+              <w:rPr>
+                <w:rFonts w:ascii="TimesNewRomanPS-BoldMT" w:hAnsi="TimesNewRomanPS-BoldMT"/>
+                <w:b/>
+                <w:bCs/>
+                <w:color w:val="000000"/>
+                <w:sz w:val="24"/>
+              </w:rPr>
+              <w:t>реподаватель</w:t>
+            </w:r>
+          </w:p>
+        </w:tc>
+        <w:tc>
+          <w:tcPr>
+            <w:tcW w:w="284" w:type="dxa"/>
+            <w:shd w:val="clear" w:color="auto" w:fill="auto"/>
+          </w:tcPr>
+          <w:p>
+            <w:pPr>
+              <w:spacing w:line="240" w:lineRule="auto"/>
+              <w:jc w:val="center"/>
+              <w:rPr>
+                <w:rFonts w:ascii="TimesNewRomanPS-BoldMT" w:hAnsi="TimesNewRomanPS-BoldMT"/>
+                <w:color w:val="000000"/>
+                <w:sz w:val="24"/>
+              </w:rPr>
+            </w:pPr>
+          </w:p>
+        </w:tc>
+        <w:tc>
+          <w:tcPr>
+            <w:tcW w:w="7087" w:type="dxa"/>
+            <w:tcBorders>
+              <w:bottom w:val="single" w:sz="4" w:space="0" w:color="000000"/>
+            </w:tcBorders>
+            <w:shd w:val="clear" w:color="auto" w:fill="auto"/>
+          </w:tcPr>
+          <w:p>
+            <w:pPr>
+              <w:spacing w:line="240" w:lineRule="auto"/>
+              <w:ind w:left="-111" w:hanging="710"/>
+              <w:jc w:val="center"/>
+              <w:rPr>
+                <w:rFonts w:ascii="TimesNewRomanPS-BoldMT" w:hAnsi="TimesNewRomanPS-BoldMT"/>
+                <w:color w:val="000000"/>
+                <w:sz w:val="24"/>
+              </w:rPr>
+            </w:pPr>
+          </w:p>
+        </w:tc>
+      </w:tr>
+      <w:tr>
+        <w:tc>
+          <w:tcPr>
+            <w:tcW w:w="2268" w:type="dxa"/>
+            <w:shd w:val="clear" w:color="auto" w:fill="auto"/>
+          </w:tcPr>
+          <w:p>
+            <w:pPr>
+              <w:spacing w:line="240" w:lineRule="auto"/>
+              <w:rPr>
+                <w:rFonts w:ascii="TimesNewRomanPS-BoldMT" w:hAnsi="TimesNewRomanPS-BoldMT"/>
+                <w:b/>
+                <w:bCs/>
+                <w:color w:val="000000"/>
+                <w:sz w:val="24"/>
+              </w:rPr>
+            </w:pPr>
+          </w:p>
+        </w:tc>
+        <w:tc>
+          <w:tcPr>
+            <w:tcW w:w="284" w:type="dxa"/>
+            <w:shd w:val="clear" w:color="auto" w:fill="auto"/>
+          </w:tcPr>
+          <w:p>
+            <w:pPr>
+              <w:spacing w:line="240" w:lineRule="auto"/>
+              <w:jc w:val="center"/>
+              <w:rPr>
+                <w:rFonts w:ascii="TimesNewRomanPS-BoldMT" w:hAnsi="TimesNewRomanPS-BoldMT"/>
+                <w:color w:val="000000"/>
+                <w:sz w:val="24"/>
+              </w:rPr>
+            </w:pPr>
+          </w:p>
+        </w:tc>
+        <w:tc>
+          <w:tcPr>
+            <w:tcW w:w="7087" w:type="dxa"/>
+            <w:tcBorders>
+              <w:top w:val="single" w:sz="4" w:space="0" w:color="000000"/>
+            </w:tcBorders>
+            <w:shd w:val="clear" w:color="auto" w:fill="auto"/>
+          </w:tcPr>
+          <w:p>
+            <w:pPr>
+              <w:spacing w:line="240" w:lineRule="auto"/>
+              <w:jc w:val="center"/>
+              <w:rPr>
+                <w:rFonts w:ascii="TimesNewRomanPS-BoldMT" w:hAnsi="TimesNewRomanPS-BoldMT"/>
+                <w:color w:val="000000"/>
+                <w:sz w:val="24"/>
+              </w:rPr>
+            </w:pPr>
+            <w:r>
+              <w:rPr>
+                <w:rFonts w:ascii="TimesNewRomanPS-BoldMT" w:hAnsi="TimesNewRomanPS-BoldMT"/>
+                <w:color w:val="000000"/>
+                <w:sz w:val="20"/>
+                <w:szCs w:val="20"/>
+              </w:rPr>
+              <w:t>(</w:t>
+            </w:r>
+            <w:proofErr w:type="gramStart"/>
+            <w:r>
+              <w:rPr>
+                <w:rFonts w:ascii="TimesNewRomanPSMT" w:hAnsi="TimesNewRomanPSMT"/>
+                <w:color w:val="000000"/>
+                <w:sz w:val="20"/>
+                <w:szCs w:val="20"/>
+              </w:rPr>
+              <w:t xml:space="preserve">ФИО)   </w:t>
+            </w:r>
+            <w:proofErr w:type="gramEnd"/>
+            <w:r>
+              <w:rPr>
+                <w:rFonts w:ascii="TimesNewRomanPSMT" w:hAnsi="TimesNewRomanPSMT"/>
+                <w:color w:val="000000"/>
+                <w:sz w:val="20"/>
+                <w:szCs w:val="20"/>
+              </w:rPr>
+              <w:t xml:space="preserve">                                                                              </w:t>
+            </w:r>
+          </w:p>
+        </w:tc>
+        <w:tc>
+          <w:tcPr>
+            <w:tcW w:w="236" w:type="dxa"/>
+            <w:shd w:val="clear" w:color="auto" w:fill="auto"/>
+          </w:tcPr>
+          <w:p>
+            <w:pPr>
+              <w:spacing w:line="240" w:lineRule="auto"/>
+              <w:jc w:val="center"/>
+              <w:rPr>
+                <w:rFonts w:ascii="TimesNewRomanPS-BoldMT" w:hAnsi="TimesNewRomanPS-BoldMT"/>
+                <w:color w:val="000000"/>
+                <w:sz w:val="24"/>
+              </w:rPr>
+            </w:pPr>
+          </w:p>
+        </w:tc>
+      </w:tr>
+    </w:tbl>
+    <w:p>
+      <w:pPr>
+        <w:spacing w:line="240" w:lineRule="auto"/>
+        <w:ind w:right="-1"/>
+        <w:rPr>
+          <w:rFonts w:ascii="TimesNewRomanPSMT" w:hAnsi="TimesNewRomanPSMT"/>
+          <w:color w:val="000000"/>
+          <w:sz w:val="24"/>
+        </w:rPr>
+      </w:pPr>
+    </w:p>
+    <w:p>
+      <w:pPr>
+        <w:spacing w:line="240" w:lineRule="auto"/>
+        <w:ind w:right="-1"/>
+        <w:rPr>
+          <w:rFonts w:ascii="TimesNewRomanPSMT" w:hAnsi="TimesNewRomanPSMT"/>
+          <w:color w:val="000000"/>
+          <w:sz w:val="24"/>
+        </w:rPr>
+      </w:pPr>
+    </w:p>
+    <w:p>
+      <w:pPr>
+        <w:spacing w:line="240" w:lineRule="auto"/>
+        <w:jc w:val="center"/>
+        <w:rPr>
+          <w:rFonts w:ascii="TimesNewRomanPS-BoldMT" w:hAnsi="TimesNewRomanPS-BoldMT"/>
+          <w:b/>
+          <w:bCs/>
+          <w:color w:val="000000"/>
+          <w:sz w:val="24"/>
+        </w:rPr>
+      </w:pPr>
+    </w:p>
+    <w:p>
+      <w:pPr>
+        <w:spacing w:line="240" w:lineRule="auto"/>
+        <w:jc w:val="center"/>
+        <w:rPr>
+          <w:rFonts w:ascii="TimesNewRomanPS-BoldMT" w:hAnsi="TimesNewRomanPS-BoldMT"/>
+          <w:b/>
+          <w:bCs/>
+          <w:color w:val="000000"/>
+          <w:sz w:val="24"/>
+        </w:rPr>
+      </w:pPr>
+    </w:p>
+    <w:p>
+      <w:pPr>
+        <w:spacing w:line="240" w:lineRule="auto"/>
+        <w:jc w:val="center"/>
+        <w:rPr>
+          <w:rFonts w:ascii="TimesNewRomanPS-BoldMT" w:hAnsi="TimesNewRomanPS-BoldMT"/>
+          <w:b/>
+          <w:bCs/>
+          <w:color w:val="000000"/>
+          <w:sz w:val="24"/>
+        </w:rPr>
+      </w:pPr>
+    </w:p>
+    <w:p>
+      <w:pPr>
+        <w:spacing w:line="240" w:lineRule="auto"/>
+        <w:jc w:val="center"/>
+        <w:rPr>
+          <w:rFonts w:ascii="TimesNewRomanPS-BoldMT" w:hAnsi="TimesNewRomanPS-BoldMT"/>
+          <w:b/>
+          <w:bCs/>
+          <w:color w:val="000000"/>
+          <w:sz w:val="24"/>
+        </w:rPr>
+      </w:pPr>
+    </w:p>
+    <w:p>
+      <w:pPr>
+        <w:spacing w:line="240" w:lineRule="auto"/>
+        <w:jc w:val="center"/>
+        <w:rPr>
+          <w:rFonts w:ascii="TimesNewRomanPS-BoldMT" w:hAnsi="TimesNewRomanPS-BoldMT"/>
+          <w:b/>
+          <w:bCs/>
+          <w:color w:val="000000"/>
+          <w:sz w:val="24"/>
+        </w:rPr>
+      </w:pPr>
+    </w:p>
+    <w:p>
+      <w:pPr>
+        <w:spacing w:line="240" w:lineRule="auto"/>
+        <w:jc w:val="center"/>
+        <w:rPr>
+          <w:rFonts w:ascii="TimesNewRomanPS-BoldMT" w:hAnsi="TimesNewRomanPS-BoldMT"/>
+          <w:b/>
+          <w:bCs/>
+          <w:color w:val="000000"/>
+          <w:sz w:val="24"/>
+        </w:rPr>
+      </w:pPr>
+    </w:p>
+    <w:p>
+      <w:pPr>
+        <w:spacing w:line="240" w:lineRule="auto"/>
+        <w:jc w:val="center"/>
+        <w:rPr>
+          <w:rFonts w:ascii="TimesNewRomanPS-BoldMT" w:hAnsi="TimesNewRomanPS-BoldMT"/>
+          <w:b/>
+          <w:bCs/>
+          <w:color w:val="000000"/>
+          <w:sz w:val="24"/>
+        </w:rPr>
+      </w:pPr>
+    </w:p>
+    <w:p>
+      <w:pPr>
+        <w:spacing w:line="240" w:lineRule="auto"/>
+        <w:jc w:val="center"/>
+        <w:rPr>
+          <w:rFonts w:ascii="TimesNewRomanPS-BoldMT" w:hAnsi="TimesNewRomanPS-BoldMT"/>
+          <w:b/>
+          <w:bCs/>
+          <w:color w:val="000000"/>
+          <w:sz w:val="24"/>
+        </w:rPr>
+      </w:pPr>
+    </w:p>
+    <w:p>
+      <w:pPr>
+        <w:spacing w:line="240" w:lineRule="auto"/>
+        <w:jc w:val="center"/>
+        <w:rPr>
+          <w:rFonts w:ascii="TimesNewRomanPS-BoldMT" w:hAnsi="TimesNewRomanPS-BoldMT"/>
+          <w:b/>
+          <w:bCs/>
+          <w:color w:val="000000"/>
+          <w:sz w:val="24"/>
+        </w:rPr>
+      </w:pPr>
+    </w:p>
+    <w:p>
+      <w:pPr>
+        <w:spacing w:line="240" w:lineRule="auto"/>
+        <w:jc w:val="center"/>
+        <w:rPr>
+          <w:rFonts w:ascii="TimesNewRomanPS-BoldMT" w:hAnsi="TimesNewRomanPS-BoldMT"/>
+          <w:b/>
+          <w:bCs/>
+          <w:color w:val="000000"/>
+          <w:sz w:val="24"/>
+        </w:rPr>
+      </w:pPr>
+    </w:p>
+    <w:p>
+      <w:pPr>
+        <w:spacing w:line="240" w:lineRule="auto"/>
+        <w:jc w:val="center"/>
+        <w:rPr>
+          <w:rFonts w:ascii="TimesNewRomanPS-BoldMT" w:hAnsi="TimesNewRomanPS-BoldMT"/>
+          <w:b/>
+          <w:bCs/>
+          <w:color w:val="000000"/>
+          <w:sz w:val="24"/>
+        </w:rPr>
+      </w:pPr>
+    </w:p>
+    <w:p>
+      <w:pPr>
+        <w:spacing w:line="240" w:lineRule="auto"/>
+        <w:ind w:firstLine="0"/>
+        <w:jc w:val="center"/>
+        <w:rPr>
+          <w:sz w:val="32"/>
+          <w:szCs w:val="28"/>
+        </w:rPr>
+      </w:pPr>
+      <w:r>
+        <w:rPr>
+          <w:rFonts w:ascii="TimesNewRomanPS-BoldMT" w:hAnsi="TimesNewRomanPS-BoldMT"/>
+          <w:b/>
+          <w:bCs/>
+          <w:color w:val="000000"/>
+          <w:sz w:val="24"/>
+        </w:rPr>
+        <w:t>Москва, 202</w:t>
+      </w:r>
+      <w:r>
+        <w:rPr>
+          <w:rFonts w:ascii="TimesNewRomanPS-BoldMT" w:hAnsi="TimesNewRomanPS-BoldMT"/>
+          <w:b/>
+          <w:bCs/>
+          <w:color w:val="000000"/>
+          <w:sz w:val="24"/>
+        </w:rPr>
+        <w:t>_</w:t>
       </w:r>
     </w:p>
     <w:p>
       <w:pPr>
-        <w:pStyle w:val="afc"/>
-        <w:numPr>
-          <w:ilvl w:val="1"/>
-          <w:numId w:val="4"/>
-        </w:numPr>
-        <w:tabs>
-          <w:tab w:val="left" w:pos="567"/>
-          <w:tab w:val="left" w:pos="709"/>
-          <w:tab w:val="left" w:pos="1134"/>
-        </w:tabs>
-        <w:ind w:left="0" w:firstLine="0"/>
+        <w:spacing w:after="160" w:line="259" w:lineRule="auto"/>
+        <w:ind w:firstLine="0"/>
+        <w:jc w:val="left"/>
+        <w:rPr>
+          <w:sz w:val="32"/>
+          <w:szCs w:val="28"/>
+        </w:rPr>
       </w:pPr>
       <w:r>
-        <w:t>Определить связи между актерами и вариантами использования</w:t>
+        <w:rPr>
+          <w:sz w:val="32"/>
+          <w:szCs w:val="28"/>
+        </w:rPr>
+        <w:br w:type="page"/>
       </w:r>
     </w:p>
     <w:p>
       <w:pPr>
+        <w:ind w:firstLine="0"/>
+        <w:jc w:val="center"/>
+        <w:rPr>
+          <w:sz w:val="32"/>
+          <w:szCs w:val="28"/>
+        </w:rPr>
+      </w:pPr>
+      <w:commentRangeStart w:id="1"/>
+      <w:r>
+        <w:rPr>
+          <w:sz w:val="32"/>
+          <w:szCs w:val="28"/>
+        </w:rPr>
+        <w:lastRenderedPageBreak/>
+        <w:t>Создание диаграммы вариантов использования и кооперации</w:t>
+      </w:r>
+      <w:commentRangeEnd w:id="1"/>
+      <w:r>
+        <w:rPr>
+          <w:sz w:val="32"/>
+          <w:szCs w:val="28"/>
+        </w:rPr>
+        <w:commentReference w:id="1"/>
+      </w:r>
+    </w:p>
+    <w:p>
+      <w:pPr>
+        <w:ind w:firstLine="0"/>
+      </w:pPr>
+      <w:r>
+        <w:rPr>
+          <w:rFonts w:eastAsia="Arial"/>
+        </w:rPr>
+        <w:t xml:space="preserve">1. </w:t>
+      </w:r>
+      <w:commentRangeStart w:id="2"/>
+      <w:r>
+        <w:rPr>
+          <w:rFonts w:eastAsia="Arial"/>
+        </w:rPr>
+        <w:t>Диаграмма вариантов использования</w:t>
+      </w:r>
+      <w:commentRangeEnd w:id="2"/>
+      <w:r>
+        <w:commentReference w:id="2"/>
+      </w:r>
+    </w:p>
+    <w:p>
+      <w:pPr>
+        <w:ind w:firstLine="0"/>
+      </w:pPr>
+      <w:r>
+        <w:rPr>
+          <w:rFonts w:eastAsia="Arial"/>
+        </w:rPr>
+        <w:t xml:space="preserve">2. </w:t>
+      </w:r>
+      <w:commentRangeStart w:id="3"/>
+      <w:r>
+        <w:rPr>
+          <w:rFonts w:eastAsia="Arial"/>
+        </w:rPr>
+        <w:t>Диаграмма кооперации</w:t>
+      </w:r>
+      <w:commentRangeEnd w:id="3"/>
+      <w:r>
+        <w:commentReference w:id="3"/>
+      </w:r>
+    </w:p>
+    <w:p>
+      <w:pPr>
+        <w:ind w:firstLine="0"/>
+      </w:pPr>
+      <w:r>
+        <w:rPr>
+          <w:rFonts w:eastAsia="Arial"/>
+        </w:rPr>
+        <w:t xml:space="preserve">3. </w:t>
+      </w:r>
+      <w:r>
+        <w:rPr>
+          <w:rFonts w:eastAsia="Arial"/>
+        </w:rPr>
+        <w:t>Контрольные вопросы</w:t>
+      </w:r>
+    </w:p>
+    <w:p>
+      <w:pPr>
         <w:pStyle w:val="afc"/>
         <w:numPr>
-          <w:ilvl w:val="1"/>
-          <w:numId w:val="4"/>
+          <w:ilvl w:val="0"/>
+          <w:numId w:val="11"/>
         </w:numPr>
-        <w:tabs>
-          <w:tab w:val="left" w:pos="567"/>
-          <w:tab w:val="left" w:pos="709"/>
-          <w:tab w:val="left" w:pos="1134"/>
-        </w:tabs>
-        <w:ind w:left="0" w:firstLine="0"/>
+        <w:ind w:left="0" w:firstLine="709"/>
       </w:pPr>
       <w:r>
-        <w:t>Определить, какие варианты использования могут включать другие («</w:t>
+        <w:t>В чём заключается основное назначение диаграммы вариантов использования?</w:t>
+      </w:r>
+    </w:p>
+    <w:p>
+      <w:pPr>
+        <w:pStyle w:val="afc"/>
+        <w:numPr>
+          <w:ilvl w:val="0"/>
+          <w:numId w:val="11"/>
+        </w:numPr>
+        <w:ind w:left="0" w:firstLine="709"/>
+      </w:pPr>
+      <w:r>
+        <w:t xml:space="preserve">Что такое </w:t>
       </w:r>
       <w:proofErr w:type="spellStart"/>
       <w:r>
-        <w:t>Include</w:t>
+        <w:t>актор</w:t>
       </w:r>
       <w:proofErr w:type="spellEnd"/>
       <w:r>
-        <w:t>»)</w:t>
+        <w:t xml:space="preserve"> и чем он отличается от пользователя системы?</w:t>
       </w:r>
     </w:p>
     <w:p>
       <w:pPr>
         <w:pStyle w:val="afc"/>
         <w:numPr>
-          <w:ilvl w:val="1"/>
-          <w:numId w:val="4"/>
+          <w:ilvl w:val="0"/>
+          <w:numId w:val="11"/>
         </w:numPr>
-        <w:tabs>
-          <w:tab w:val="left" w:pos="567"/>
-          <w:tab w:val="left" w:pos="709"/>
-          <w:tab w:val="left" w:pos="1134"/>
-        </w:tabs>
-        <w:ind w:left="0" w:firstLine="0"/>
+        <w:ind w:left="0" w:firstLine="709"/>
       </w:pPr>
       <w:r>
-        <w:t>Определить, какие варианты использования могут расширять другие («</w:t>
+        <w:t>Какие элементы обязательно присутствуют на диаграмме вариантов использования?</w:t>
+      </w:r>
+    </w:p>
+    <w:p>
+      <w:pPr>
+        <w:pStyle w:val="afc"/>
+        <w:numPr>
+          <w:ilvl w:val="0"/>
+          <w:numId w:val="11"/>
+        </w:numPr>
+        <w:ind w:left="0" w:firstLine="709"/>
+      </w:pPr>
+      <w:r>
+        <w:t xml:space="preserve">В каких случаях используется связь </w:t>
       </w:r>
       <w:proofErr w:type="spellStart"/>
       <w:r>
-        <w:t>Extend</w:t>
+        <w:t>include</w:t>
       </w:r>
       <w:proofErr w:type="spellEnd"/>
       <w:r>
-        <w:t>»)</w:t>
-      </w:r>
-    </w:p>
-    <w:p>
-      <w:pPr>
-        <w:pStyle w:val="af8"/>
-      </w:pPr>
-      <w:r>
-        <w:t>Рисунок 1 – Диаграмма вариантов использования</w:t>
-      </w:r>
-    </w:p>
-    <w:p>
-      <w:pPr>
-        <w:pStyle w:val="afc"/>
-        <w:numPr>
-          <w:ilvl w:val="1"/>
-          <w:numId w:val="4"/>
-        </w:numPr>
-        <w:tabs>
-          <w:tab w:val="left" w:pos="1134"/>
-        </w:tabs>
-      </w:pPr>
-      <w:r>
-        <w:t xml:space="preserve">Описать 2-3 основных сценария взаимодействия </w:t>
+        <w:t xml:space="preserve"> и чем она отличается от </w:t>
       </w:r>
       <w:proofErr w:type="spellStart"/>
       <w:r>
-        <w:t>акторов</w:t>
-      </w:r>
-      <w:proofErr w:type="spellEnd"/>
-      <w:r>
-        <w:t xml:space="preserve"> с системой</w:t>
-      </w:r>
-    </w:p>
-    <w:p>
-      <w:pPr>
-        <w:ind w:firstLine="0"/>
-      </w:pPr>
-      <w:r>
-        <w:t>2. Контрольные вопросы</w:t>
-      </w:r>
-    </w:p>
-    <w:p>
-      <w:pPr>
-        <w:pStyle w:val="afc"/>
-        <w:numPr>
-          <w:ilvl w:val="0"/>
-          <w:numId w:val="5"/>
-        </w:numPr>
-        <w:tabs>
-          <w:tab w:val="left" w:pos="1134"/>
-        </w:tabs>
-        <w:ind w:left="0" w:firstLine="709"/>
-      </w:pPr>
-      <w:r>
-        <w:t>Что такое диаграмма вариантов использования?</w:t>
-      </w:r>
-    </w:p>
-    <w:p>
-      <w:pPr>
-        <w:pStyle w:val="afc"/>
-        <w:numPr>
-          <w:ilvl w:val="0"/>
-          <w:numId w:val="5"/>
-        </w:numPr>
-        <w:tabs>
-          <w:tab w:val="left" w:pos="1134"/>
-        </w:tabs>
-        <w:ind w:left="0" w:firstLine="709"/>
-      </w:pPr>
-      <w:r>
-        <w:t>Какие компоненты включает диаграмма вариантов использования?</w:t>
-      </w:r>
-    </w:p>
-    <w:p>
-      <w:pPr>
-        <w:pStyle w:val="afc"/>
-        <w:numPr>
-          <w:ilvl w:val="0"/>
-          <w:numId w:val="5"/>
-        </w:numPr>
-        <w:tabs>
-          <w:tab w:val="left" w:pos="1134"/>
-        </w:tabs>
-        <w:ind w:left="0" w:firstLine="709"/>
-      </w:pPr>
-      <w:r>
-        <w:t xml:space="preserve">В чем разница между отношениями </w:t>
-      </w:r>
-      <w:proofErr w:type="spellStart"/>
-      <w:r>
-        <w:t>Include</w:t>
-      </w:r>
-      <w:proofErr w:type="spellEnd"/>
-      <w:r>
-        <w:t xml:space="preserve"> и </w:t>
-      </w:r>
-      <w:proofErr w:type="spellStart"/>
-      <w:r>
-        <w:t>Extend</w:t>
+        <w:t>extend</w:t>
       </w:r>
       <w:proofErr w:type="spellEnd"/>
       <w:r>
@@ -236,211 +2090,1194 @@
         <w:pStyle w:val="afc"/>
         <w:numPr>
           <w:ilvl w:val="0"/>
-          <w:numId w:val="5"/>
+          <w:numId w:val="11"/>
         </w:numPr>
-        <w:tabs>
-          <w:tab w:val="left" w:pos="1134"/>
-        </w:tabs>
         <w:ind w:left="0" w:firstLine="709"/>
       </w:pPr>
       <w:r>
-        <w:t xml:space="preserve">Как определить основных </w:t>
+        <w:t>Что обозначает граница системы на диаграмме вариантов использования?</w:t>
+      </w:r>
+    </w:p>
+    <w:p>
+      <w:pPr>
+        <w:pStyle w:val="afc"/>
+        <w:numPr>
+          <w:ilvl w:val="0"/>
+          <w:numId w:val="11"/>
+        </w:numPr>
+        <w:ind w:left="0" w:firstLine="709"/>
+      </w:pPr>
+      <w:r>
+        <w:t>Для каких целей применяется диаграмма кооперации?</w:t>
+      </w:r>
+    </w:p>
+    <w:p>
+      <w:pPr>
+        <w:pStyle w:val="afc"/>
+        <w:numPr>
+          <w:ilvl w:val="0"/>
+          <w:numId w:val="11"/>
+        </w:numPr>
+        <w:ind w:left="0" w:firstLine="709"/>
+      </w:pPr>
+      <w:r>
+        <w:t>Какие элементы включает диаграмма кооперации?</w:t>
+      </w:r>
+    </w:p>
+    <w:p>
+      <w:pPr>
+        <w:pStyle w:val="afc"/>
+        <w:numPr>
+          <w:ilvl w:val="0"/>
+          <w:numId w:val="11"/>
+        </w:numPr>
+        <w:ind w:left="0" w:firstLine="709"/>
+      </w:pPr>
+      <w:r>
+        <w:t>Как задаётся порядок выполнения операций на диаграмме кооперации?</w:t>
+      </w:r>
+    </w:p>
+    <w:p>
+      <w:pPr>
+        <w:pStyle w:val="afc"/>
+        <w:numPr>
+          <w:ilvl w:val="0"/>
+          <w:numId w:val="11"/>
+        </w:numPr>
+        <w:ind w:left="0" w:firstLine="709"/>
+      </w:pPr>
+      <w:r>
+        <w:t>В чём принципиальное отличие диаграммы кооперации от диаграммы последовательности?</w:t>
+      </w:r>
+    </w:p>
+    <w:p>
+      <w:pPr>
+        <w:pStyle w:val="afc"/>
+        <w:numPr>
+          <w:ilvl w:val="0"/>
+          <w:numId w:val="11"/>
+        </w:numPr>
+        <w:ind w:left="0" w:firstLine="709"/>
+      </w:pPr>
+      <w:r>
+        <w:t>Как диаграммы вариантов использования и кооперации дополняют друг друга при проектировании ИС?</w:t>
+      </w:r>
+    </w:p>
+    <w:p/>
+    <w:p/>
+    <w:p/>
+    <w:p/>
+    <w:p/>
+    <w:p/>
+    <w:p/>
+    <w:p>
+      <w:pPr>
+        <w:jc w:val="center"/>
+      </w:pPr>
+    </w:p>
+    <w:sectPr>
+      <w:headerReference w:type="even" r:id="rId12"/>
+      <w:headerReference w:type="default" r:id="rId13"/>
+      <w:footerReference w:type="even" r:id="rId14"/>
+      <w:footerReference w:type="default" r:id="rId15"/>
+      <w:headerReference w:type="first" r:id="rId16"/>
+      <w:footerReference w:type="first" r:id="rId17"/>
+      <w:pgSz w:w="11906" w:h="16838"/>
+      <w:pgMar w:top="1134" w:right="1134" w:bottom="1134" w:left="1701" w:header="709" w:footer="709" w:gutter="0"/>
+      <w:cols w:space="708"/>
+      <w:titlePg/>
+      <w:docGrid w:linePitch="381"/>
+    </w:sectPr>
+  </w:body>
+</w:document>
+</file>
+
+<file path=word/comments.xml><?xml version="1.0" encoding="utf-8"?>
+<w:comments xmlns:wpc="http://schemas.microsoft.com/office/word/2010/wordprocessingCanvas" xmlns:cx="http://schemas.microsoft.com/office/drawing/2014/chartex" xmlns:cx1="http://schemas.microsoft.com/office/drawing/2015/9/8/chartex" xmlns:cx2="http://schemas.microsoft.com/office/drawing/2015/10/21/chartex" xmlns:cx3="http://schemas.microsoft.com/office/drawing/2016/5/9/chartex" xmlns:cx4="http://schemas.microsoft.com/office/drawing/2016/5/10/chartex" xmlns:cx5="http://schemas.microsoft.com/office/drawing/2016/5/11/chartex" xmlns:cx6="http://schemas.microsoft.com/office/drawing/2016/5/12/chartex" xmlns:cx7="http://schemas.microsoft.com/office/drawing/2016/5/13/chartex" xmlns:cx8="http://schemas.microsoft.com/office/drawing/2016/5/14/chartex" xmlns:mc="http://schemas.openxmlformats.org/markup-compatibility/2006" xmlns:aink="http://schemas.microsoft.com/office/drawing/2016/ink" xmlns:am3d="http://schemas.microsoft.com/office/drawing/2017/model3d" xmlns:o="urn:schemas-microsoft-com:office:office" xmlns:r="http://schemas.openxmlformats.org/officeDocument/2006/relationships" xmlns:m="http://schemas.openxmlformats.org/officeDocument/2006/math" xmlns:v="urn:schemas-microsoft-com:vml" xmlns:wp14="http://schemas.microsoft.com/office/word/2010/wordprocessingDrawing" xmlns:wp="http://schemas.openxmlformats.org/drawingml/2006/wordprocessingDrawing" xmlns:w10="urn:schemas-microsoft-com:office:word" xmlns:w="http://schemas.openxmlformats.org/wordprocessingml/2006/main" xmlns:w14="http://schemas.microsoft.com/office/word/2010/wordml" xmlns:w15="http://schemas.microsoft.com/office/word/2012/wordml" xmlns:w16cex="http://schemas.microsoft.com/office/word/2018/wordml/cex" xmlns:w16cid="http://schemas.microsoft.com/office/word/2016/wordml/cid" xmlns:w16="http://schemas.microsoft.com/office/word/2018/wordml" xmlns:w16sdtdh="http://schemas.microsoft.com/office/word/2020/wordml/sdtdatahash" xmlns:w16se="http://schemas.microsoft.com/office/word/2015/wordml/symex" xmlns:wpg="http://schemas.microsoft.com/office/word/2010/wordprocessingGroup" xmlns:wpi="http://schemas.microsoft.com/office/word/2010/wordprocessingInk" xmlns:wne="http://schemas.microsoft.com/office/word/2006/wordml" xmlns:wps="http://schemas.microsoft.com/office/word/2010/wordprocessingShape" mc:Ignorable="w14 w15 w16se w16cid w16 w16cex w16sdtdh wp14">
+  <w:comment w:id="1" w:author="Gvadoskr" w:date="2025-12-17T21:03:00Z" w:initials="DK">
+    <w:p>
+      <w:pPr>
+        <w:pStyle w:val="4"/>
+        <w:shd w:val="clear" w:color="auto" w:fill="FFFFFF"/>
+        <w:spacing w:before="240" w:after="240"/>
+        <w:rPr>
+          <w:rFonts w:ascii="Helvetica" w:hAnsi="Helvetica" w:cs="Helvetica"/>
+          <w:spacing w:val="-2"/>
+        </w:rPr>
+      </w:pPr>
+      <w:r>
+        <w:rPr>
+          <w:rStyle w:val="afe"/>
+        </w:rPr>
+        <w:annotationRef/>
+      </w:r>
+      <w:r>
+        <w:rPr>
+          <w:rStyle w:val="afd"/>
+          <w:rFonts w:ascii="Helvetica" w:hAnsi="Helvetica" w:cs="Helvetica"/>
+          <w:b/>
+          <w:bCs/>
+          <w:spacing w:val="-2"/>
+        </w:rPr>
+        <w:t>Аналитическое пояснение (обязательно)</w:t>
+      </w:r>
+    </w:p>
+    <w:p>
+      <w:pPr>
+        <w:pStyle w:val="afb"/>
+        <w:shd w:val="clear" w:color="auto" w:fill="FFFFFF"/>
+        <w:rPr>
+          <w:rFonts w:ascii="Helvetica" w:hAnsi="Helvetica" w:cs="Helvetica"/>
+          <w:sz w:val="26"/>
+          <w:szCs w:val="26"/>
+        </w:rPr>
+      </w:pPr>
+      <w:r>
+        <w:rPr>
+          <w:rFonts w:ascii="Helvetica" w:hAnsi="Helvetica" w:cs="Helvetica"/>
+          <w:sz w:val="26"/>
+          <w:szCs w:val="26"/>
+        </w:rPr>
+        <w:t>В отчёте описать:</w:t>
+      </w:r>
+    </w:p>
+    <w:p>
+      <w:pPr>
+        <w:numPr>
+          <w:ilvl w:val="0"/>
+          <w:numId w:val="9"/>
+        </w:numPr>
+        <w:shd w:val="clear" w:color="auto" w:fill="FFFFFF"/>
+        <w:spacing w:before="100" w:beforeAutospacing="1" w:after="120" w:line="240" w:lineRule="auto"/>
+        <w:ind w:left="1170"/>
+        <w:jc w:val="left"/>
+        <w:rPr>
+          <w:rFonts w:ascii="Helvetica" w:hAnsi="Helvetica" w:cs="Helvetica"/>
+          <w:sz w:val="26"/>
+          <w:szCs w:val="26"/>
+        </w:rPr>
+      </w:pPr>
+      <w:r>
+        <w:rPr>
+          <w:rFonts w:ascii="Helvetica" w:hAnsi="Helvetica" w:cs="Helvetica"/>
+          <w:sz w:val="26"/>
+          <w:szCs w:val="26"/>
+        </w:rPr>
+        <w:t xml:space="preserve">Почему были выбраны именно эти </w:t>
       </w:r>
       <w:proofErr w:type="spellStart"/>
       <w:r>
+        <w:rPr>
+          <w:rFonts w:ascii="Helvetica" w:hAnsi="Helvetica" w:cs="Helvetica"/>
+          <w:sz w:val="26"/>
+          <w:szCs w:val="26"/>
+        </w:rPr>
+        <w:t>акторы</w:t>
+      </w:r>
+      <w:proofErr w:type="spellEnd"/>
+      <w:r>
+        <w:rPr>
+          <w:rFonts w:ascii="Helvetica" w:hAnsi="Helvetica" w:cs="Helvetica"/>
+          <w:sz w:val="26"/>
+          <w:szCs w:val="26"/>
+        </w:rPr>
+        <w:t>.</w:t>
+      </w:r>
+    </w:p>
+    <w:p>
+      <w:pPr>
+        <w:numPr>
+          <w:ilvl w:val="0"/>
+          <w:numId w:val="9"/>
+        </w:numPr>
+        <w:shd w:val="clear" w:color="auto" w:fill="FFFFFF"/>
+        <w:spacing w:before="100" w:beforeAutospacing="1" w:after="120" w:line="240" w:lineRule="auto"/>
+        <w:ind w:left="1170"/>
+        <w:jc w:val="left"/>
+        <w:rPr>
+          <w:rFonts w:ascii="Helvetica" w:hAnsi="Helvetica" w:cs="Helvetica"/>
+          <w:sz w:val="26"/>
+          <w:szCs w:val="26"/>
+        </w:rPr>
+      </w:pPr>
+      <w:r>
+        <w:rPr>
+          <w:rFonts w:ascii="Helvetica" w:hAnsi="Helvetica" w:cs="Helvetica"/>
+          <w:sz w:val="26"/>
+          <w:szCs w:val="26"/>
+        </w:rPr>
+        <w:t>Логику выделения вариантов использования.</w:t>
+      </w:r>
+    </w:p>
+    <w:p>
+      <w:pPr>
+        <w:numPr>
+          <w:ilvl w:val="0"/>
+          <w:numId w:val="9"/>
+        </w:numPr>
+        <w:shd w:val="clear" w:color="auto" w:fill="FFFFFF"/>
+        <w:spacing w:before="100" w:beforeAutospacing="1" w:after="120" w:line="240" w:lineRule="auto"/>
+        <w:ind w:left="1170"/>
+        <w:jc w:val="left"/>
+        <w:rPr>
+          <w:rFonts w:ascii="Helvetica" w:hAnsi="Helvetica" w:cs="Helvetica"/>
+          <w:sz w:val="26"/>
+          <w:szCs w:val="26"/>
+        </w:rPr>
+      </w:pPr>
+      <w:r>
+        <w:rPr>
+          <w:rFonts w:ascii="Helvetica" w:hAnsi="Helvetica" w:cs="Helvetica"/>
+          <w:sz w:val="26"/>
+          <w:szCs w:val="26"/>
+        </w:rPr>
+        <w:t>Роль каждого объекта на диаграмме кооперации.</w:t>
+      </w:r>
+    </w:p>
+    <w:p>
+      <w:pPr>
+        <w:numPr>
+          <w:ilvl w:val="0"/>
+          <w:numId w:val="9"/>
+        </w:numPr>
+        <w:shd w:val="clear" w:color="auto" w:fill="FFFFFF"/>
+        <w:spacing w:before="100" w:beforeAutospacing="1" w:line="240" w:lineRule="auto"/>
+        <w:ind w:left="1170"/>
+        <w:jc w:val="left"/>
+        <w:rPr>
+          <w:rFonts w:ascii="Helvetica" w:hAnsi="Helvetica" w:cs="Helvetica"/>
+          <w:sz w:val="26"/>
+          <w:szCs w:val="26"/>
+        </w:rPr>
+      </w:pPr>
+      <w:r>
+        <w:rPr>
+          <w:rFonts w:ascii="Helvetica" w:hAnsi="Helvetica" w:cs="Helvetica"/>
+          <w:sz w:val="26"/>
+          <w:szCs w:val="26"/>
+        </w:rPr>
+        <w:t>Как диаграммы помогают понять архитектуру системы.</w:t>
+      </w:r>
+    </w:p>
+    <w:p>
+      <w:pPr>
+        <w:pStyle w:val="aff"/>
+        <w:ind w:firstLine="0"/>
+      </w:pPr>
+    </w:p>
+  </w:comment>
+  <w:comment w:id="2" w:author="Gvadoskr" w:date="2025-12-17T21:02:00Z" w:initials="DK">
+    <w:p>
+      <w:pPr>
+        <w:pStyle w:val="4"/>
+        <w:shd w:val="clear" w:color="auto" w:fill="FFFFFF"/>
+        <w:spacing w:before="240" w:after="240"/>
+        <w:rPr>
+          <w:rFonts w:ascii="Helvetica" w:hAnsi="Helvetica" w:cs="Helvetica"/>
+          <w:spacing w:val="-2"/>
+        </w:rPr>
+      </w:pPr>
+      <w:r>
+        <w:rPr>
+          <w:rStyle w:val="afe"/>
+        </w:rPr>
+        <w:annotationRef/>
+      </w:r>
+      <w:r>
+        <w:rPr>
+          <w:rStyle w:val="afd"/>
+          <w:rFonts w:ascii="Helvetica" w:hAnsi="Helvetica" w:cs="Helvetica"/>
+          <w:b/>
+          <w:bCs/>
+          <w:spacing w:val="-2"/>
+        </w:rPr>
+        <w:t>Диаграмма вариантов использования</w:t>
+      </w:r>
+    </w:p>
+    <w:p>
+      <w:pPr>
+        <w:pStyle w:val="5"/>
+        <w:shd w:val="clear" w:color="auto" w:fill="FFFFFF"/>
+        <w:spacing w:before="300" w:after="300"/>
+        <w:rPr>
+          <w:rFonts w:ascii="Helvetica" w:hAnsi="Helvetica" w:cs="Helvetica"/>
+          <w:caps/>
+          <w:spacing w:val="-2"/>
+          <w:sz w:val="19"/>
+          <w:szCs w:val="19"/>
+        </w:rPr>
+      </w:pPr>
+      <w:r>
+        <w:rPr>
+          <w:rFonts w:ascii="Helvetica" w:hAnsi="Helvetica" w:cs="Helvetica"/>
+          <w:caps/>
+          <w:spacing w:val="-2"/>
+          <w:sz w:val="19"/>
+          <w:szCs w:val="19"/>
+        </w:rPr>
+        <w:t>Требования к выполнению</w:t>
+      </w:r>
+    </w:p>
+    <w:p>
+      <w:pPr>
+        <w:numPr>
+          <w:ilvl w:val="0"/>
+          <w:numId w:val="6"/>
+        </w:numPr>
+        <w:shd w:val="clear" w:color="auto" w:fill="FFFFFF"/>
+        <w:spacing w:before="100" w:beforeAutospacing="1" w:after="120" w:line="240" w:lineRule="auto"/>
+        <w:ind w:left="1170"/>
+        <w:jc w:val="left"/>
+        <w:rPr>
+          <w:rFonts w:ascii="Helvetica" w:hAnsi="Helvetica" w:cs="Helvetica"/>
+          <w:sz w:val="26"/>
+          <w:szCs w:val="26"/>
+        </w:rPr>
+      </w:pPr>
+      <w:r>
+        <w:rPr>
+          <w:rFonts w:ascii="Helvetica" w:hAnsi="Helvetica" w:cs="Helvetica"/>
+          <w:sz w:val="26"/>
+          <w:szCs w:val="26"/>
+        </w:rPr>
+        <w:t>Построить диаграмму вариантов использования (</w:t>
+      </w:r>
+      <w:proofErr w:type="spellStart"/>
+      <w:r>
+        <w:rPr>
+          <w:rFonts w:ascii="Helvetica" w:hAnsi="Helvetica" w:cs="Helvetica"/>
+          <w:sz w:val="26"/>
+          <w:szCs w:val="26"/>
+        </w:rPr>
+        <w:t>Use</w:t>
+      </w:r>
+      <w:proofErr w:type="spellEnd"/>
+      <w:r>
+        <w:rPr>
+          <w:rFonts w:ascii="Helvetica" w:hAnsi="Helvetica" w:cs="Helvetica"/>
+          <w:sz w:val="26"/>
+          <w:szCs w:val="26"/>
+        </w:rPr>
+        <w:t xml:space="preserve"> Case </w:t>
+      </w:r>
+      <w:proofErr w:type="spellStart"/>
+      <w:r>
+        <w:rPr>
+          <w:rFonts w:ascii="Helvetica" w:hAnsi="Helvetica" w:cs="Helvetica"/>
+          <w:sz w:val="26"/>
+          <w:szCs w:val="26"/>
+        </w:rPr>
+        <w:t>Diagram</w:t>
+      </w:r>
+      <w:proofErr w:type="spellEnd"/>
+      <w:r>
+        <w:rPr>
+          <w:rFonts w:ascii="Helvetica" w:hAnsi="Helvetica" w:cs="Helvetica"/>
+          <w:sz w:val="26"/>
+          <w:szCs w:val="26"/>
+        </w:rPr>
+        <w:t>).</w:t>
+      </w:r>
+    </w:p>
+    <w:p>
+      <w:pPr>
+        <w:numPr>
+          <w:ilvl w:val="0"/>
+          <w:numId w:val="6"/>
+        </w:numPr>
+        <w:shd w:val="clear" w:color="auto" w:fill="FFFFFF"/>
+        <w:spacing w:before="100" w:beforeAutospacing="1" w:after="120" w:line="240" w:lineRule="auto"/>
+        <w:ind w:left="1170"/>
+        <w:jc w:val="left"/>
+        <w:rPr>
+          <w:rFonts w:ascii="Helvetica" w:hAnsi="Helvetica" w:cs="Helvetica"/>
+          <w:sz w:val="26"/>
+          <w:szCs w:val="26"/>
+        </w:rPr>
+      </w:pPr>
+      <w:r>
+        <w:rPr>
+          <w:rFonts w:ascii="Helvetica" w:hAnsi="Helvetica" w:cs="Helvetica"/>
+          <w:sz w:val="26"/>
+          <w:szCs w:val="26"/>
+        </w:rPr>
+        <w:t>Определить не менее </w:t>
+      </w:r>
+      <w:r>
+        <w:rPr>
+          <w:rStyle w:val="afd"/>
+          <w:rFonts w:ascii="Helvetica" w:eastAsia="Arial" w:hAnsi="Helvetica" w:cs="Helvetica"/>
+          <w:sz w:val="26"/>
+          <w:szCs w:val="26"/>
+        </w:rPr>
+        <w:t>4 вариантов использования</w:t>
+      </w:r>
+      <w:r>
+        <w:rPr>
+          <w:rFonts w:ascii="Helvetica" w:hAnsi="Helvetica" w:cs="Helvetica"/>
+          <w:sz w:val="26"/>
+          <w:szCs w:val="26"/>
+        </w:rPr>
+        <w:t>.</w:t>
+      </w:r>
+    </w:p>
+    <w:p>
+      <w:pPr>
+        <w:numPr>
+          <w:ilvl w:val="0"/>
+          <w:numId w:val="6"/>
+        </w:numPr>
+        <w:shd w:val="clear" w:color="auto" w:fill="FFFFFF"/>
+        <w:spacing w:before="100" w:beforeAutospacing="1" w:after="120" w:line="240" w:lineRule="auto"/>
+        <w:ind w:left="1170"/>
+        <w:jc w:val="left"/>
+        <w:rPr>
+          <w:rFonts w:ascii="Helvetica" w:hAnsi="Helvetica" w:cs="Helvetica"/>
+          <w:sz w:val="26"/>
+          <w:szCs w:val="26"/>
+        </w:rPr>
+      </w:pPr>
+      <w:r>
+        <w:rPr>
+          <w:rFonts w:ascii="Helvetica" w:hAnsi="Helvetica" w:cs="Helvetica"/>
+          <w:sz w:val="26"/>
+          <w:szCs w:val="26"/>
+        </w:rPr>
+        <w:t xml:space="preserve">Указать всех </w:t>
+      </w:r>
+      <w:proofErr w:type="spellStart"/>
+      <w:r>
+        <w:rPr>
+          <w:rFonts w:ascii="Helvetica" w:hAnsi="Helvetica" w:cs="Helvetica"/>
+          <w:sz w:val="26"/>
+          <w:szCs w:val="26"/>
+        </w:rPr>
         <w:t>акторов</w:t>
       </w:r>
       <w:proofErr w:type="spellEnd"/>
       <w:r>
-        <w:t xml:space="preserve"> системы?</w:t>
+        <w:rPr>
+          <w:rFonts w:ascii="Helvetica" w:hAnsi="Helvetica" w:cs="Helvetica"/>
+          <w:sz w:val="26"/>
+          <w:szCs w:val="26"/>
+        </w:rPr>
+        <w:t xml:space="preserve"> и их взаимодействие с системой.</w:t>
       </w:r>
     </w:p>
     <w:p>
       <w:pPr>
-        <w:pStyle w:val="afc"/>
+        <w:pStyle w:val="afb"/>
         <w:numPr>
           <w:ilvl w:val="0"/>
-          <w:numId w:val="5"/>
+          <w:numId w:val="6"/>
         </w:numPr>
-        <w:tabs>
-          <w:tab w:val="left" w:pos="1134"/>
-        </w:tabs>
-        <w:ind w:left="0" w:firstLine="709"/>
+        <w:shd w:val="clear" w:color="auto" w:fill="FFFFFF"/>
+        <w:spacing w:before="120" w:beforeAutospacing="0" w:after="120" w:afterAutospacing="0"/>
+        <w:ind w:left="1170"/>
+        <w:rPr>
+          <w:rFonts w:ascii="Helvetica" w:hAnsi="Helvetica" w:cs="Helvetica"/>
+          <w:sz w:val="26"/>
+          <w:szCs w:val="26"/>
+        </w:rPr>
       </w:pPr>
       <w:r>
-        <w:t>Какие инструменты можно использовать для построения диаграмм вариантов использования?</w:t>
-      </w:r>
-    </w:p>
-    <w:p/>
-    <w:p/>
-    <w:p>
-      <w:r>
-        <w:t>Создание диаграммы кооперации и диаграммы последовательности</w:t>
+        <w:rPr>
+          <w:rFonts w:ascii="Helvetica" w:hAnsi="Helvetica" w:cs="Helvetica"/>
+          <w:sz w:val="26"/>
+          <w:szCs w:val="26"/>
+        </w:rPr>
+        <w:t>Использовать:</w:t>
       </w:r>
     </w:p>
     <w:p>
       <w:pPr>
-        <w:ind w:firstLine="0"/>
+        <w:pStyle w:val="afb"/>
+        <w:numPr>
+          <w:ilvl w:val="0"/>
+          <w:numId w:val="6"/>
+        </w:numPr>
+        <w:shd w:val="clear" w:color="auto" w:fill="FFFFFF"/>
+        <w:spacing w:before="120" w:beforeAutospacing="0" w:after="120" w:afterAutospacing="0"/>
+        <w:ind w:left="1170"/>
         <w:rPr>
-          <w:sz w:val="24"/>
+          <w:rFonts w:ascii="Helvetica" w:hAnsi="Helvetica" w:cs="Helvetica"/>
+          <w:sz w:val="26"/>
+          <w:szCs w:val="26"/>
         </w:rPr>
       </w:pPr>
       <w:r>
         <w:rPr>
-          <w:color w:val="000000"/>
-          <w:szCs w:val="28"/>
+          <w:rFonts w:ascii="Helvetica" w:hAnsi="Helvetica" w:cs="Helvetica"/>
+          <w:sz w:val="26"/>
+          <w:szCs w:val="26"/>
         </w:rPr>
-        <w:t xml:space="preserve">1. Задание </w:t>
+        <w:t>минимум </w:t>
+      </w:r>
+      <w:r>
+        <w:rPr>
+          <w:rStyle w:val="afd"/>
+          <w:rFonts w:ascii="Helvetica" w:eastAsia="Arial" w:hAnsi="Helvetica" w:cs="Helvetica"/>
+          <w:sz w:val="26"/>
+          <w:szCs w:val="26"/>
+        </w:rPr>
+        <w:t xml:space="preserve">одну связь </w:t>
+      </w:r>
+      <w:proofErr w:type="spellStart"/>
+      <w:r>
+        <w:rPr>
+          <w:rStyle w:val="afd"/>
+          <w:rFonts w:ascii="Helvetica" w:eastAsia="Arial" w:hAnsi="Helvetica" w:cs="Helvetica"/>
+          <w:sz w:val="26"/>
+          <w:szCs w:val="26"/>
+        </w:rPr>
+        <w:t>include</w:t>
+      </w:r>
+      <w:proofErr w:type="spellEnd"/>
+      <w:r>
+        <w:rPr>
+          <w:rFonts w:ascii="Helvetica" w:hAnsi="Helvetica" w:cs="Helvetica"/>
+          <w:sz w:val="26"/>
+          <w:szCs w:val="26"/>
+        </w:rPr>
+        <w:t>;</w:t>
       </w:r>
     </w:p>
     <w:p>
       <w:pPr>
-        <w:ind w:firstLine="0"/>
+        <w:numPr>
+          <w:ilvl w:val="0"/>
+          <w:numId w:val="6"/>
+        </w:numPr>
+        <w:shd w:val="clear" w:color="auto" w:fill="FFFFFF"/>
+        <w:spacing w:before="100" w:beforeAutospacing="1" w:after="120" w:line="240" w:lineRule="auto"/>
+        <w:ind w:left="1170"/>
+        <w:jc w:val="left"/>
         <w:rPr>
-          <w:sz w:val="24"/>
+          <w:rFonts w:ascii="Helvetica" w:hAnsi="Helvetica" w:cs="Helvetica"/>
+          <w:sz w:val="26"/>
+          <w:szCs w:val="26"/>
         </w:rPr>
       </w:pPr>
       <w:r>
         <w:rPr>
-          <w:color w:val="000000"/>
-          <w:szCs w:val="28"/>
+          <w:rFonts w:ascii="Helvetica" w:hAnsi="Helvetica" w:cs="Helvetica"/>
+          <w:sz w:val="26"/>
+          <w:szCs w:val="26"/>
         </w:rPr>
-        <w:t xml:space="preserve">1.1. Название предметной области </w:t>
+        <w:t>минимум </w:t>
+      </w:r>
+      <w:r>
+        <w:rPr>
+          <w:rStyle w:val="afd"/>
+          <w:rFonts w:ascii="Helvetica" w:eastAsia="Arial" w:hAnsi="Helvetica" w:cs="Helvetica"/>
+          <w:sz w:val="26"/>
+          <w:szCs w:val="26"/>
+        </w:rPr>
+        <w:t xml:space="preserve">одну связь </w:t>
+      </w:r>
+      <w:proofErr w:type="spellStart"/>
+      <w:r>
+        <w:rPr>
+          <w:rStyle w:val="afd"/>
+          <w:rFonts w:ascii="Helvetica" w:eastAsia="Arial" w:hAnsi="Helvetica" w:cs="Helvetica"/>
+          <w:sz w:val="26"/>
+          <w:szCs w:val="26"/>
+        </w:rPr>
+        <w:t>extend</w:t>
+      </w:r>
+      <w:proofErr w:type="spellEnd"/>
+      <w:r>
+        <w:rPr>
+          <w:rFonts w:ascii="Helvetica" w:hAnsi="Helvetica" w:cs="Helvetica"/>
+          <w:sz w:val="26"/>
+          <w:szCs w:val="26"/>
+        </w:rPr>
+        <w:t>;</w:t>
       </w:r>
     </w:p>
     <w:p>
       <w:pPr>
-        <w:ind w:firstLine="0"/>
+        <w:numPr>
+          <w:ilvl w:val="0"/>
+          <w:numId w:val="6"/>
+        </w:numPr>
+        <w:shd w:val="clear" w:color="auto" w:fill="FFFFFF"/>
+        <w:spacing w:before="100" w:beforeAutospacing="1" w:line="240" w:lineRule="auto"/>
+        <w:ind w:left="1170"/>
+        <w:jc w:val="left"/>
+        <w:rPr>
+          <w:rFonts w:ascii="Helvetica" w:hAnsi="Helvetica" w:cs="Helvetica"/>
+          <w:sz w:val="26"/>
+          <w:szCs w:val="26"/>
+        </w:rPr>
       </w:pPr>
       <w:r>
-        <w:t>1.2. Определить ключевые объекты и их взаимодействие</w:t>
+        <w:rPr>
+          <w:rFonts w:ascii="Helvetica" w:hAnsi="Helvetica" w:cs="Helvetica"/>
+          <w:sz w:val="26"/>
+          <w:szCs w:val="26"/>
+        </w:rPr>
+        <w:t>при необходимости — </w:t>
+      </w:r>
+      <w:r>
+        <w:rPr>
+          <w:rStyle w:val="afd"/>
+          <w:rFonts w:ascii="Helvetica" w:eastAsia="Arial" w:hAnsi="Helvetica" w:cs="Helvetica"/>
+          <w:sz w:val="26"/>
+          <w:szCs w:val="26"/>
+        </w:rPr>
+        <w:t xml:space="preserve">обобщение </w:t>
+      </w:r>
+      <w:proofErr w:type="spellStart"/>
+      <w:r>
+        <w:rPr>
+          <w:rStyle w:val="afd"/>
+          <w:rFonts w:ascii="Helvetica" w:eastAsia="Arial" w:hAnsi="Helvetica" w:cs="Helvetica"/>
+          <w:sz w:val="26"/>
+          <w:szCs w:val="26"/>
+        </w:rPr>
+        <w:t>акторов</w:t>
+      </w:r>
+      <w:proofErr w:type="spellEnd"/>
+      <w:r>
+        <w:rPr>
+          <w:rFonts w:ascii="Helvetica" w:hAnsi="Helvetica" w:cs="Helvetica"/>
+          <w:sz w:val="26"/>
+          <w:szCs w:val="26"/>
+        </w:rPr>
+        <w:t>.</w:t>
       </w:r>
     </w:p>
     <w:p>
       <w:pPr>
-        <w:ind w:firstLine="0"/>
+        <w:pStyle w:val="5"/>
+        <w:shd w:val="clear" w:color="auto" w:fill="FFFFFF"/>
+        <w:spacing w:before="300" w:after="300"/>
+        <w:rPr>
+          <w:rFonts w:ascii="Helvetica" w:hAnsi="Helvetica" w:cs="Helvetica"/>
+          <w:caps/>
+          <w:spacing w:val="-2"/>
+          <w:sz w:val="19"/>
+          <w:szCs w:val="19"/>
+        </w:rPr>
       </w:pPr>
       <w:r>
-        <w:t>1.3. Сценарий для диаграммы кооперации</w:t>
+        <w:rPr>
+          <w:rFonts w:ascii="Helvetica" w:hAnsi="Helvetica" w:cs="Helvetica"/>
+          <w:caps/>
+          <w:spacing w:val="-2"/>
+          <w:sz w:val="19"/>
+          <w:szCs w:val="19"/>
+        </w:rPr>
+        <w:t>Ожидаемые варианты использования (примерный перечень)</w:t>
       </w:r>
     </w:p>
     <w:p>
       <w:pPr>
-        <w:ind w:firstLine="0"/>
+        <w:numPr>
+          <w:ilvl w:val="0"/>
+          <w:numId w:val="7"/>
+        </w:numPr>
+        <w:shd w:val="clear" w:color="auto" w:fill="FFFFFF"/>
+        <w:spacing w:before="100" w:beforeAutospacing="1" w:after="120" w:line="240" w:lineRule="auto"/>
+        <w:ind w:left="1170"/>
+        <w:jc w:val="left"/>
+        <w:rPr>
+          <w:rFonts w:ascii="Helvetica" w:hAnsi="Helvetica" w:cs="Helvetica"/>
+          <w:sz w:val="26"/>
+          <w:szCs w:val="26"/>
+        </w:rPr>
       </w:pPr>
       <w:r>
-        <w:t xml:space="preserve">1.4. </w:t>
-      </w:r>
-      <w:r>
-        <w:t>Разработать диаграмму кооперации для одного из сценариев</w:t>
+        <w:rPr>
+          <w:rFonts w:ascii="Helvetica" w:hAnsi="Helvetica" w:cs="Helvetica"/>
+          <w:sz w:val="26"/>
+          <w:szCs w:val="26"/>
+        </w:rPr>
+        <w:t>Создать заявку</w:t>
       </w:r>
     </w:p>
     <w:p>
       <w:pPr>
-        <w:pStyle w:val="af8"/>
-      </w:pPr>
-    </w:p>
-    <w:p>
-      <w:pPr>
-        <w:pStyle w:val="af8"/>
+        <w:numPr>
+          <w:ilvl w:val="0"/>
+          <w:numId w:val="7"/>
+        </w:numPr>
+        <w:shd w:val="clear" w:color="auto" w:fill="FFFFFF"/>
+        <w:spacing w:before="100" w:beforeAutospacing="1" w:after="120" w:line="240" w:lineRule="auto"/>
+        <w:ind w:left="1170"/>
+        <w:jc w:val="left"/>
+        <w:rPr>
+          <w:rFonts w:ascii="Helvetica" w:hAnsi="Helvetica" w:cs="Helvetica"/>
+          <w:sz w:val="26"/>
+          <w:szCs w:val="26"/>
+        </w:rPr>
       </w:pPr>
       <w:r>
-        <w:t>Рисунок 1 – Диаграмма кооперации</w:t>
+        <w:rPr>
+          <w:rFonts w:ascii="Helvetica" w:hAnsi="Helvetica" w:cs="Helvetica"/>
+          <w:sz w:val="26"/>
+          <w:szCs w:val="26"/>
+        </w:rPr>
+        <w:t>Просмотреть статус заявки</w:t>
       </w:r>
     </w:p>
     <w:p>
       <w:pPr>
-        <w:ind w:firstLine="0"/>
+        <w:numPr>
+          <w:ilvl w:val="0"/>
+          <w:numId w:val="7"/>
+        </w:numPr>
+        <w:shd w:val="clear" w:color="auto" w:fill="FFFFFF"/>
+        <w:spacing w:before="100" w:beforeAutospacing="1" w:after="120" w:line="240" w:lineRule="auto"/>
+        <w:ind w:left="1170"/>
+        <w:jc w:val="left"/>
+        <w:rPr>
+          <w:rFonts w:ascii="Helvetica" w:hAnsi="Helvetica" w:cs="Helvetica"/>
+          <w:sz w:val="26"/>
+          <w:szCs w:val="26"/>
+        </w:rPr>
       </w:pPr>
       <w:r>
-        <w:t xml:space="preserve">1.5. Сценарий для диаграммы последовательности </w:t>
+        <w:rPr>
+          <w:rFonts w:ascii="Helvetica" w:hAnsi="Helvetica" w:cs="Helvetica"/>
+          <w:sz w:val="26"/>
+          <w:szCs w:val="26"/>
+        </w:rPr>
+        <w:t>Обработать заявку</w:t>
       </w:r>
     </w:p>
     <w:p>
       <w:pPr>
-        <w:ind w:firstLine="0"/>
+        <w:numPr>
+          <w:ilvl w:val="0"/>
+          <w:numId w:val="7"/>
+        </w:numPr>
+        <w:shd w:val="clear" w:color="auto" w:fill="FFFFFF"/>
+        <w:spacing w:before="100" w:beforeAutospacing="1" w:after="120" w:line="240" w:lineRule="auto"/>
+        <w:ind w:left="1170"/>
+        <w:jc w:val="left"/>
+        <w:rPr>
+          <w:rFonts w:ascii="Helvetica" w:hAnsi="Helvetica" w:cs="Helvetica"/>
+          <w:sz w:val="26"/>
+          <w:szCs w:val="26"/>
+        </w:rPr>
       </w:pPr>
       <w:r>
-        <w:t>1.6. Разработать диаграмму последовательности для одного из сценариев</w:t>
+        <w:rPr>
+          <w:rFonts w:ascii="Helvetica" w:hAnsi="Helvetica" w:cs="Helvetica"/>
+          <w:sz w:val="26"/>
+          <w:szCs w:val="26"/>
+        </w:rPr>
+        <w:t>Изменить статус заявки</w:t>
       </w:r>
     </w:p>
     <w:p>
       <w:pPr>
-        <w:pStyle w:val="af8"/>
+        <w:numPr>
+          <w:ilvl w:val="0"/>
+          <w:numId w:val="7"/>
+        </w:numPr>
+        <w:shd w:val="clear" w:color="auto" w:fill="FFFFFF"/>
+        <w:spacing w:before="100" w:beforeAutospacing="1" w:line="240" w:lineRule="auto"/>
+        <w:ind w:left="1170"/>
+        <w:jc w:val="left"/>
+        <w:rPr>
+          <w:rFonts w:ascii="Helvetica" w:hAnsi="Helvetica" w:cs="Helvetica"/>
+          <w:sz w:val="26"/>
+          <w:szCs w:val="26"/>
+        </w:rPr>
       </w:pPr>
       <w:r>
-        <w:t>Диаграмма 2 – Диаграмма последовательности</w:t>
+        <w:rPr>
+          <w:rFonts w:ascii="Helvetica" w:hAnsi="Helvetica" w:cs="Helvetica"/>
+          <w:sz w:val="26"/>
+          <w:szCs w:val="26"/>
+        </w:rPr>
+        <w:t>Отправить уведомление</w:t>
       </w:r>
     </w:p>
     <w:p>
       <w:pPr>
-        <w:ind w:firstLine="0"/>
+        <w:pStyle w:val="afb"/>
+        <w:shd w:val="clear" w:color="auto" w:fill="FAFAFA"/>
+        <w:rPr>
+          <w:rFonts w:ascii="Helvetica" w:hAnsi="Helvetica" w:cs="Helvetica"/>
+          <w:color w:val="333333"/>
+          <w:sz w:val="26"/>
+          <w:szCs w:val="26"/>
+        </w:rPr>
       </w:pPr>
       <w:r>
-        <w:t xml:space="preserve">2. </w:t>
-      </w:r>
-      <w:r>
-        <w:t>К</w:t>
-      </w:r>
-      <w:r>
-        <w:t>онтрольный вопросы</w:t>
+        <w:rPr>
+          <w:rFonts w:ascii="Helvetica" w:hAnsi="Helvetica" w:cs="Helvetica"/>
+          <w:color w:val="333333"/>
+          <w:sz w:val="26"/>
+          <w:szCs w:val="26"/>
+        </w:rPr>
+        <w:t>Допускается добавление собственных вариантов использования при обосновании.</w:t>
       </w:r>
     </w:p>
     <w:p>
       <w:pPr>
-        <w:pStyle w:val="1"/>
+        <w:pStyle w:val="aff"/>
+      </w:pPr>
+    </w:p>
+  </w:comment>
+  <w:comment w:id="3" w:author="Gvadoskr" w:date="2025-12-17T21:02:00Z" w:initials="DK">
+    <w:p>
+      <w:pPr>
+        <w:pStyle w:val="5"/>
+        <w:shd w:val="clear" w:color="auto" w:fill="FFFFFF"/>
+        <w:spacing w:before="300" w:after="300"/>
+        <w:rPr>
+          <w:rFonts w:ascii="Helvetica" w:hAnsi="Helvetica" w:cs="Helvetica"/>
+          <w:caps/>
+          <w:spacing w:val="-2"/>
+          <w:sz w:val="19"/>
+          <w:szCs w:val="19"/>
+        </w:rPr>
       </w:pPr>
       <w:r>
-        <w:lastRenderedPageBreak/>
-        <w:t>Чем отличается диаграмма кооперации от диаграммы последовательности?</w:t>
+        <w:rPr>
+          <w:rStyle w:val="afe"/>
+        </w:rPr>
+        <w:annotationRef/>
+      </w:r>
+      <w:r>
+        <w:rPr>
+          <w:rFonts w:ascii="Helvetica" w:hAnsi="Helvetica" w:cs="Helvetica"/>
+          <w:caps/>
+          <w:spacing w:val="-2"/>
+          <w:sz w:val="19"/>
+          <w:szCs w:val="19"/>
+        </w:rPr>
+        <w:t>Требования к выполнению</w:t>
       </w:r>
     </w:p>
     <w:p>
       <w:pPr>
-        <w:pStyle w:val="1"/>
+        <w:numPr>
+          <w:ilvl w:val="0"/>
+          <w:numId w:val="8"/>
+        </w:numPr>
+        <w:shd w:val="clear" w:color="auto" w:fill="FFFFFF"/>
+        <w:spacing w:before="100" w:beforeAutospacing="1" w:after="120" w:line="240" w:lineRule="auto"/>
+        <w:ind w:left="1170"/>
+        <w:jc w:val="left"/>
+        <w:rPr>
+          <w:rFonts w:ascii="Helvetica" w:hAnsi="Helvetica" w:cs="Helvetica"/>
+          <w:sz w:val="26"/>
+          <w:szCs w:val="26"/>
+        </w:rPr>
       </w:pPr>
       <w:r>
-        <w:t>Какие элементы входят в диаграмму последовательности?</w:t>
+        <w:rPr>
+          <w:rFonts w:ascii="Helvetica" w:hAnsi="Helvetica" w:cs="Helvetica"/>
+          <w:sz w:val="26"/>
+          <w:szCs w:val="26"/>
+        </w:rPr>
+        <w:t>Выбрать </w:t>
+      </w:r>
+      <w:r>
+        <w:rPr>
+          <w:rStyle w:val="afd"/>
+          <w:rFonts w:ascii="Helvetica" w:eastAsia="Arial" w:hAnsi="Helvetica" w:cs="Helvetica"/>
+          <w:sz w:val="26"/>
+          <w:szCs w:val="26"/>
+        </w:rPr>
+        <w:t>один вариант использования</w:t>
+      </w:r>
+      <w:r>
+        <w:rPr>
+          <w:rFonts w:ascii="Helvetica" w:hAnsi="Helvetica" w:cs="Helvetica"/>
+          <w:sz w:val="26"/>
+          <w:szCs w:val="26"/>
+        </w:rPr>
+        <w:t> из задания 1 (рекомендуется: </w:t>
+      </w:r>
+      <w:r>
+        <w:rPr>
+          <w:rStyle w:val="aff3"/>
+          <w:rFonts w:ascii="Helvetica" w:eastAsia="Arial" w:hAnsi="Helvetica" w:cs="Helvetica"/>
+        </w:rPr>
+        <w:t>«Создать заявку»</w:t>
+      </w:r>
+      <w:r>
+        <w:rPr>
+          <w:rFonts w:ascii="Helvetica" w:hAnsi="Helvetica" w:cs="Helvetica"/>
+          <w:sz w:val="26"/>
+          <w:szCs w:val="26"/>
+        </w:rPr>
+        <w:t> или </w:t>
+      </w:r>
+      <w:r>
+        <w:rPr>
+          <w:rStyle w:val="aff3"/>
+          <w:rFonts w:ascii="Helvetica" w:eastAsia="Arial" w:hAnsi="Helvetica" w:cs="Helvetica"/>
+        </w:rPr>
+        <w:t>«Обработать заявку»</w:t>
+      </w:r>
+      <w:r>
+        <w:rPr>
+          <w:rFonts w:ascii="Helvetica" w:hAnsi="Helvetica" w:cs="Helvetica"/>
+          <w:sz w:val="26"/>
+          <w:szCs w:val="26"/>
+        </w:rPr>
+        <w:t>).</w:t>
       </w:r>
     </w:p>
     <w:p>
       <w:pPr>
-        <w:pStyle w:val="1"/>
+        <w:numPr>
+          <w:ilvl w:val="0"/>
+          <w:numId w:val="8"/>
+        </w:numPr>
+        <w:shd w:val="clear" w:color="auto" w:fill="FFFFFF"/>
+        <w:spacing w:before="100" w:beforeAutospacing="1" w:after="120" w:line="240" w:lineRule="auto"/>
+        <w:ind w:left="1170"/>
+        <w:jc w:val="left"/>
+        <w:rPr>
+          <w:rFonts w:ascii="Helvetica" w:hAnsi="Helvetica" w:cs="Helvetica"/>
+          <w:sz w:val="26"/>
+          <w:szCs w:val="26"/>
+        </w:rPr>
       </w:pPr>
       <w:r>
-        <w:t>Какие существуют способы документирования взаимодействий между объектами?</w:t>
+        <w:rPr>
+          <w:rFonts w:ascii="Helvetica" w:hAnsi="Helvetica" w:cs="Helvetica"/>
+          <w:sz w:val="26"/>
+          <w:szCs w:val="26"/>
+        </w:rPr>
+        <w:t>Построить диаграмму кооперации (</w:t>
+      </w:r>
+      <w:proofErr w:type="spellStart"/>
+      <w:r>
+        <w:rPr>
+          <w:rFonts w:ascii="Helvetica" w:hAnsi="Helvetica" w:cs="Helvetica"/>
+          <w:sz w:val="26"/>
+          <w:szCs w:val="26"/>
+        </w:rPr>
+        <w:t>Collaboration</w:t>
+      </w:r>
+      <w:proofErr w:type="spellEnd"/>
+      <w:r>
+        <w:rPr>
+          <w:rFonts w:ascii="Helvetica" w:hAnsi="Helvetica" w:cs="Helvetica"/>
+          <w:sz w:val="26"/>
+          <w:szCs w:val="26"/>
+        </w:rPr>
+        <w:t xml:space="preserve"> / Communication </w:t>
+      </w:r>
+      <w:proofErr w:type="spellStart"/>
+      <w:r>
+        <w:rPr>
+          <w:rFonts w:ascii="Helvetica" w:hAnsi="Helvetica" w:cs="Helvetica"/>
+          <w:sz w:val="26"/>
+          <w:szCs w:val="26"/>
+        </w:rPr>
+        <w:t>Diagram</w:t>
+      </w:r>
+      <w:proofErr w:type="spellEnd"/>
+      <w:r>
+        <w:rPr>
+          <w:rFonts w:ascii="Helvetica" w:hAnsi="Helvetica" w:cs="Helvetica"/>
+          <w:sz w:val="26"/>
+          <w:szCs w:val="26"/>
+        </w:rPr>
+        <w:t>), отражающую внутренний сценарий выполнения выбранного варианта использования.</w:t>
       </w:r>
     </w:p>
     <w:p>
       <w:pPr>
-        <w:pStyle w:val="1"/>
+        <w:numPr>
+          <w:ilvl w:val="0"/>
+          <w:numId w:val="8"/>
+        </w:numPr>
+        <w:shd w:val="clear" w:color="auto" w:fill="FFFFFF"/>
+        <w:spacing w:before="100" w:beforeAutospacing="1" w:after="120" w:line="240" w:lineRule="auto"/>
+        <w:ind w:left="1170"/>
+        <w:jc w:val="left"/>
+        <w:rPr>
+          <w:rFonts w:ascii="Helvetica" w:hAnsi="Helvetica" w:cs="Helvetica"/>
+          <w:sz w:val="26"/>
+          <w:szCs w:val="26"/>
+        </w:rPr>
       </w:pPr>
       <w:r>
-        <w:t>Как определить ключевые объекты системы?</w:t>
+        <w:rPr>
+          <w:rFonts w:ascii="Helvetica" w:hAnsi="Helvetica" w:cs="Helvetica"/>
+          <w:sz w:val="26"/>
+          <w:szCs w:val="26"/>
+        </w:rPr>
+        <w:t>Определить не менее </w:t>
+      </w:r>
+      <w:r>
+        <w:rPr>
+          <w:rStyle w:val="afd"/>
+          <w:rFonts w:ascii="Helvetica" w:eastAsia="Arial" w:hAnsi="Helvetica" w:cs="Helvetica"/>
+          <w:sz w:val="26"/>
+          <w:szCs w:val="26"/>
+        </w:rPr>
+        <w:t>4 объектов</w:t>
+      </w:r>
+      <w:r>
+        <w:rPr>
+          <w:rFonts w:ascii="Helvetica" w:hAnsi="Helvetica" w:cs="Helvetica"/>
+          <w:sz w:val="26"/>
+          <w:szCs w:val="26"/>
+        </w:rPr>
+        <w:t>, участвующих во взаимодействии.</w:t>
       </w:r>
     </w:p>
     <w:p>
       <w:pPr>
-        <w:pStyle w:val="1"/>
+        <w:pStyle w:val="afb"/>
+        <w:numPr>
+          <w:ilvl w:val="0"/>
+          <w:numId w:val="8"/>
+        </w:numPr>
+        <w:shd w:val="clear" w:color="auto" w:fill="FFFFFF"/>
+        <w:spacing w:before="120" w:beforeAutospacing="0" w:after="120" w:afterAutospacing="0"/>
+        <w:ind w:left="1170"/>
+        <w:rPr>
+          <w:rFonts w:ascii="Helvetica" w:hAnsi="Helvetica" w:cs="Helvetica"/>
+          <w:sz w:val="26"/>
+          <w:szCs w:val="26"/>
+        </w:rPr>
       </w:pPr>
       <w:r>
-        <w:t>Какие инструменты можно использовать для создания UML-диаграмм?</w:t>
+        <w:rPr>
+          <w:rFonts w:ascii="Helvetica" w:hAnsi="Helvetica" w:cs="Helvetica"/>
+          <w:sz w:val="26"/>
+          <w:szCs w:val="26"/>
+        </w:rPr>
+        <w:t>Отразить:</w:t>
       </w:r>
     </w:p>
     <w:p>
       <w:pPr>
-        <w:pStyle w:val="af8"/>
+        <w:pStyle w:val="afb"/>
+        <w:numPr>
+          <w:ilvl w:val="0"/>
+          <w:numId w:val="8"/>
+        </w:numPr>
+        <w:shd w:val="clear" w:color="auto" w:fill="FFFFFF"/>
+        <w:spacing w:before="120" w:beforeAutospacing="0" w:after="120" w:afterAutospacing="0"/>
+        <w:ind w:left="1170"/>
+        <w:rPr>
+          <w:rFonts w:ascii="Helvetica" w:hAnsi="Helvetica" w:cs="Helvetica"/>
+          <w:sz w:val="26"/>
+          <w:szCs w:val="26"/>
+        </w:rPr>
+      </w:pPr>
+      <w:r>
+        <w:rPr>
+          <w:rFonts w:ascii="Helvetica" w:hAnsi="Helvetica" w:cs="Helvetica"/>
+          <w:sz w:val="26"/>
+          <w:szCs w:val="26"/>
+        </w:rPr>
+        <w:t>последовательность сообщений;</w:t>
+      </w:r>
+    </w:p>
+    <w:p>
+      <w:pPr>
+        <w:numPr>
+          <w:ilvl w:val="0"/>
+          <w:numId w:val="8"/>
+        </w:numPr>
+        <w:shd w:val="clear" w:color="auto" w:fill="FFFFFF"/>
+        <w:spacing w:before="100" w:beforeAutospacing="1" w:after="120" w:line="240" w:lineRule="auto"/>
+        <w:ind w:left="1170"/>
         <w:jc w:val="left"/>
-      </w:pPr>
+        <w:rPr>
+          <w:rFonts w:ascii="Helvetica" w:hAnsi="Helvetica" w:cs="Helvetica"/>
+          <w:sz w:val="26"/>
+          <w:szCs w:val="26"/>
+        </w:rPr>
+      </w:pPr>
+      <w:r>
+        <w:rPr>
+          <w:rFonts w:ascii="Helvetica" w:hAnsi="Helvetica" w:cs="Helvetica"/>
+          <w:sz w:val="26"/>
+          <w:szCs w:val="26"/>
+        </w:rPr>
+        <w:t>взаимодействие с внешним сервисом (если применимо).</w:t>
+      </w:r>
     </w:p>
-    <w:sectPr>
-      <w:pgSz w:w="11906" w:h="16838"/>
-      <w:pgMar w:top="1134" w:right="850" w:bottom="1134" w:left="1701" w:header="708" w:footer="708" w:gutter="0"/>
-      <w:cols w:space="708"/>
-      <w:docGrid w:linePitch="360"/>
-    </w:sectPr>
-  </w:body>
-</w:document>
+    <w:p>
+      <w:pPr>
+        <w:numPr>
+          <w:ilvl w:val="0"/>
+          <w:numId w:val="8"/>
+        </w:numPr>
+        <w:shd w:val="clear" w:color="auto" w:fill="FFFFFF"/>
+        <w:spacing w:before="100" w:beforeAutospacing="1" w:line="240" w:lineRule="auto"/>
+        <w:ind w:left="1170"/>
+        <w:jc w:val="left"/>
+        <w:rPr>
+          <w:rFonts w:ascii="Helvetica" w:hAnsi="Helvetica" w:cs="Helvetica"/>
+          <w:sz w:val="26"/>
+          <w:szCs w:val="26"/>
+        </w:rPr>
+      </w:pPr>
+      <w:r>
+        <w:rPr>
+          <w:rFonts w:ascii="Helvetica" w:hAnsi="Helvetica" w:cs="Helvetica"/>
+          <w:sz w:val="26"/>
+          <w:szCs w:val="26"/>
+        </w:rPr>
+        <w:t>Использовать </w:t>
+      </w:r>
+      <w:r>
+        <w:rPr>
+          <w:rStyle w:val="afd"/>
+          <w:rFonts w:ascii="Helvetica" w:eastAsia="Arial" w:hAnsi="Helvetica" w:cs="Helvetica"/>
+          <w:sz w:val="26"/>
+          <w:szCs w:val="26"/>
+        </w:rPr>
+        <w:t>нумерацию сообщений</w:t>
+      </w:r>
+      <w:r>
+        <w:rPr>
+          <w:rFonts w:ascii="Helvetica" w:hAnsi="Helvetica" w:cs="Helvetica"/>
+          <w:sz w:val="26"/>
+          <w:szCs w:val="26"/>
+        </w:rPr>
+        <w:t>.</w:t>
+      </w:r>
+    </w:p>
+    <w:p>
+      <w:pPr>
+        <w:pStyle w:val="aff"/>
+      </w:pPr>
+    </w:p>
+  </w:comment>
+</w:comments>
+</file>
+
+<file path=word/commentsExtended.xml><?xml version="1.0" encoding="utf-8"?>
+<w15:commentsEx xmlns:wpc="http://schemas.microsoft.com/office/word/2010/wordprocessingCanvas" xmlns:cx="http://schemas.microsoft.com/office/drawing/2014/chartex" xmlns:cx1="http://schemas.microsoft.com/office/drawing/2015/9/8/chartex" xmlns:cx2="http://schemas.microsoft.com/office/drawing/2015/10/21/chartex" xmlns:cx3="http://schemas.microsoft.com/office/drawing/2016/5/9/chartex" xmlns:cx4="http://schemas.microsoft.com/office/drawing/2016/5/10/chartex" xmlns:cx5="http://schemas.microsoft.com/office/drawing/2016/5/11/chartex" xmlns:cx6="http://schemas.microsoft.com/office/drawing/2016/5/12/chartex" xmlns:cx7="http://schemas.microsoft.com/office/drawing/2016/5/13/chartex" xmlns:cx8="http://schemas.microsoft.com/office/drawing/2016/5/14/chartex" xmlns:mc="http://schemas.openxmlformats.org/markup-compatibility/2006" xmlns:aink="http://schemas.microsoft.com/office/drawing/2016/ink" xmlns:am3d="http://schemas.microsoft.com/office/drawing/2017/model3d" xmlns:o="urn:schemas-microsoft-com:office:office" xmlns:r="http://schemas.openxmlformats.org/officeDocument/2006/relationships" xmlns:m="http://schemas.openxmlformats.org/officeDocument/2006/math" xmlns:v="urn:schemas-microsoft-com:vml" xmlns:wp14="http://schemas.microsoft.com/office/word/2010/wordprocessingDrawing" xmlns:wp="http://schemas.openxmlformats.org/drawingml/2006/wordprocessingDrawing" xmlns:w10="urn:schemas-microsoft-com:office:word" xmlns:w="http://schemas.openxmlformats.org/wordprocessingml/2006/main" xmlns:w14="http://schemas.microsoft.com/office/word/2010/wordml" xmlns:w15="http://schemas.microsoft.com/office/word/2012/wordml" xmlns:w16cex="http://schemas.microsoft.com/office/word/2018/wordml/cex" xmlns:w16cid="http://schemas.microsoft.com/office/word/2016/wordml/cid" xmlns:w16="http://schemas.microsoft.com/office/word/2018/wordml" xmlns:w16sdtdh="http://schemas.microsoft.com/office/word/2020/wordml/sdtdatahash" xmlns:w16se="http://schemas.microsoft.com/office/word/2015/wordml/symex" xmlns:wpg="http://schemas.microsoft.com/office/word/2010/wordprocessingGroup" xmlns:wpi="http://schemas.microsoft.com/office/word/2010/wordprocessingInk" xmlns:wne="http://schemas.microsoft.com/office/word/2006/wordml" xmlns:wps="http://schemas.microsoft.com/office/word/2010/wordprocessingShape" mc:Ignorable="w14 w15 w16se w16cid w16 w16cex w16sdtdh wp14">
+  <w15:commentEx w15:paraId="1D0E339A" w15:done="0"/>
+  <w15:commentEx w15:paraId="5DA78B3C" w15:done="0"/>
+  <w15:commentEx w15:paraId="796A359F" w15:done="0"/>
+</w15:commentsEx>
+</file>
+
+<file path=word/commentsExtensible.xml><?xml version="1.0" encoding="utf-8"?>
+<w16cex:commentsExtensible xmlns:wpc="http://schemas.microsoft.com/office/word/2010/wordprocessingCanvas" xmlns:cx="http://schemas.microsoft.com/office/drawing/2014/chartex" xmlns:cx1="http://schemas.microsoft.com/office/drawing/2015/9/8/chartex" xmlns:cx2="http://schemas.microsoft.com/office/drawing/2015/10/21/chartex" xmlns:cx3="http://schemas.microsoft.com/office/drawing/2016/5/9/chartex" xmlns:cx4="http://schemas.microsoft.com/office/drawing/2016/5/10/chartex" xmlns:cx5="http://schemas.microsoft.com/office/drawing/2016/5/11/chartex" xmlns:cx6="http://schemas.microsoft.com/office/drawing/2016/5/12/chartex" xmlns:cx7="http://schemas.microsoft.com/office/drawing/2016/5/13/chartex" xmlns:cx8="http://schemas.microsoft.com/office/drawing/2016/5/14/chartex" xmlns:mc="http://schemas.openxmlformats.org/markup-compatibility/2006" xmlns:aink="http://schemas.microsoft.com/office/drawing/2016/ink" xmlns:am3d="http://schemas.microsoft.com/office/drawing/2017/model3d" xmlns:o="urn:schemas-microsoft-com:office:office" xmlns:r="http://schemas.openxmlformats.org/officeDocument/2006/relationships" xmlns:m="http://schemas.openxmlformats.org/officeDocument/2006/math" xmlns:v="urn:schemas-microsoft-com:vml" xmlns:wp14="http://schemas.microsoft.com/office/word/2010/wordprocessingDrawing" xmlns:wp="http://schemas.openxmlformats.org/drawingml/2006/wordprocessingDrawing" xmlns:w10="urn:schemas-microsoft-com:office:word" xmlns:w="http://schemas.openxmlformats.org/wordprocessingml/2006/main" xmlns:w14="http://schemas.microsoft.com/office/word/2010/wordml" xmlns:w15="http://schemas.microsoft.com/office/word/2012/wordml" xmlns:w16cex="http://schemas.microsoft.com/office/word/2018/wordml/cex" xmlns:w16cid="http://schemas.microsoft.com/office/word/2016/wordml/cid" xmlns:w16="http://schemas.microsoft.com/office/word/2018/wordml" xmlns:w16sdtdh="http://schemas.microsoft.com/office/word/2020/wordml/sdtdatahash" xmlns:w16se="http://schemas.microsoft.com/office/word/2015/wordml/symex" xmlns:wpg="http://schemas.microsoft.com/office/word/2010/wordprocessingGroup" xmlns:wpi="http://schemas.microsoft.com/office/word/2010/wordprocessingInk" xmlns:wne="http://schemas.microsoft.com/office/word/2006/wordml" xmlns:wps="http://schemas.microsoft.com/office/word/2010/wordprocessingShape" mc:Ignorable="w14 w15 w16se w16cid w16 w16cex w16sdtdh wp14">
+  <w16cex:commentExtensible w16cex:durableId="2CED9916" w16cex:dateUtc="2025-12-17T18:03:00Z"/>
+  <w16cex:commentExtensible w16cex:durableId="2CED98EA" w16cex:dateUtc="2025-12-17T18:02:00Z"/>
+  <w16cex:commentExtensible w16cex:durableId="2CED98F6" w16cex:dateUtc="2025-12-17T18:02:00Z"/>
+</w16cex:commentsExtensible>
+</file>
+
+<file path=word/commentsIds.xml><?xml version="1.0" encoding="utf-8"?>
+<w16cid:commentsIds xmlns:wpc="http://schemas.microsoft.com/office/word/2010/wordprocessingCanvas" xmlns:cx="http://schemas.microsoft.com/office/drawing/2014/chartex" xmlns:cx1="http://schemas.microsoft.com/office/drawing/2015/9/8/chartex" xmlns:cx2="http://schemas.microsoft.com/office/drawing/2015/10/21/chartex" xmlns:cx3="http://schemas.microsoft.com/office/drawing/2016/5/9/chartex" xmlns:cx4="http://schemas.microsoft.com/office/drawing/2016/5/10/chartex" xmlns:cx5="http://schemas.microsoft.com/office/drawing/2016/5/11/chartex" xmlns:cx6="http://schemas.microsoft.com/office/drawing/2016/5/12/chartex" xmlns:cx7="http://schemas.microsoft.com/office/drawing/2016/5/13/chartex" xmlns:cx8="http://schemas.microsoft.com/office/drawing/2016/5/14/chartex" xmlns:mc="http://schemas.openxmlformats.org/markup-compatibility/2006" xmlns:aink="http://schemas.microsoft.com/office/drawing/2016/ink" xmlns:am3d="http://schemas.microsoft.com/office/drawing/2017/model3d" xmlns:o="urn:schemas-microsoft-com:office:office" xmlns:r="http://schemas.openxmlformats.org/officeDocument/2006/relationships" xmlns:m="http://schemas.openxmlformats.org/officeDocument/2006/math" xmlns:v="urn:schemas-microsoft-com:vml" xmlns:wp14="http://schemas.microsoft.com/office/word/2010/wordprocessingDrawing" xmlns:wp="http://schemas.openxmlformats.org/drawingml/2006/wordprocessingDrawing" xmlns:w10="urn:schemas-microsoft-com:office:word" xmlns:w="http://schemas.openxmlformats.org/wordprocessingml/2006/main" xmlns:w14="http://schemas.microsoft.com/office/word/2010/wordml" xmlns:w15="http://schemas.microsoft.com/office/word/2012/wordml" xmlns:w16cex="http://schemas.microsoft.com/office/word/2018/wordml/cex" xmlns:w16cid="http://schemas.microsoft.com/office/word/2016/wordml/cid" xmlns:w16="http://schemas.microsoft.com/office/word/2018/wordml" xmlns:w16sdtdh="http://schemas.microsoft.com/office/word/2020/wordml/sdtdatahash" xmlns:w16se="http://schemas.microsoft.com/office/word/2015/wordml/symex" xmlns:wpg="http://schemas.microsoft.com/office/word/2010/wordprocessingGroup" xmlns:wpi="http://schemas.microsoft.com/office/word/2010/wordprocessingInk" xmlns:wne="http://schemas.microsoft.com/office/word/2006/wordml" xmlns:wps="http://schemas.microsoft.com/office/word/2010/wordprocessingShape" mc:Ignorable="w14 w15 w16se w16cid w16 w16cex w16sdtdh wp14">
+  <w16cid:commentId w16cid:paraId="1D0E339A" w16cid:durableId="2CED9916"/>
+  <w16cid:commentId w16cid:paraId="5DA78B3C" w16cid:durableId="2CED98EA"/>
+  <w16cid:commentId w16cid:paraId="796A359F" w16cid:durableId="2CED98F6"/>
+</w16cid:commentsIds>
 </file>
 
 <file path=word/endnotes.xml><?xml version="1.0" encoding="utf-8"?>
@@ -468,6 +3305,64 @@
 </w:endnotes>
 </file>
 
+<file path=word/footer1.xml><?xml version="1.0" encoding="utf-8"?>
+<w:ftr xmlns:wpc="http://schemas.microsoft.com/office/word/2010/wordprocessingCanvas" xmlns:cx="http://schemas.microsoft.com/office/drawing/2014/chartex" xmlns:cx1="http://schemas.microsoft.com/office/drawing/2015/9/8/chartex" xmlns:cx2="http://schemas.microsoft.com/office/drawing/2015/10/21/chartex" xmlns:cx3="http://schemas.microsoft.com/office/drawing/2016/5/9/chartex" xmlns:cx4="http://schemas.microsoft.com/office/drawing/2016/5/10/chartex" xmlns:cx5="http://schemas.microsoft.com/office/drawing/2016/5/11/chartex" xmlns:cx6="http://schemas.microsoft.com/office/drawing/2016/5/12/chartex" xmlns:cx7="http://schemas.microsoft.com/office/drawing/2016/5/13/chartex" xmlns:cx8="http://schemas.microsoft.com/office/drawing/2016/5/14/chartex" xmlns:mc="http://schemas.openxmlformats.org/markup-compatibility/2006" xmlns:aink="http://schemas.microsoft.com/office/drawing/2016/ink" xmlns:am3d="http://schemas.microsoft.com/office/drawing/2017/model3d" xmlns:o="urn:schemas-microsoft-com:office:office" xmlns:r="http://schemas.openxmlformats.org/officeDocument/2006/relationships" xmlns:m="http://schemas.openxmlformats.org/officeDocument/2006/math" xmlns:v="urn:schemas-microsoft-com:vml" xmlns:wp14="http://schemas.microsoft.com/office/word/2010/wordprocessingDrawing" xmlns:wp="http://schemas.openxmlformats.org/drawingml/2006/wordprocessingDrawing" xmlns:w10="urn:schemas-microsoft-com:office:word" xmlns:w="http://schemas.openxmlformats.org/wordprocessingml/2006/main" xmlns:w14="http://schemas.microsoft.com/office/word/2010/wordml" xmlns:w15="http://schemas.microsoft.com/office/word/2012/wordml" xmlns:w16cex="http://schemas.microsoft.com/office/word/2018/wordml/cex" xmlns:w16cid="http://schemas.microsoft.com/office/word/2016/wordml/cid" xmlns:w16="http://schemas.microsoft.com/office/word/2018/wordml" xmlns:w16sdtdh="http://schemas.microsoft.com/office/word/2020/wordml/sdtdatahash" xmlns:w16se="http://schemas.microsoft.com/office/word/2015/wordml/symex" xmlns:wpg="http://schemas.microsoft.com/office/word/2010/wordprocessingGroup" xmlns:wpi="http://schemas.microsoft.com/office/word/2010/wordprocessingInk" xmlns:wne="http://schemas.microsoft.com/office/word/2006/wordml" xmlns:wps="http://schemas.microsoft.com/office/word/2010/wordprocessingShape" mc:Ignorable="w14 w15 w16se w16cid w16 w16cex w16sdtdh wp14">
+  <w:p>
+    <w:pPr>
+      <w:pStyle w:val="ab"/>
+    </w:pPr>
+  </w:p>
+</w:ftr>
+</file>
+
+<file path=word/footer2.xml><?xml version="1.0" encoding="utf-8"?>
+<w:ftr xmlns:wpc="http://schemas.microsoft.com/office/word/2010/wordprocessingCanvas" xmlns:cx="http://schemas.microsoft.com/office/drawing/2014/chartex" xmlns:cx1="http://schemas.microsoft.com/office/drawing/2015/9/8/chartex" xmlns:cx2="http://schemas.microsoft.com/office/drawing/2015/10/21/chartex" xmlns:cx3="http://schemas.microsoft.com/office/drawing/2016/5/9/chartex" xmlns:cx4="http://schemas.microsoft.com/office/drawing/2016/5/10/chartex" xmlns:cx5="http://schemas.microsoft.com/office/drawing/2016/5/11/chartex" xmlns:cx6="http://schemas.microsoft.com/office/drawing/2016/5/12/chartex" xmlns:cx7="http://schemas.microsoft.com/office/drawing/2016/5/13/chartex" xmlns:cx8="http://schemas.microsoft.com/office/drawing/2016/5/14/chartex" xmlns:mc="http://schemas.openxmlformats.org/markup-compatibility/2006" xmlns:aink="http://schemas.microsoft.com/office/drawing/2016/ink" xmlns:am3d="http://schemas.microsoft.com/office/drawing/2017/model3d" xmlns:o="urn:schemas-microsoft-com:office:office" xmlns:r="http://schemas.openxmlformats.org/officeDocument/2006/relationships" xmlns:m="http://schemas.openxmlformats.org/officeDocument/2006/math" xmlns:v="urn:schemas-microsoft-com:vml" xmlns:wp14="http://schemas.microsoft.com/office/word/2010/wordprocessingDrawing" xmlns:wp="http://schemas.openxmlformats.org/drawingml/2006/wordprocessingDrawing" xmlns:w10="urn:schemas-microsoft-com:office:word" xmlns:w="http://schemas.openxmlformats.org/wordprocessingml/2006/main" xmlns:w14="http://schemas.microsoft.com/office/word/2010/wordml" xmlns:w15="http://schemas.microsoft.com/office/word/2012/wordml" xmlns:w16cex="http://schemas.microsoft.com/office/word/2018/wordml/cex" xmlns:w16cid="http://schemas.microsoft.com/office/word/2016/wordml/cid" xmlns:w16="http://schemas.microsoft.com/office/word/2018/wordml" xmlns:w16sdtdh="http://schemas.microsoft.com/office/word/2020/wordml/sdtdatahash" xmlns:w16se="http://schemas.microsoft.com/office/word/2015/wordml/symex" xmlns:wpg="http://schemas.microsoft.com/office/word/2010/wordprocessingGroup" xmlns:wpi="http://schemas.microsoft.com/office/word/2010/wordprocessingInk" xmlns:wne="http://schemas.microsoft.com/office/word/2006/wordml" xmlns:wps="http://schemas.microsoft.com/office/word/2010/wordprocessingShape" mc:Ignorable="w14 w15 w16se w16cid w16 w16cex w16sdtdh wp14">
+  <w:sdt>
+    <w:sdtPr>
+      <w:id w:val="-1078515066"/>
+      <w:docPartObj>
+        <w:docPartGallery w:val="Page Numbers (Bottom of Page)"/>
+        <w:docPartUnique/>
+      </w:docPartObj>
+    </w:sdtPr>
+    <w:sdtEndPr/>
+    <w:sdtContent>
+      <w:p>
+        <w:pPr>
+          <w:pStyle w:val="ab"/>
+          <w:jc w:val="center"/>
+        </w:pPr>
+        <w:r>
+          <w:fldChar w:fldCharType="begin"/>
+        </w:r>
+        <w:r>
+          <w:instrText>PAGE   \* MERGEFORMAT</w:instrText>
+        </w:r>
+        <w:r>
+          <w:fldChar w:fldCharType="separate"/>
+        </w:r>
+        <w:r>
+          <w:t>2</w:t>
+        </w:r>
+        <w:r>
+          <w:fldChar w:fldCharType="end"/>
+        </w:r>
+      </w:p>
+    </w:sdtContent>
+  </w:sdt>
+</w:ftr>
+</file>
+
+<file path=word/footer3.xml><?xml version="1.0" encoding="utf-8"?>
+<w:ftr xmlns:wpc="http://schemas.microsoft.com/office/word/2010/wordprocessingCanvas" xmlns:cx="http://schemas.microsoft.com/office/drawing/2014/chartex" xmlns:cx1="http://schemas.microsoft.com/office/drawing/2015/9/8/chartex" xmlns:cx2="http://schemas.microsoft.com/office/drawing/2015/10/21/chartex" xmlns:cx3="http://schemas.microsoft.com/office/drawing/2016/5/9/chartex" xmlns:cx4="http://schemas.microsoft.com/office/drawing/2016/5/10/chartex" xmlns:cx5="http://schemas.microsoft.com/office/drawing/2016/5/11/chartex" xmlns:cx6="http://schemas.microsoft.com/office/drawing/2016/5/12/chartex" xmlns:cx7="http://schemas.microsoft.com/office/drawing/2016/5/13/chartex" xmlns:cx8="http://schemas.microsoft.com/office/drawing/2016/5/14/chartex" xmlns:mc="http://schemas.openxmlformats.org/markup-compatibility/2006" xmlns:aink="http://schemas.microsoft.com/office/drawing/2016/ink" xmlns:am3d="http://schemas.microsoft.com/office/drawing/2017/model3d" xmlns:o="urn:schemas-microsoft-com:office:office" xmlns:r="http://schemas.openxmlformats.org/officeDocument/2006/relationships" xmlns:m="http://schemas.openxmlformats.org/officeDocument/2006/math" xmlns:v="urn:schemas-microsoft-com:vml" xmlns:wp14="http://schemas.microsoft.com/office/word/2010/wordprocessingDrawing" xmlns:wp="http://schemas.openxmlformats.org/drawingml/2006/wordprocessingDrawing" xmlns:w10="urn:schemas-microsoft-com:office:word" xmlns:w="http://schemas.openxmlformats.org/wordprocessingml/2006/main" xmlns:w14="http://schemas.microsoft.com/office/word/2010/wordml" xmlns:w15="http://schemas.microsoft.com/office/word/2012/wordml" xmlns:w16cex="http://schemas.microsoft.com/office/word/2018/wordml/cex" xmlns:w16cid="http://schemas.microsoft.com/office/word/2016/wordml/cid" xmlns:w16="http://schemas.microsoft.com/office/word/2018/wordml" xmlns:w16sdtdh="http://schemas.microsoft.com/office/word/2020/wordml/sdtdatahash" xmlns:w16se="http://schemas.microsoft.com/office/word/2015/wordml/symex" xmlns:wpg="http://schemas.microsoft.com/office/word/2010/wordprocessingGroup" xmlns:wpi="http://schemas.microsoft.com/office/word/2010/wordprocessingInk" xmlns:wne="http://schemas.microsoft.com/office/word/2006/wordml" xmlns:wps="http://schemas.microsoft.com/office/word/2010/wordprocessingShape" mc:Ignorable="w14 w15 w16se w16cid w16 w16cex w16sdtdh wp14">
+  <w:p>
+    <w:pPr>
+      <w:pStyle w:val="ab"/>
+    </w:pPr>
+  </w:p>
+</w:ftr>
+</file>
+
 <file path=word/footnotes.xml><?xml version="1.0" encoding="utf-8"?>
 <w:footnotes xmlns:wpc="http://schemas.microsoft.com/office/word/2010/wordprocessingCanvas" xmlns:cx="http://schemas.microsoft.com/office/drawing/2014/chartex" xmlns:cx1="http://schemas.microsoft.com/office/drawing/2015/9/8/chartex" xmlns:cx2="http://schemas.microsoft.com/office/drawing/2015/10/21/chartex" xmlns:cx3="http://schemas.microsoft.com/office/drawing/2016/5/9/chartex" xmlns:cx4="http://schemas.microsoft.com/office/drawing/2016/5/10/chartex" xmlns:cx5="http://schemas.microsoft.com/office/drawing/2016/5/11/chartex" xmlns:cx6="http://schemas.microsoft.com/office/drawing/2016/5/12/chartex" xmlns:cx7="http://schemas.microsoft.com/office/drawing/2016/5/13/chartex" xmlns:cx8="http://schemas.microsoft.com/office/drawing/2016/5/14/chartex" xmlns:mc="http://schemas.openxmlformats.org/markup-compatibility/2006" xmlns:aink="http://schemas.microsoft.com/office/drawing/2016/ink" xmlns:am3d="http://schemas.microsoft.com/office/drawing/2017/model3d" xmlns:o="urn:schemas-microsoft-com:office:office" xmlns:r="http://schemas.openxmlformats.org/officeDocument/2006/relationships" xmlns:m="http://schemas.openxmlformats.org/officeDocument/2006/math" xmlns:v="urn:schemas-microsoft-com:vml" xmlns:wp14="http://schemas.microsoft.com/office/word/2010/wordprocessingDrawing" xmlns:wp="http://schemas.openxmlformats.org/drawingml/2006/wordprocessingDrawing" xmlns:w10="urn:schemas-microsoft-com:office:word" xmlns:w="http://schemas.openxmlformats.org/wordprocessingml/2006/main" xmlns:w14="http://schemas.microsoft.com/office/word/2010/wordml" xmlns:w15="http://schemas.microsoft.com/office/word/2012/wordml" xmlns:w16cex="http://schemas.microsoft.com/office/word/2018/wordml/cex" xmlns:w16cid="http://schemas.microsoft.com/office/word/2016/wordml/cid" xmlns:w16="http://schemas.microsoft.com/office/word/2018/wordml" xmlns:w16sdtdh="http://schemas.microsoft.com/office/word/2020/wordml/sdtdatahash" xmlns:w16se="http://schemas.microsoft.com/office/word/2015/wordml/symex" xmlns:wpg="http://schemas.microsoft.com/office/word/2010/wordprocessingGroup" xmlns:wpi="http://schemas.microsoft.com/office/word/2010/wordprocessingInk" xmlns:wne="http://schemas.microsoft.com/office/word/2006/wordml" xmlns:wps="http://schemas.microsoft.com/office/word/2010/wordprocessingShape" mc:Ignorable="w14 w15 w16se w16cid w16 w16cex w16sdtdh wp14">
   <w:footnote w:type="separator" w:id="-1">
@@ -491,6 +3386,37 @@
     </w:p>
   </w:footnote>
 </w:footnotes>
+</file>
+
+<file path=word/header1.xml><?xml version="1.0" encoding="utf-8"?>
+<w:hdr xmlns:wpc="http://schemas.microsoft.com/office/word/2010/wordprocessingCanvas" xmlns:cx="http://schemas.microsoft.com/office/drawing/2014/chartex" xmlns:cx1="http://schemas.microsoft.com/office/drawing/2015/9/8/chartex" xmlns:cx2="http://schemas.microsoft.com/office/drawing/2015/10/21/chartex" xmlns:cx3="http://schemas.microsoft.com/office/drawing/2016/5/9/chartex" xmlns:cx4="http://schemas.microsoft.com/office/drawing/2016/5/10/chartex" xmlns:cx5="http://schemas.microsoft.com/office/drawing/2016/5/11/chartex" xmlns:cx6="http://schemas.microsoft.com/office/drawing/2016/5/12/chartex" xmlns:cx7="http://schemas.microsoft.com/office/drawing/2016/5/13/chartex" xmlns:cx8="http://schemas.microsoft.com/office/drawing/2016/5/14/chartex" xmlns:mc="http://schemas.openxmlformats.org/markup-compatibility/2006" xmlns:aink="http://schemas.microsoft.com/office/drawing/2016/ink" xmlns:am3d="http://schemas.microsoft.com/office/drawing/2017/model3d" xmlns:o="urn:schemas-microsoft-com:office:office" xmlns:r="http://schemas.openxmlformats.org/officeDocument/2006/relationships" xmlns:m="http://schemas.openxmlformats.org/officeDocument/2006/math" xmlns:v="urn:schemas-microsoft-com:vml" xmlns:wp14="http://schemas.microsoft.com/office/word/2010/wordprocessingDrawing" xmlns:wp="http://schemas.openxmlformats.org/drawingml/2006/wordprocessingDrawing" xmlns:w10="urn:schemas-microsoft-com:office:word" xmlns:w="http://schemas.openxmlformats.org/wordprocessingml/2006/main" xmlns:w14="http://schemas.microsoft.com/office/word/2010/wordml" xmlns:w15="http://schemas.microsoft.com/office/word/2012/wordml" xmlns:w16cex="http://schemas.microsoft.com/office/word/2018/wordml/cex" xmlns:w16cid="http://schemas.microsoft.com/office/word/2016/wordml/cid" xmlns:w16="http://schemas.microsoft.com/office/word/2018/wordml" xmlns:w16sdtdh="http://schemas.microsoft.com/office/word/2020/wordml/sdtdatahash" xmlns:w16se="http://schemas.microsoft.com/office/word/2015/wordml/symex" xmlns:wpg="http://schemas.microsoft.com/office/word/2010/wordprocessingGroup" xmlns:wpi="http://schemas.microsoft.com/office/word/2010/wordprocessingInk" xmlns:wne="http://schemas.microsoft.com/office/word/2006/wordml" xmlns:wps="http://schemas.microsoft.com/office/word/2010/wordprocessingShape" mc:Ignorable="w14 w15 w16se w16cid w16 w16cex w16sdtdh wp14">
+  <w:p>
+    <w:pPr>
+      <w:pStyle w:val="a9"/>
+    </w:pPr>
+  </w:p>
+</w:hdr>
+</file>
+
+<file path=word/header2.xml><?xml version="1.0" encoding="utf-8"?>
+<w:hdr xmlns:wpc="http://schemas.microsoft.com/office/word/2010/wordprocessingCanvas" xmlns:cx="http://schemas.microsoft.com/office/drawing/2014/chartex" xmlns:cx1="http://schemas.microsoft.com/office/drawing/2015/9/8/chartex" xmlns:cx2="http://schemas.microsoft.com/office/drawing/2015/10/21/chartex" xmlns:cx3="http://schemas.microsoft.com/office/drawing/2016/5/9/chartex" xmlns:cx4="http://schemas.microsoft.com/office/drawing/2016/5/10/chartex" xmlns:cx5="http://schemas.microsoft.com/office/drawing/2016/5/11/chartex" xmlns:cx6="http://schemas.microsoft.com/office/drawing/2016/5/12/chartex" xmlns:cx7="http://schemas.microsoft.com/office/drawing/2016/5/13/chartex" xmlns:cx8="http://schemas.microsoft.com/office/drawing/2016/5/14/chartex" xmlns:mc="http://schemas.openxmlformats.org/markup-compatibility/2006" xmlns:aink="http://schemas.microsoft.com/office/drawing/2016/ink" xmlns:am3d="http://schemas.microsoft.com/office/drawing/2017/model3d" xmlns:o="urn:schemas-microsoft-com:office:office" xmlns:r="http://schemas.openxmlformats.org/officeDocument/2006/relationships" xmlns:m="http://schemas.openxmlformats.org/officeDocument/2006/math" xmlns:v="urn:schemas-microsoft-com:vml" xmlns:wp14="http://schemas.microsoft.com/office/word/2010/wordprocessingDrawing" xmlns:wp="http://schemas.openxmlformats.org/drawingml/2006/wordprocessingDrawing" xmlns:w10="urn:schemas-microsoft-com:office:word" xmlns:w="http://schemas.openxmlformats.org/wordprocessingml/2006/main" xmlns:w14="http://schemas.microsoft.com/office/word/2010/wordml" xmlns:w15="http://schemas.microsoft.com/office/word/2012/wordml" xmlns:w16cex="http://schemas.microsoft.com/office/word/2018/wordml/cex" xmlns:w16cid="http://schemas.microsoft.com/office/word/2016/wordml/cid" xmlns:w16="http://schemas.microsoft.com/office/word/2018/wordml" xmlns:w16sdtdh="http://schemas.microsoft.com/office/word/2020/wordml/sdtdatahash" xmlns:w16se="http://schemas.microsoft.com/office/word/2015/wordml/symex" xmlns:wpg="http://schemas.microsoft.com/office/word/2010/wordprocessingGroup" xmlns:wpi="http://schemas.microsoft.com/office/word/2010/wordprocessingInk" xmlns:wne="http://schemas.microsoft.com/office/word/2006/wordml" xmlns:wps="http://schemas.microsoft.com/office/word/2010/wordprocessingShape" mc:Ignorable="w14 w15 w16se w16cid w16 w16cex w16sdtdh wp14">
+  <w:p>
+    <w:pPr>
+      <w:pStyle w:val="a9"/>
+      <w:ind w:firstLine="0"/>
+    </w:pPr>
+  </w:p>
+</w:hdr>
+</file>
+
+<file path=word/header3.xml><?xml version="1.0" encoding="utf-8"?>
+<w:hdr xmlns:wpc="http://schemas.microsoft.com/office/word/2010/wordprocessingCanvas" xmlns:cx="http://schemas.microsoft.com/office/drawing/2014/chartex" xmlns:cx1="http://schemas.microsoft.com/office/drawing/2015/9/8/chartex" xmlns:cx2="http://schemas.microsoft.com/office/drawing/2015/10/21/chartex" xmlns:cx3="http://schemas.microsoft.com/office/drawing/2016/5/9/chartex" xmlns:cx4="http://schemas.microsoft.com/office/drawing/2016/5/10/chartex" xmlns:cx5="http://schemas.microsoft.com/office/drawing/2016/5/11/chartex" xmlns:cx6="http://schemas.microsoft.com/office/drawing/2016/5/12/chartex" xmlns:cx7="http://schemas.microsoft.com/office/drawing/2016/5/13/chartex" xmlns:cx8="http://schemas.microsoft.com/office/drawing/2016/5/14/chartex" xmlns:mc="http://schemas.openxmlformats.org/markup-compatibility/2006" xmlns:aink="http://schemas.microsoft.com/office/drawing/2016/ink" xmlns:am3d="http://schemas.microsoft.com/office/drawing/2017/model3d" xmlns:o="urn:schemas-microsoft-com:office:office" xmlns:r="http://schemas.openxmlformats.org/officeDocument/2006/relationships" xmlns:m="http://schemas.openxmlformats.org/officeDocument/2006/math" xmlns:v="urn:schemas-microsoft-com:vml" xmlns:wp14="http://schemas.microsoft.com/office/word/2010/wordprocessingDrawing" xmlns:wp="http://schemas.openxmlformats.org/drawingml/2006/wordprocessingDrawing" xmlns:w10="urn:schemas-microsoft-com:office:word" xmlns:w="http://schemas.openxmlformats.org/wordprocessingml/2006/main" xmlns:w14="http://schemas.microsoft.com/office/word/2010/wordml" xmlns:w15="http://schemas.microsoft.com/office/word/2012/wordml" xmlns:w16cex="http://schemas.microsoft.com/office/word/2018/wordml/cex" xmlns:w16cid="http://schemas.microsoft.com/office/word/2016/wordml/cid" xmlns:w16="http://schemas.microsoft.com/office/word/2018/wordml" xmlns:w16sdtdh="http://schemas.microsoft.com/office/word/2020/wordml/sdtdatahash" xmlns:w16se="http://schemas.microsoft.com/office/word/2015/wordml/symex" xmlns:wpg="http://schemas.microsoft.com/office/word/2010/wordprocessingGroup" xmlns:wpi="http://schemas.microsoft.com/office/word/2010/wordprocessingInk" xmlns:wne="http://schemas.microsoft.com/office/word/2006/wordml" xmlns:wps="http://schemas.microsoft.com/office/word/2010/wordprocessingShape" mc:Ignorable="w14 w15 w16se w16cid w16 w16cex w16sdtdh wp14">
+  <w:p>
+    <w:pPr>
+      <w:pStyle w:val="a9"/>
+    </w:pPr>
+  </w:p>
+</w:hdr>
 </file>
 
 <file path=word/numbering.xml><?xml version="1.0" encoding="utf-8"?>
@@ -854,6 +3780,119 @@
     </w:lvl>
   </w:abstractNum>
   <w:abstractNum w:abstractNumId="3" w15:restartNumberingAfterBreak="0">
+    <w:nsid w:val="2372727F"/>
+    <w:multiLevelType w:val="multilevel"/>
+    <w:tmpl w:val="A3905330"/>
+    <w:lvl w:ilvl="0">
+      <w:start w:val="1"/>
+      <w:numFmt w:val="decimal"/>
+      <w:lvlText w:val="%1."/>
+      <w:lvlJc w:val="left"/>
+      <w:pPr>
+        <w:tabs>
+          <w:tab w:val="num" w:pos="720"/>
+        </w:tabs>
+        <w:ind w:left="720" w:hanging="360"/>
+      </w:pPr>
+    </w:lvl>
+    <w:lvl w:ilvl="1" w:tentative="1">
+      <w:start w:val="1"/>
+      <w:numFmt w:val="decimal"/>
+      <w:lvlText w:val="%2."/>
+      <w:lvlJc w:val="left"/>
+      <w:pPr>
+        <w:tabs>
+          <w:tab w:val="num" w:pos="1440"/>
+        </w:tabs>
+        <w:ind w:left="1440" w:hanging="360"/>
+      </w:pPr>
+    </w:lvl>
+    <w:lvl w:ilvl="2" w:tentative="1">
+      <w:start w:val="1"/>
+      <w:numFmt w:val="decimal"/>
+      <w:lvlText w:val="%3."/>
+      <w:lvlJc w:val="left"/>
+      <w:pPr>
+        <w:tabs>
+          <w:tab w:val="num" w:pos="2160"/>
+        </w:tabs>
+        <w:ind w:left="2160" w:hanging="360"/>
+      </w:pPr>
+    </w:lvl>
+    <w:lvl w:ilvl="3" w:tentative="1">
+      <w:start w:val="1"/>
+      <w:numFmt w:val="decimal"/>
+      <w:lvlText w:val="%4."/>
+      <w:lvlJc w:val="left"/>
+      <w:pPr>
+        <w:tabs>
+          <w:tab w:val="num" w:pos="2880"/>
+        </w:tabs>
+        <w:ind w:left="2880" w:hanging="360"/>
+      </w:pPr>
+    </w:lvl>
+    <w:lvl w:ilvl="4" w:tentative="1">
+      <w:start w:val="1"/>
+      <w:numFmt w:val="decimal"/>
+      <w:lvlText w:val="%5."/>
+      <w:lvlJc w:val="left"/>
+      <w:pPr>
+        <w:tabs>
+          <w:tab w:val="num" w:pos="3600"/>
+        </w:tabs>
+        <w:ind w:left="3600" w:hanging="360"/>
+      </w:pPr>
+    </w:lvl>
+    <w:lvl w:ilvl="5" w:tentative="1">
+      <w:start w:val="1"/>
+      <w:numFmt w:val="decimal"/>
+      <w:lvlText w:val="%6."/>
+      <w:lvlJc w:val="left"/>
+      <w:pPr>
+        <w:tabs>
+          <w:tab w:val="num" w:pos="4320"/>
+        </w:tabs>
+        <w:ind w:left="4320" w:hanging="360"/>
+      </w:pPr>
+    </w:lvl>
+    <w:lvl w:ilvl="6" w:tentative="1">
+      <w:start w:val="1"/>
+      <w:numFmt w:val="decimal"/>
+      <w:lvlText w:val="%7."/>
+      <w:lvlJc w:val="left"/>
+      <w:pPr>
+        <w:tabs>
+          <w:tab w:val="num" w:pos="5040"/>
+        </w:tabs>
+        <w:ind w:left="5040" w:hanging="360"/>
+      </w:pPr>
+    </w:lvl>
+    <w:lvl w:ilvl="7" w:tentative="1">
+      <w:start w:val="1"/>
+      <w:numFmt w:val="decimal"/>
+      <w:lvlText w:val="%8."/>
+      <w:lvlJc w:val="left"/>
+      <w:pPr>
+        <w:tabs>
+          <w:tab w:val="num" w:pos="5760"/>
+        </w:tabs>
+        <w:ind w:left="5760" w:hanging="360"/>
+      </w:pPr>
+    </w:lvl>
+    <w:lvl w:ilvl="8" w:tentative="1">
+      <w:start w:val="1"/>
+      <w:numFmt w:val="decimal"/>
+      <w:lvlText w:val="%9."/>
+      <w:lvlJc w:val="left"/>
+      <w:pPr>
+        <w:tabs>
+          <w:tab w:val="num" w:pos="6480"/>
+        </w:tabs>
+        <w:ind w:left="6480" w:hanging="360"/>
+      </w:pPr>
+    </w:lvl>
+  </w:abstractNum>
+  <w:abstractNum w:abstractNumId="4" w15:restartNumberingAfterBreak="0">
     <w:nsid w:val="24022572"/>
     <w:multiLevelType w:val="multilevel"/>
     <w:tmpl w:val="7F88E546"/>
@@ -966,7 +4005,7 @@
       </w:rPr>
     </w:lvl>
   </w:abstractNum>
-  <w:abstractNum w:abstractNumId="4" w15:restartNumberingAfterBreak="0">
+  <w:abstractNum w:abstractNumId="5" w15:restartNumberingAfterBreak="0">
     <w:nsid w:val="38DD2857"/>
     <w:multiLevelType w:val="hybridMultilevel"/>
     <w:tmpl w:val="B5FC3896"/>
@@ -1079,8 +4118,609 @@
       </w:pPr>
     </w:lvl>
   </w:abstractNum>
+  <w:abstractNum w:abstractNumId="6" w15:restartNumberingAfterBreak="0">
+    <w:nsid w:val="3BD63741"/>
+    <w:multiLevelType w:val="multilevel"/>
+    <w:tmpl w:val="CC660714"/>
+    <w:lvl w:ilvl="0">
+      <w:start w:val="1"/>
+      <w:numFmt w:val="decimal"/>
+      <w:lvlText w:val="%1."/>
+      <w:lvlJc w:val="left"/>
+      <w:pPr>
+        <w:tabs>
+          <w:tab w:val="num" w:pos="720"/>
+        </w:tabs>
+        <w:ind w:left="720" w:hanging="360"/>
+      </w:pPr>
+    </w:lvl>
+    <w:lvl w:ilvl="1" w:tentative="1">
+      <w:start w:val="1"/>
+      <w:numFmt w:val="decimal"/>
+      <w:lvlText w:val="%2."/>
+      <w:lvlJc w:val="left"/>
+      <w:pPr>
+        <w:tabs>
+          <w:tab w:val="num" w:pos="1440"/>
+        </w:tabs>
+        <w:ind w:left="1440" w:hanging="360"/>
+      </w:pPr>
+    </w:lvl>
+    <w:lvl w:ilvl="2" w:tentative="1">
+      <w:start w:val="1"/>
+      <w:numFmt w:val="decimal"/>
+      <w:lvlText w:val="%3."/>
+      <w:lvlJc w:val="left"/>
+      <w:pPr>
+        <w:tabs>
+          <w:tab w:val="num" w:pos="2160"/>
+        </w:tabs>
+        <w:ind w:left="2160" w:hanging="360"/>
+      </w:pPr>
+    </w:lvl>
+    <w:lvl w:ilvl="3" w:tentative="1">
+      <w:start w:val="1"/>
+      <w:numFmt w:val="decimal"/>
+      <w:lvlText w:val="%4."/>
+      <w:lvlJc w:val="left"/>
+      <w:pPr>
+        <w:tabs>
+          <w:tab w:val="num" w:pos="2880"/>
+        </w:tabs>
+        <w:ind w:left="2880" w:hanging="360"/>
+      </w:pPr>
+    </w:lvl>
+    <w:lvl w:ilvl="4" w:tentative="1">
+      <w:start w:val="1"/>
+      <w:numFmt w:val="decimal"/>
+      <w:lvlText w:val="%5."/>
+      <w:lvlJc w:val="left"/>
+      <w:pPr>
+        <w:tabs>
+          <w:tab w:val="num" w:pos="3600"/>
+        </w:tabs>
+        <w:ind w:left="3600" w:hanging="360"/>
+      </w:pPr>
+    </w:lvl>
+    <w:lvl w:ilvl="5" w:tentative="1">
+      <w:start w:val="1"/>
+      <w:numFmt w:val="decimal"/>
+      <w:lvlText w:val="%6."/>
+      <w:lvlJc w:val="left"/>
+      <w:pPr>
+        <w:tabs>
+          <w:tab w:val="num" w:pos="4320"/>
+        </w:tabs>
+        <w:ind w:left="4320" w:hanging="360"/>
+      </w:pPr>
+    </w:lvl>
+    <w:lvl w:ilvl="6" w:tentative="1">
+      <w:start w:val="1"/>
+      <w:numFmt w:val="decimal"/>
+      <w:lvlText w:val="%7."/>
+      <w:lvlJc w:val="left"/>
+      <w:pPr>
+        <w:tabs>
+          <w:tab w:val="num" w:pos="5040"/>
+        </w:tabs>
+        <w:ind w:left="5040" w:hanging="360"/>
+      </w:pPr>
+    </w:lvl>
+    <w:lvl w:ilvl="7" w:tentative="1">
+      <w:start w:val="1"/>
+      <w:numFmt w:val="decimal"/>
+      <w:lvlText w:val="%8."/>
+      <w:lvlJc w:val="left"/>
+      <w:pPr>
+        <w:tabs>
+          <w:tab w:val="num" w:pos="5760"/>
+        </w:tabs>
+        <w:ind w:left="5760" w:hanging="360"/>
+      </w:pPr>
+    </w:lvl>
+    <w:lvl w:ilvl="8" w:tentative="1">
+      <w:start w:val="1"/>
+      <w:numFmt w:val="decimal"/>
+      <w:lvlText w:val="%9."/>
+      <w:lvlJc w:val="left"/>
+      <w:pPr>
+        <w:tabs>
+          <w:tab w:val="num" w:pos="6480"/>
+        </w:tabs>
+        <w:ind w:left="6480" w:hanging="360"/>
+      </w:pPr>
+    </w:lvl>
+  </w:abstractNum>
+  <w:abstractNum w:abstractNumId="7" w15:restartNumberingAfterBreak="0">
+    <w:nsid w:val="63BC7AC7"/>
+    <w:multiLevelType w:val="multilevel"/>
+    <w:tmpl w:val="C9507480"/>
+    <w:lvl w:ilvl="0">
+      <w:start w:val="1"/>
+      <w:numFmt w:val="decimal"/>
+      <w:lvlText w:val="%1."/>
+      <w:lvlJc w:val="left"/>
+      <w:pPr>
+        <w:tabs>
+          <w:tab w:val="num" w:pos="720"/>
+        </w:tabs>
+        <w:ind w:left="720" w:hanging="360"/>
+      </w:pPr>
+    </w:lvl>
+    <w:lvl w:ilvl="1" w:tentative="1">
+      <w:start w:val="1"/>
+      <w:numFmt w:val="decimal"/>
+      <w:lvlText w:val="%2."/>
+      <w:lvlJc w:val="left"/>
+      <w:pPr>
+        <w:tabs>
+          <w:tab w:val="num" w:pos="1440"/>
+        </w:tabs>
+        <w:ind w:left="1440" w:hanging="360"/>
+      </w:pPr>
+    </w:lvl>
+    <w:lvl w:ilvl="2" w:tentative="1">
+      <w:start w:val="1"/>
+      <w:numFmt w:val="decimal"/>
+      <w:lvlText w:val="%3."/>
+      <w:lvlJc w:val="left"/>
+      <w:pPr>
+        <w:tabs>
+          <w:tab w:val="num" w:pos="2160"/>
+        </w:tabs>
+        <w:ind w:left="2160" w:hanging="360"/>
+      </w:pPr>
+    </w:lvl>
+    <w:lvl w:ilvl="3" w:tentative="1">
+      <w:start w:val="1"/>
+      <w:numFmt w:val="decimal"/>
+      <w:lvlText w:val="%4."/>
+      <w:lvlJc w:val="left"/>
+      <w:pPr>
+        <w:tabs>
+          <w:tab w:val="num" w:pos="2880"/>
+        </w:tabs>
+        <w:ind w:left="2880" w:hanging="360"/>
+      </w:pPr>
+    </w:lvl>
+    <w:lvl w:ilvl="4" w:tentative="1">
+      <w:start w:val="1"/>
+      <w:numFmt w:val="decimal"/>
+      <w:lvlText w:val="%5."/>
+      <w:lvlJc w:val="left"/>
+      <w:pPr>
+        <w:tabs>
+          <w:tab w:val="num" w:pos="3600"/>
+        </w:tabs>
+        <w:ind w:left="3600" w:hanging="360"/>
+      </w:pPr>
+    </w:lvl>
+    <w:lvl w:ilvl="5" w:tentative="1">
+      <w:start w:val="1"/>
+      <w:numFmt w:val="decimal"/>
+      <w:lvlText w:val="%6."/>
+      <w:lvlJc w:val="left"/>
+      <w:pPr>
+        <w:tabs>
+          <w:tab w:val="num" w:pos="4320"/>
+        </w:tabs>
+        <w:ind w:left="4320" w:hanging="360"/>
+      </w:pPr>
+    </w:lvl>
+    <w:lvl w:ilvl="6" w:tentative="1">
+      <w:start w:val="1"/>
+      <w:numFmt w:val="decimal"/>
+      <w:lvlText w:val="%7."/>
+      <w:lvlJc w:val="left"/>
+      <w:pPr>
+        <w:tabs>
+          <w:tab w:val="num" w:pos="5040"/>
+        </w:tabs>
+        <w:ind w:left="5040" w:hanging="360"/>
+      </w:pPr>
+    </w:lvl>
+    <w:lvl w:ilvl="7" w:tentative="1">
+      <w:start w:val="1"/>
+      <w:numFmt w:val="decimal"/>
+      <w:lvlText w:val="%8."/>
+      <w:lvlJc w:val="left"/>
+      <w:pPr>
+        <w:tabs>
+          <w:tab w:val="num" w:pos="5760"/>
+        </w:tabs>
+        <w:ind w:left="5760" w:hanging="360"/>
+      </w:pPr>
+    </w:lvl>
+    <w:lvl w:ilvl="8" w:tentative="1">
+      <w:start w:val="1"/>
+      <w:numFmt w:val="decimal"/>
+      <w:lvlText w:val="%9."/>
+      <w:lvlJc w:val="left"/>
+      <w:pPr>
+        <w:tabs>
+          <w:tab w:val="num" w:pos="6480"/>
+        </w:tabs>
+        <w:ind w:left="6480" w:hanging="360"/>
+      </w:pPr>
+    </w:lvl>
+  </w:abstractNum>
+  <w:abstractNum w:abstractNumId="8" w15:restartNumberingAfterBreak="0">
+    <w:nsid w:val="6B3218E4"/>
+    <w:multiLevelType w:val="hybridMultilevel"/>
+    <w:tmpl w:val="21F8912A"/>
+    <w:lvl w:ilvl="0" w:tplc="CEA888EA">
+      <w:start w:val="1"/>
+      <w:numFmt w:val="bullet"/>
+      <w:lvlText w:val=""/>
+      <w:lvlJc w:val="left"/>
+      <w:pPr>
+        <w:ind w:left="720" w:hanging="360"/>
+      </w:pPr>
+      <w:rPr>
+        <w:rFonts w:ascii="Symbol" w:hAnsi="Symbol" w:hint="default"/>
+      </w:rPr>
+    </w:lvl>
+    <w:lvl w:ilvl="1" w:tplc="04190003" w:tentative="1">
+      <w:start w:val="1"/>
+      <w:numFmt w:val="bullet"/>
+      <w:lvlText w:val="o"/>
+      <w:lvlJc w:val="left"/>
+      <w:pPr>
+        <w:ind w:left="1440" w:hanging="360"/>
+      </w:pPr>
+      <w:rPr>
+        <w:rFonts w:ascii="Courier New" w:hAnsi="Courier New" w:cs="Courier New" w:hint="default"/>
+      </w:rPr>
+    </w:lvl>
+    <w:lvl w:ilvl="2" w:tplc="04190005" w:tentative="1">
+      <w:start w:val="1"/>
+      <w:numFmt w:val="bullet"/>
+      <w:lvlText w:val=""/>
+      <w:lvlJc w:val="left"/>
+      <w:pPr>
+        <w:ind w:left="2160" w:hanging="360"/>
+      </w:pPr>
+      <w:rPr>
+        <w:rFonts w:ascii="Wingdings" w:hAnsi="Wingdings" w:hint="default"/>
+      </w:rPr>
+    </w:lvl>
+    <w:lvl w:ilvl="3" w:tplc="04190001" w:tentative="1">
+      <w:start w:val="1"/>
+      <w:numFmt w:val="bullet"/>
+      <w:lvlText w:val=""/>
+      <w:lvlJc w:val="left"/>
+      <w:pPr>
+        <w:ind w:left="2880" w:hanging="360"/>
+      </w:pPr>
+      <w:rPr>
+        <w:rFonts w:ascii="Symbol" w:hAnsi="Symbol" w:hint="default"/>
+      </w:rPr>
+    </w:lvl>
+    <w:lvl w:ilvl="4" w:tplc="04190003" w:tentative="1">
+      <w:start w:val="1"/>
+      <w:numFmt w:val="bullet"/>
+      <w:lvlText w:val="o"/>
+      <w:lvlJc w:val="left"/>
+      <w:pPr>
+        <w:ind w:left="3600" w:hanging="360"/>
+      </w:pPr>
+      <w:rPr>
+        <w:rFonts w:ascii="Courier New" w:hAnsi="Courier New" w:cs="Courier New" w:hint="default"/>
+      </w:rPr>
+    </w:lvl>
+    <w:lvl w:ilvl="5" w:tplc="04190005" w:tentative="1">
+      <w:start w:val="1"/>
+      <w:numFmt w:val="bullet"/>
+      <w:lvlText w:val=""/>
+      <w:lvlJc w:val="left"/>
+      <w:pPr>
+        <w:ind w:left="4320" w:hanging="360"/>
+      </w:pPr>
+      <w:rPr>
+        <w:rFonts w:ascii="Wingdings" w:hAnsi="Wingdings" w:hint="default"/>
+      </w:rPr>
+    </w:lvl>
+    <w:lvl w:ilvl="6" w:tplc="04190001" w:tentative="1">
+      <w:start w:val="1"/>
+      <w:numFmt w:val="bullet"/>
+      <w:lvlText w:val=""/>
+      <w:lvlJc w:val="left"/>
+      <w:pPr>
+        <w:ind w:left="5040" w:hanging="360"/>
+      </w:pPr>
+      <w:rPr>
+        <w:rFonts w:ascii="Symbol" w:hAnsi="Symbol" w:hint="default"/>
+      </w:rPr>
+    </w:lvl>
+    <w:lvl w:ilvl="7" w:tplc="04190003" w:tentative="1">
+      <w:start w:val="1"/>
+      <w:numFmt w:val="bullet"/>
+      <w:lvlText w:val="o"/>
+      <w:lvlJc w:val="left"/>
+      <w:pPr>
+        <w:ind w:left="5760" w:hanging="360"/>
+      </w:pPr>
+      <w:rPr>
+        <w:rFonts w:ascii="Courier New" w:hAnsi="Courier New" w:cs="Courier New" w:hint="default"/>
+      </w:rPr>
+    </w:lvl>
+    <w:lvl w:ilvl="8" w:tplc="04190005" w:tentative="1">
+      <w:start w:val="1"/>
+      <w:numFmt w:val="bullet"/>
+      <w:lvlText w:val=""/>
+      <w:lvlJc w:val="left"/>
+      <w:pPr>
+        <w:ind w:left="6480" w:hanging="360"/>
+      </w:pPr>
+      <w:rPr>
+        <w:rFonts w:ascii="Wingdings" w:hAnsi="Wingdings" w:hint="default"/>
+      </w:rPr>
+    </w:lvl>
+  </w:abstractNum>
+  <w:abstractNum w:abstractNumId="9" w15:restartNumberingAfterBreak="0">
+    <w:nsid w:val="70E00D4E"/>
+    <w:multiLevelType w:val="multilevel"/>
+    <w:tmpl w:val="2EC21210"/>
+    <w:lvl w:ilvl="0">
+      <w:start w:val="1"/>
+      <w:numFmt w:val="bullet"/>
+      <w:lvlText w:val=""/>
+      <w:lvlJc w:val="left"/>
+      <w:pPr>
+        <w:tabs>
+          <w:tab w:val="num" w:pos="720"/>
+        </w:tabs>
+        <w:ind w:left="720" w:hanging="360"/>
+      </w:pPr>
+      <w:rPr>
+        <w:rFonts w:ascii="Symbol" w:hAnsi="Symbol" w:hint="default"/>
+        <w:sz w:val="20"/>
+      </w:rPr>
+    </w:lvl>
+    <w:lvl w:ilvl="1" w:tentative="1">
+      <w:start w:val="1"/>
+      <w:numFmt w:val="bullet"/>
+      <w:lvlText w:val=""/>
+      <w:lvlJc w:val="left"/>
+      <w:pPr>
+        <w:tabs>
+          <w:tab w:val="num" w:pos="1440"/>
+        </w:tabs>
+        <w:ind w:left="1440" w:hanging="360"/>
+      </w:pPr>
+      <w:rPr>
+        <w:rFonts w:ascii="Symbol" w:hAnsi="Symbol" w:hint="default"/>
+        <w:sz w:val="20"/>
+      </w:rPr>
+    </w:lvl>
+    <w:lvl w:ilvl="2" w:tentative="1">
+      <w:start w:val="1"/>
+      <w:numFmt w:val="bullet"/>
+      <w:lvlText w:val=""/>
+      <w:lvlJc w:val="left"/>
+      <w:pPr>
+        <w:tabs>
+          <w:tab w:val="num" w:pos="2160"/>
+        </w:tabs>
+        <w:ind w:left="2160" w:hanging="360"/>
+      </w:pPr>
+      <w:rPr>
+        <w:rFonts w:ascii="Symbol" w:hAnsi="Symbol" w:hint="default"/>
+        <w:sz w:val="20"/>
+      </w:rPr>
+    </w:lvl>
+    <w:lvl w:ilvl="3" w:tentative="1">
+      <w:start w:val="1"/>
+      <w:numFmt w:val="bullet"/>
+      <w:lvlText w:val=""/>
+      <w:lvlJc w:val="left"/>
+      <w:pPr>
+        <w:tabs>
+          <w:tab w:val="num" w:pos="2880"/>
+        </w:tabs>
+        <w:ind w:left="2880" w:hanging="360"/>
+      </w:pPr>
+      <w:rPr>
+        <w:rFonts w:ascii="Symbol" w:hAnsi="Symbol" w:hint="default"/>
+        <w:sz w:val="20"/>
+      </w:rPr>
+    </w:lvl>
+    <w:lvl w:ilvl="4" w:tentative="1">
+      <w:start w:val="1"/>
+      <w:numFmt w:val="bullet"/>
+      <w:lvlText w:val=""/>
+      <w:lvlJc w:val="left"/>
+      <w:pPr>
+        <w:tabs>
+          <w:tab w:val="num" w:pos="3600"/>
+        </w:tabs>
+        <w:ind w:left="3600" w:hanging="360"/>
+      </w:pPr>
+      <w:rPr>
+        <w:rFonts w:ascii="Symbol" w:hAnsi="Symbol" w:hint="default"/>
+        <w:sz w:val="20"/>
+      </w:rPr>
+    </w:lvl>
+    <w:lvl w:ilvl="5" w:tentative="1">
+      <w:start w:val="1"/>
+      <w:numFmt w:val="bullet"/>
+      <w:lvlText w:val=""/>
+      <w:lvlJc w:val="left"/>
+      <w:pPr>
+        <w:tabs>
+          <w:tab w:val="num" w:pos="4320"/>
+        </w:tabs>
+        <w:ind w:left="4320" w:hanging="360"/>
+      </w:pPr>
+      <w:rPr>
+        <w:rFonts w:ascii="Symbol" w:hAnsi="Symbol" w:hint="default"/>
+        <w:sz w:val="20"/>
+      </w:rPr>
+    </w:lvl>
+    <w:lvl w:ilvl="6" w:tentative="1">
+      <w:start w:val="1"/>
+      <w:numFmt w:val="bullet"/>
+      <w:lvlText w:val=""/>
+      <w:lvlJc w:val="left"/>
+      <w:pPr>
+        <w:tabs>
+          <w:tab w:val="num" w:pos="5040"/>
+        </w:tabs>
+        <w:ind w:left="5040" w:hanging="360"/>
+      </w:pPr>
+      <w:rPr>
+        <w:rFonts w:ascii="Symbol" w:hAnsi="Symbol" w:hint="default"/>
+        <w:sz w:val="20"/>
+      </w:rPr>
+    </w:lvl>
+    <w:lvl w:ilvl="7" w:tentative="1">
+      <w:start w:val="1"/>
+      <w:numFmt w:val="bullet"/>
+      <w:lvlText w:val=""/>
+      <w:lvlJc w:val="left"/>
+      <w:pPr>
+        <w:tabs>
+          <w:tab w:val="num" w:pos="5760"/>
+        </w:tabs>
+        <w:ind w:left="5760" w:hanging="360"/>
+      </w:pPr>
+      <w:rPr>
+        <w:rFonts w:ascii="Symbol" w:hAnsi="Symbol" w:hint="default"/>
+        <w:sz w:val="20"/>
+      </w:rPr>
+    </w:lvl>
+    <w:lvl w:ilvl="8" w:tentative="1">
+      <w:start w:val="1"/>
+      <w:numFmt w:val="bullet"/>
+      <w:lvlText w:val=""/>
+      <w:lvlJc w:val="left"/>
+      <w:pPr>
+        <w:tabs>
+          <w:tab w:val="num" w:pos="6480"/>
+        </w:tabs>
+        <w:ind w:left="6480" w:hanging="360"/>
+      </w:pPr>
+      <w:rPr>
+        <w:rFonts w:ascii="Symbol" w:hAnsi="Symbol" w:hint="default"/>
+        <w:sz w:val="20"/>
+      </w:rPr>
+    </w:lvl>
+  </w:abstractNum>
+  <w:abstractNum w:abstractNumId="10" w15:restartNumberingAfterBreak="0">
+    <w:nsid w:val="7BEE3624"/>
+    <w:multiLevelType w:val="multilevel"/>
+    <w:tmpl w:val="7D4435BC"/>
+    <w:lvl w:ilvl="0">
+      <w:start w:val="1"/>
+      <w:numFmt w:val="decimal"/>
+      <w:lvlText w:val="%1."/>
+      <w:lvlJc w:val="left"/>
+      <w:pPr>
+        <w:tabs>
+          <w:tab w:val="num" w:pos="720"/>
+        </w:tabs>
+        <w:ind w:left="720" w:hanging="360"/>
+      </w:pPr>
+    </w:lvl>
+    <w:lvl w:ilvl="1" w:tentative="1">
+      <w:start w:val="1"/>
+      <w:numFmt w:val="decimal"/>
+      <w:lvlText w:val="%2."/>
+      <w:lvlJc w:val="left"/>
+      <w:pPr>
+        <w:tabs>
+          <w:tab w:val="num" w:pos="1440"/>
+        </w:tabs>
+        <w:ind w:left="1440" w:hanging="360"/>
+      </w:pPr>
+    </w:lvl>
+    <w:lvl w:ilvl="2" w:tentative="1">
+      <w:start w:val="1"/>
+      <w:numFmt w:val="decimal"/>
+      <w:lvlText w:val="%3."/>
+      <w:lvlJc w:val="left"/>
+      <w:pPr>
+        <w:tabs>
+          <w:tab w:val="num" w:pos="2160"/>
+        </w:tabs>
+        <w:ind w:left="2160" w:hanging="360"/>
+      </w:pPr>
+    </w:lvl>
+    <w:lvl w:ilvl="3" w:tentative="1">
+      <w:start w:val="1"/>
+      <w:numFmt w:val="decimal"/>
+      <w:lvlText w:val="%4."/>
+      <w:lvlJc w:val="left"/>
+      <w:pPr>
+        <w:tabs>
+          <w:tab w:val="num" w:pos="2880"/>
+        </w:tabs>
+        <w:ind w:left="2880" w:hanging="360"/>
+      </w:pPr>
+    </w:lvl>
+    <w:lvl w:ilvl="4" w:tentative="1">
+      <w:start w:val="1"/>
+      <w:numFmt w:val="decimal"/>
+      <w:lvlText w:val="%5."/>
+      <w:lvlJc w:val="left"/>
+      <w:pPr>
+        <w:tabs>
+          <w:tab w:val="num" w:pos="3600"/>
+        </w:tabs>
+        <w:ind w:left="3600" w:hanging="360"/>
+      </w:pPr>
+    </w:lvl>
+    <w:lvl w:ilvl="5" w:tentative="1">
+      <w:start w:val="1"/>
+      <w:numFmt w:val="decimal"/>
+      <w:lvlText w:val="%6."/>
+      <w:lvlJc w:val="left"/>
+      <w:pPr>
+        <w:tabs>
+          <w:tab w:val="num" w:pos="4320"/>
+        </w:tabs>
+        <w:ind w:left="4320" w:hanging="360"/>
+      </w:pPr>
+    </w:lvl>
+    <w:lvl w:ilvl="6" w:tentative="1">
+      <w:start w:val="1"/>
+      <w:numFmt w:val="decimal"/>
+      <w:lvlText w:val="%7."/>
+      <w:lvlJc w:val="left"/>
+      <w:pPr>
+        <w:tabs>
+          <w:tab w:val="num" w:pos="5040"/>
+        </w:tabs>
+        <w:ind w:left="5040" w:hanging="360"/>
+      </w:pPr>
+    </w:lvl>
+    <w:lvl w:ilvl="7" w:tentative="1">
+      <w:start w:val="1"/>
+      <w:numFmt w:val="decimal"/>
+      <w:lvlText w:val="%8."/>
+      <w:lvlJc w:val="left"/>
+      <w:pPr>
+        <w:tabs>
+          <w:tab w:val="num" w:pos="5760"/>
+        </w:tabs>
+        <w:ind w:left="5760" w:hanging="360"/>
+      </w:pPr>
+    </w:lvl>
+    <w:lvl w:ilvl="8" w:tentative="1">
+      <w:start w:val="1"/>
+      <w:numFmt w:val="decimal"/>
+      <w:lvlText w:val="%9."/>
+      <w:lvlJc w:val="left"/>
+      <w:pPr>
+        <w:tabs>
+          <w:tab w:val="num" w:pos="6480"/>
+        </w:tabs>
+        <w:ind w:left="6480" w:hanging="360"/>
+      </w:pPr>
+    </w:lvl>
+  </w:abstractNum>
   <w:num w:numId="1">
-    <w:abstractNumId w:val="4"/>
+    <w:abstractNumId w:val="5"/>
   </w:num>
   <w:num w:numId="2">
     <w:abstractNumId w:val="2"/>
@@ -1092,9 +4732,35 @@
     <w:abstractNumId w:val="1"/>
   </w:num>
   <w:num w:numId="5">
+    <w:abstractNumId w:val="4"/>
+  </w:num>
+  <w:num w:numId="6">
+    <w:abstractNumId w:val="10"/>
+  </w:num>
+  <w:num w:numId="7">
+    <w:abstractNumId w:val="9"/>
+  </w:num>
+  <w:num w:numId="8">
+    <w:abstractNumId w:val="6"/>
+  </w:num>
+  <w:num w:numId="9">
+    <w:abstractNumId w:val="7"/>
+  </w:num>
+  <w:num w:numId="10">
     <w:abstractNumId w:val="3"/>
   </w:num>
+  <w:num w:numId="11">
+    <w:abstractNumId w:val="8"/>
+  </w:num>
 </w:numbering>
+</file>
+
+<file path=word/people.xml><?xml version="1.0" encoding="utf-8"?>
+<w15:people xmlns:wpc="http://schemas.microsoft.com/office/word/2010/wordprocessingCanvas" xmlns:cx="http://schemas.microsoft.com/office/drawing/2014/chartex" xmlns:cx1="http://schemas.microsoft.com/office/drawing/2015/9/8/chartex" xmlns:cx2="http://schemas.microsoft.com/office/drawing/2015/10/21/chartex" xmlns:cx3="http://schemas.microsoft.com/office/drawing/2016/5/9/chartex" xmlns:cx4="http://schemas.microsoft.com/office/drawing/2016/5/10/chartex" xmlns:cx5="http://schemas.microsoft.com/office/drawing/2016/5/11/chartex" xmlns:cx6="http://schemas.microsoft.com/office/drawing/2016/5/12/chartex" xmlns:cx7="http://schemas.microsoft.com/office/drawing/2016/5/13/chartex" xmlns:cx8="http://schemas.microsoft.com/office/drawing/2016/5/14/chartex" xmlns:mc="http://schemas.openxmlformats.org/markup-compatibility/2006" xmlns:aink="http://schemas.microsoft.com/office/drawing/2016/ink" xmlns:am3d="http://schemas.microsoft.com/office/drawing/2017/model3d" xmlns:o="urn:schemas-microsoft-com:office:office" xmlns:r="http://schemas.openxmlformats.org/officeDocument/2006/relationships" xmlns:m="http://schemas.openxmlformats.org/officeDocument/2006/math" xmlns:v="urn:schemas-microsoft-com:vml" xmlns:wp14="http://schemas.microsoft.com/office/word/2010/wordprocessingDrawing" xmlns:wp="http://schemas.openxmlformats.org/drawingml/2006/wordprocessingDrawing" xmlns:w10="urn:schemas-microsoft-com:office:word" xmlns:w="http://schemas.openxmlformats.org/wordprocessingml/2006/main" xmlns:w14="http://schemas.microsoft.com/office/word/2010/wordml" xmlns:w15="http://schemas.microsoft.com/office/word/2012/wordml" xmlns:w16cex="http://schemas.microsoft.com/office/word/2018/wordml/cex" xmlns:w16cid="http://schemas.microsoft.com/office/word/2016/wordml/cid" xmlns:w16="http://schemas.microsoft.com/office/word/2018/wordml" xmlns:w16sdtdh="http://schemas.microsoft.com/office/word/2020/wordml/sdtdatahash" xmlns:w16se="http://schemas.microsoft.com/office/word/2015/wordml/symex" xmlns:wpg="http://schemas.microsoft.com/office/word/2010/wordprocessingGroup" xmlns:wpi="http://schemas.microsoft.com/office/word/2010/wordprocessingInk" xmlns:wne="http://schemas.microsoft.com/office/word/2006/wordml" xmlns:wps="http://schemas.microsoft.com/office/word/2010/wordprocessingShape" mc:Ignorable="w14 w15 w16se w16cid w16 w16cex w16sdtdh wp14">
+  <w15:person w15:author="Gvadoskr">
+    <w15:presenceInfo w15:providerId="None" w15:userId="Gvadoskr"/>
+  </w15:person>
+</w15:people>
 </file>
 
 <file path=word/styles.xml><?xml version="1.0" encoding="utf-8"?>
@@ -1269,7 +4935,7 @@
     <w:lsdException w:name="Table Web 2" w:semiHidden="1" w:unhideWhenUsed="1"/>
     <w:lsdException w:name="Table Web 3" w:semiHidden="1" w:unhideWhenUsed="1"/>
     <w:lsdException w:name="Balloon Text" w:semiHidden="1" w:unhideWhenUsed="1"/>
-    <w:lsdException w:name="Table Grid" w:semiHidden="1" w:uiPriority="59" w:unhideWhenUsed="1"/>
+    <w:lsdException w:name="Table Grid" w:uiPriority="59"/>
     <w:lsdException w:name="Table Theme" w:semiHidden="1" w:unhideWhenUsed="1"/>
     <w:lsdException w:name="Placeholder Text" w:semiHidden="1"/>
     <w:lsdException w:name="No Spacing" w:uiPriority="1" w:qFormat="1"/>
@@ -13219,6 +16885,129 @@
       <w:lang w:eastAsia="ru-RU"/>
     </w:rPr>
   </w:style>
+  <w:style w:type="character" w:styleId="afd">
+    <w:name w:val="Strong"/>
+    <w:basedOn w:val="a0"/>
+    <w:uiPriority w:val="22"/>
+    <w:qFormat/>
+    <w:rsid w:val="00422056"/>
+    <w:rPr>
+      <w:b/>
+      <w:bCs/>
+    </w:rPr>
+  </w:style>
+  <w:style w:type="character" w:styleId="afe">
+    <w:name w:val="annotation reference"/>
+    <w:basedOn w:val="a0"/>
+    <w:uiPriority w:val="99"/>
+    <w:semiHidden/>
+    <w:unhideWhenUsed/>
+    <w:rsid w:val="00422056"/>
+    <w:rPr>
+      <w:sz w:val="16"/>
+      <w:szCs w:val="16"/>
+    </w:rPr>
+  </w:style>
+  <w:style w:type="paragraph" w:styleId="aff">
+    <w:name w:val="annotation text"/>
+    <w:basedOn w:val="a"/>
+    <w:link w:val="aff0"/>
+    <w:uiPriority w:val="99"/>
+    <w:semiHidden/>
+    <w:unhideWhenUsed/>
+    <w:rsid w:val="00422056"/>
+    <w:pPr>
+      <w:spacing w:line="240" w:lineRule="auto"/>
+    </w:pPr>
+    <w:rPr>
+      <w:sz w:val="20"/>
+      <w:szCs w:val="20"/>
+    </w:rPr>
+  </w:style>
+  <w:style w:type="character" w:customStyle="1" w:styleId="aff0">
+    <w:name w:val="Текст примечания Знак"/>
+    <w:basedOn w:val="a0"/>
+    <w:link w:val="aff"/>
+    <w:uiPriority w:val="99"/>
+    <w:semiHidden/>
+    <w:rsid w:val="00422056"/>
+    <w:rPr>
+      <w:rFonts w:ascii="Times New Roman" w:hAnsi="Times New Roman" w:cs="Times New Roman"/>
+      <w:sz w:val="20"/>
+      <w:szCs w:val="20"/>
+      <w:lang w:eastAsia="ru-RU"/>
+    </w:rPr>
+  </w:style>
+  <w:style w:type="paragraph" w:styleId="aff1">
+    <w:name w:val="annotation subject"/>
+    <w:basedOn w:val="aff"/>
+    <w:next w:val="aff"/>
+    <w:link w:val="aff2"/>
+    <w:uiPriority w:val="99"/>
+    <w:semiHidden/>
+    <w:unhideWhenUsed/>
+    <w:rsid w:val="00422056"/>
+    <w:rPr>
+      <w:b/>
+      <w:bCs/>
+    </w:rPr>
+  </w:style>
+  <w:style w:type="character" w:customStyle="1" w:styleId="aff2">
+    <w:name w:val="Тема примечания Знак"/>
+    <w:basedOn w:val="aff0"/>
+    <w:link w:val="aff1"/>
+    <w:uiPriority w:val="99"/>
+    <w:semiHidden/>
+    <w:rsid w:val="00422056"/>
+    <w:rPr>
+      <w:rFonts w:ascii="Times New Roman" w:hAnsi="Times New Roman" w:cs="Times New Roman"/>
+      <w:b/>
+      <w:bCs/>
+      <w:sz w:val="20"/>
+      <w:szCs w:val="20"/>
+      <w:lang w:eastAsia="ru-RU"/>
+    </w:rPr>
+  </w:style>
+  <w:style w:type="character" w:styleId="aff3">
+    <w:name w:val="Emphasis"/>
+    <w:basedOn w:val="a0"/>
+    <w:uiPriority w:val="20"/>
+    <w:qFormat/>
+    <w:rsid w:val="00422056"/>
+    <w:rPr>
+      <w:i/>
+      <w:iCs/>
+    </w:rPr>
+  </w:style>
+  <w:style w:type="paragraph" w:styleId="aff4">
+    <w:name w:val="Body Text"/>
+    <w:basedOn w:val="a"/>
+    <w:link w:val="aff5"/>
+    <w:uiPriority w:val="99"/>
+    <w:unhideWhenUsed/>
+    <w:rsid w:val="00422056"/>
+    <w:pPr>
+      <w:spacing w:after="120" w:line="240" w:lineRule="auto"/>
+      <w:ind w:firstLine="0"/>
+      <w:jc w:val="left"/>
+    </w:pPr>
+    <w:rPr>
+      <w:sz w:val="24"/>
+    </w:rPr>
+  </w:style>
+  <w:style w:type="character" w:customStyle="1" w:styleId="aff5">
+    <w:name w:val="Основной текст Знак"/>
+    <w:basedOn w:val="a0"/>
+    <w:link w:val="aff4"/>
+    <w:uiPriority w:val="99"/>
+    <w:rsid w:val="00422056"/>
+    <w:rPr>
+      <w:rFonts w:ascii="Times New Roman" w:hAnsi="Times New Roman" w:cs="Times New Roman"/>
+      <w:sz w:val="24"/>
+      <w:szCs w:val="24"/>
+      <w:lang w:eastAsia="ru-RU"/>
+    </w:rPr>
+  </w:style>
 </w:styles>
 </file>
 
